--- a/tests/exports/test-plan.docx
+++ b/tests/exports/test-plan.docx
@@ -1694,7 +1694,20 @@
               <w:rPr>
                 <w:sz w:val="16"/>
               </w:rPr>
-              <w:t>Assessed separately, and it describes the enterprise rather than implementing it.</w:t>
+              <w:t xml:space="preserve">It describes the enterprise rather than implementing it, so there is nothing to run against it; it carries its own conditions in </w:t>
+            </w:r>
+            <w:r>
+              <w:rPr>
+                <w:rFonts w:ascii="Consolas" w:hAnsi="Consolas"/>
+                <w:sz w:val="17"/>
+              </w:rPr>
+              <w:t>../docs/agile/definition-of-done.md</w:t>
+            </w:r>
+            <w:r>
+              <w:rPr>
+                <w:sz w:val="16"/>
+              </w:rPr>
+              <w:t>.</w:t>
             </w:r>
           </w:p>
         </w:tc>

--- a/tests/exports/test-plan.docx
+++ b/tests/exports/test-plan.docx
@@ -87,7 +87,7 @@
     </w:p>
     <w:p>
       <w:r>
-        <w:t xml:space="preserve">The first release is tagged </w:t>
+        <w:t xml:space="preserve">The release is tagged </w:t>
       </w:r>
       <w:r>
         <w:rPr>
@@ -97,7 +97,22 @@
         <w:t>release-1.0</w:t>
       </w:r>
       <w:r>
-        <w:t xml:space="preserve"> (</w:t>
+        <w:t xml:space="preserve">, on the commit that carries these version records. The tag's own message names that commit and </w:t>
+      </w:r>
+      <w:r>
+        <w:rPr>
+          <w:rFonts w:ascii="Consolas" w:hAnsi="Consolas"/>
+          <w:sz w:val="17"/>
+        </w:rPr>
+        <w:t>git rev-parse release-1.0</w:t>
+      </w:r>
+      <w:r>
+        <w:t xml:space="preserve"> resolves it, which is why the hash is not written here: a record that has to name its own commit cannot be written before the commit exists, and the two earlier attempts to do it got the hash wrong.</w:t>
+      </w:r>
+    </w:p>
+    <w:p>
+      <w:r>
+        <w:t xml:space="preserve">The tag has been re-pointed twice. It was made at </w:t>
       </w:r>
       <w:r>
         <w:rPr>
@@ -107,7 +122,47 @@
         <w:t>9ef26df</w:t>
       </w:r>
       <w:r>
-        <w:t xml:space="preserve">). The results recorded in this plan were produced before that tag was made, so </w:t>
+        <w:t xml:space="preserve"> against the Node.js version, then moved to </w:t>
+      </w:r>
+      <w:r>
+        <w:rPr>
+          <w:rFonts w:ascii="Consolas" w:hAnsi="Consolas"/>
+          <w:sz w:val="17"/>
+        </w:rPr>
+        <w:t>bdcc0e1</w:t>
+      </w:r>
+      <w:r>
+        <w:t xml:space="preserve"> after the workers were rewritten in </w:t>
+      </w:r>
+      <w:r>
+        <w:rPr>
+          <w:rFonts w:ascii="Consolas" w:hAnsi="Consolas"/>
+          <w:sz w:val="17"/>
+        </w:rPr>
+        <w:t>4eb3fee</w:t>
+      </w:r>
+      <w:r>
+        <w:t xml:space="preserve">, and then moved forward to where it is now so that the release covers the completed form set. </w:t>
+      </w:r>
+      <w:r>
+        <w:rPr>
+          <w:rFonts w:ascii="Consolas" w:hAnsi="Consolas"/>
+          <w:sz w:val="17"/>
+        </w:rPr>
+        <w:t>DEF-13</w:t>
+      </w:r>
+      <w:r>
+        <w:t xml:space="preserve"> was closed at </w:t>
+      </w:r>
+      <w:r>
+        <w:rPr>
+          <w:rFonts w:ascii="Consolas" w:hAnsi="Consolas"/>
+          <w:sz w:val="17"/>
+        </w:rPr>
+        <w:t>a62e783</w:t>
+      </w:r>
+      <w:r>
+        <w:t xml:space="preserve">: 40 forms now cover all 55 user tasks, and the 8 that existed earlier had in fact never rendered a field. The results recorded in this plan's execution table were produced against the Node.js version and </w:t>
       </w:r>
       <w:r>
         <w:rPr>
@@ -116,67 +171,7 @@
         <w:t>each result names the commit it was produced at</w:t>
       </w:r>
       <w:r>
-        <w:t xml:space="preserve"> rather than the tag, and every evidence file in </w:t>
-      </w:r>
-      <w:r>
-        <w:rPr>
-          <w:rFonts w:ascii="Consolas" w:hAnsi="Consolas"/>
-          <w:sz w:val="17"/>
-        </w:rPr>
-        <w:t>evidence/</w:t>
-      </w:r>
-      <w:r>
-        <w:t xml:space="preserve"> carries one in its name. Nothing in </w:t>
-      </w:r>
-      <w:r>
-        <w:rPr>
-          <w:rFonts w:ascii="Consolas" w:hAnsi="Consolas"/>
-          <w:sz w:val="17"/>
-        </w:rPr>
-        <w:t>models/</w:t>
-      </w:r>
-      <w:r>
-        <w:t xml:space="preserve">, </w:t>
-      </w:r>
-      <w:r>
-        <w:rPr>
-          <w:rFonts w:ascii="Consolas" w:hAnsi="Consolas"/>
-          <w:sz w:val="17"/>
-        </w:rPr>
-        <w:t>forms/</w:t>
-      </w:r>
-      <w:r>
-        <w:t xml:space="preserve"> or </w:t>
-      </w:r>
-      <w:r>
-        <w:rPr>
-          <w:rFonts w:ascii="Consolas" w:hAnsi="Consolas"/>
-          <w:sz w:val="17"/>
-        </w:rPr>
-        <w:t>workers/src/</w:t>
-      </w:r>
-      <w:r>
-        <w:t xml:space="preserve"> changed between </w:t>
-      </w:r>
-      <w:r>
-        <w:rPr>
-          <w:rFonts w:ascii="Consolas" w:hAnsi="Consolas"/>
-          <w:sz w:val="17"/>
-        </w:rPr>
-        <w:t>a7f0dd6</w:t>
-      </w:r>
-      <w:r>
-        <w:t xml:space="preserve">, where the artefacts were last changed, and </w:t>
-      </w:r>
-      <w:r>
-        <w:rPr>
-          <w:rFonts w:ascii="Consolas" w:hAnsi="Consolas"/>
-          <w:sz w:val="17"/>
-        </w:rPr>
-        <w:t>release-1.0</w:t>
-      </w:r>
-      <w:r>
-        <w:t>, so the results still describe the released artefacts.</w:t>
+        <w:t>; they no longer describe the current code.</w:t>
       </w:r>
     </w:p>
     <w:tbl>
@@ -276,14 +271,20 @@
               <w:rPr>
                 <w:sz w:val="16"/>
               </w:rPr>
-              <w:t xml:space="preserve"> - commit </w:t>
+              <w:t xml:space="preserve"> - the commit carrying these records: four </w:t>
             </w:r>
             <w:r>
               <w:rPr>
                 <w:rFonts w:ascii="Consolas" w:hAnsi="Consolas"/>
                 <w:sz w:val="17"/>
               </w:rPr>
-              <w:t>9ef26df</w:t>
+              <w:t>core-N</w:t>
+            </w:r>
+            <w:r>
+              <w:rPr>
+                <w:sz w:val="16"/>
+              </w:rPr>
+              <w:t xml:space="preserve"> models, all 40 Camunda Forms, workers in Java</w:t>
             </w:r>
           </w:p>
         </w:tc>
@@ -307,7 +308,7 @@
               <w:rPr>
                 <w:sz w:val="16"/>
               </w:rPr>
-              <w:t>Commit each result was produced at</w:t>
+              <w:t>Earlier tag targets</w:t>
             </w:r>
           </w:p>
         </w:tc>
@@ -330,26 +331,26 @@
                 <w:rFonts w:ascii="Consolas" w:hAnsi="Consolas"/>
                 <w:sz w:val="17"/>
               </w:rPr>
-              <w:t>c8556ba</w:t>
-            </w:r>
-            <w:r>
-              <w:rPr>
-                <w:sz w:val="16"/>
-              </w:rPr>
-              <w:t xml:space="preserve"> at worker level, </w:t>
+              <w:t>9ef26df</w:t>
+            </w:r>
+            <w:r>
+              <w:rPr>
+                <w:sz w:val="16"/>
+              </w:rPr>
+              <w:t xml:space="preserve"> (Node.js workers, superseded), then </w:t>
             </w:r>
             <w:r>
               <w:rPr>
                 <w:rFonts w:ascii="Consolas" w:hAnsi="Consolas"/>
                 <w:sz w:val="17"/>
               </w:rPr>
-              <w:t>a7f0dd6</w:t>
-            </w:r>
-            <w:r>
-              <w:rPr>
-                <w:sz w:val="16"/>
-              </w:rPr>
-              <w:t xml:space="preserve"> at model level</w:t>
+              <w:t>bdcc0e1</w:t>
+            </w:r>
+            <w:r>
+              <w:rPr>
+                <w:sz w:val="16"/>
+              </w:rPr>
+              <w:t xml:space="preserve"> (Java workers, before the forms were completed)</w:t>
             </w:r>
           </w:p>
         </w:tc>
@@ -373,7 +374,7 @@
               <w:rPr>
                 <w:sz w:val="16"/>
               </w:rPr>
-              <w:t>Artefact versions</w:t>
+              <w:t>Commit each result was produced at</w:t>
             </w:r>
           </w:p>
         </w:tc>
@@ -390,25 +391,19 @@
               <w:rPr>
                 <w:sz w:val="16"/>
               </w:rPr>
-            </w:r>
-            <w:r>
-              <w:rPr>
-                <w:sz w:val="16"/>
-              </w:rPr>
-              <w:t xml:space="preserve">the four </w:t>
             </w:r>
             <w:r>
               <w:rPr>
                 <w:rFonts w:ascii="Consolas" w:hAnsi="Consolas"/>
                 <w:sz w:val="17"/>
               </w:rPr>
-              <w:t>core-N</w:t>
-            </w:r>
-            <w:r>
-              <w:rPr>
-                <w:sz w:val="16"/>
-              </w:rPr>
-              <w:t xml:space="preserve"> models, the eight forms and the six workers, last changed at </w:t>
+              <w:t>c8556ba</w:t>
+            </w:r>
+            <w:r>
+              <w:rPr>
+                <w:sz w:val="16"/>
+              </w:rPr>
+              <w:t xml:space="preserve"> at worker level (Node.js), </w:t>
             </w:r>
             <w:r>
               <w:rPr>
@@ -421,27 +416,92 @@
               <w:rPr>
                 <w:sz w:val="16"/>
               </w:rPr>
-              <w:t xml:space="preserve">; only documentation changed between </w:t>
+              <w:t xml:space="preserve"> at model level</w:t>
+            </w:r>
+          </w:p>
+        </w:tc>
+      </w:tr>
+      <w:tr>
+        <w:tc>
+          <w:tcPr>
+            <w:tcW w:type="dxa" w:w="7070"/>
+          </w:tcPr>
+          <w:p>
+            <w:pPr>
+              <w:spacing w:after="0"/>
+              <w:jc w:val="left"/>
+            </w:pPr>
+            <w:r>
+              <w:rPr>
+                <w:sz w:val="16"/>
+              </w:rPr>
+            </w:r>
+            <w:r>
+              <w:rPr>
+                <w:sz w:val="16"/>
+              </w:rPr>
+              <w:t>Artefact versions</w:t>
+            </w:r>
+          </w:p>
+        </w:tc>
+        <w:tc>
+          <w:tcPr>
+            <w:tcW w:type="dxa" w:w="7070"/>
+          </w:tcPr>
+          <w:p>
+            <w:pPr>
+              <w:spacing w:after="0"/>
+              <w:jc w:val="left"/>
+            </w:pPr>
+            <w:r>
+              <w:rPr>
+                <w:sz w:val="16"/>
+              </w:rPr>
+            </w:r>
+            <w:r>
+              <w:rPr>
+                <w:sz w:val="16"/>
+              </w:rPr>
+              <w:t xml:space="preserve">the four </w:t>
             </w:r>
             <w:r>
               <w:rPr>
                 <w:rFonts w:ascii="Consolas" w:hAnsi="Consolas"/>
                 <w:sz w:val="17"/>
               </w:rPr>
-              <w:t>a7f0dd6</w:t>
-            </w:r>
-            <w:r>
-              <w:rPr>
-                <w:sz w:val="16"/>
-              </w:rPr>
-              <w:t xml:space="preserve"> and </w:t>
+              <w:t>core-N</w:t>
+            </w:r>
+            <w:r>
+              <w:rPr>
+                <w:sz w:val="16"/>
+              </w:rPr>
+              <w:t xml:space="preserve"> models; 40 Camunda Forms covering all 55 user tasks (</w:t>
             </w:r>
             <w:r>
               <w:rPr>
                 <w:rFonts w:ascii="Consolas" w:hAnsi="Consolas"/>
                 <w:sz w:val="17"/>
               </w:rPr>
-              <w:t>release-1.0</w:t>
+              <w:t>a62e783</w:t>
+            </w:r>
+            <w:r>
+              <w:rPr>
+                <w:sz w:val="16"/>
+              </w:rPr>
+              <w:t>); workers in Java (</w:t>
+            </w:r>
+            <w:r>
+              <w:rPr>
+                <w:rFonts w:ascii="Consolas" w:hAnsi="Consolas"/>
+                <w:sz w:val="17"/>
+              </w:rPr>
+              <w:t>4eb3fee</w:t>
+            </w:r>
+            <w:r>
+              <w:rPr>
+                <w:sz w:val="16"/>
+              </w:rPr>
+              <w:t>)</w:t>
             </w:r>
           </w:p>
         </w:tc>
@@ -716,7 +776,7 @@
               <w:rPr>
                 <w:sz w:val="16"/>
               </w:rPr>
-              <w:t xml:space="preserve">), the eight Camunda Forms in </w:t>
+              <w:t xml:space="preserve">), the 47 Camunda Forms in </w:t>
             </w:r>
             <w:r>
               <w:rPr>
@@ -795,7 +855,7 @@
                 <w:rFonts w:ascii="Consolas" w:hAnsi="Consolas"/>
                 <w:sz w:val="17"/>
               </w:rPr>
-              <w:t>npm test</w:t>
+              <w:t>mvn test</w:t>
             </w:r>
             <w:r>
               <w:rPr>
@@ -808,7 +868,7 @@
                 <w:rFonts w:ascii="Consolas" w:hAnsi="Consolas"/>
                 <w:sz w:val="17"/>
               </w:rPr>
-              <w:t>npm run test:smoke</w:t>
+              <w:t>mvn test -Pengine -Dtest=SmokeTest</w:t>
             </w:r>
             <w:r>
               <w:rPr>
@@ -821,7 +881,7 @@
                 <w:rFonts w:ascii="Consolas" w:hAnsi="Consolas"/>
                 <w:sz w:val="17"/>
               </w:rPr>
-              <w:t>npm run test:e2e</w:t>
+              <w:t>mvn test -Pengine -Dtest=OperationalModelsTest</w:t>
             </w:r>
             <w:r>
               <w:rPr>
@@ -12268,7 +12328,7 @@
         <w:t>DEF-12</w:t>
       </w:r>
       <w:r>
-        <w:t>), and 36 of the 55 user tasks bind no form, so the variables they must write are recorded nowhere (</w:t>
+        <w:t>), and 36 of the 55 user tasks bound no form, so the variables they must write were recorded nowhere (</w:t>
       </w:r>
       <w:r>
         <w:rPr>
@@ -12276,6 +12336,16 @@
           <w:sz w:val="17"/>
         </w:rPr>
         <w:t>DEF-13</w:t>
+      </w:r>
+      <w:r>
+        <w:t xml:space="preserve">, since fixed at </w:t>
+      </w:r>
+      <w:r>
+        <w:rPr>
+          <w:rFonts w:ascii="Consolas" w:hAnsi="Consolas"/>
+          <w:sz w:val="17"/>
+        </w:rPr>
+        <w:t>a62e783</w:t>
       </w:r>
       <w:r>
         <w:t>). Both are recorded in section 6 because a finding that only exists in a conversation is not evidence of anything.</w:t>
@@ -14753,7 +14823,27 @@
               <w:rPr>
                 <w:sz w:val="16"/>
               </w:rPr>
-              <w:t>Open</w:t>
+              <w:t xml:space="preserve">Fixed at </w:t>
+            </w:r>
+            <w:r>
+              <w:rPr>
+                <w:rFonts w:ascii="Consolas" w:hAnsi="Consolas"/>
+                <w:sz w:val="17"/>
+              </w:rPr>
+              <w:t>a62e783</w:t>
+            </w:r>
+            <w:r>
+              <w:rPr>
+                <w:sz w:val="16"/>
+              </w:rPr>
+              <w:t xml:space="preserve">; 40 forms cover all 55 user tasks. Writing them also showed that the eight forms that existed had never rendered a field, for the four reasons in </w:t>
+            </w:r>
+            <w:r>
+              <w:rPr>
+                <w:rFonts w:ascii="Consolas" w:hAnsi="Consolas"/>
+                <w:sz w:val="17"/>
+              </w:rPr>
+              <w:t>../forms/README.md</w:t>
             </w:r>
           </w:p>
         </w:tc>
@@ -14775,7 +14865,7 @@
               <w:rPr>
                 <w:sz w:val="16"/>
               </w:rPr>
-              <w:t>The end-to-end run supplies the variables a validated form would; the gap is that for these tasks there is no form to supply them from.</w:t>
+              <w:t>None needed</w:t>
             </w:r>
           </w:p>
         </w:tc>
@@ -14797,7 +14887,7 @@
               <w:rPr>
                 <w:sz w:val="16"/>
               </w:rPr>
-              <w:t>-</w:t>
+              <w:t>PB-006</w:t>
             </w:r>
           </w:p>
         </w:tc>
@@ -14906,7 +14996,7 @@
                 <w:rFonts w:ascii="Consolas" w:hAnsi="Consolas"/>
                 <w:sz w:val="17"/>
               </w:rPr>
-              <w:t>workers/src/services/scheduling-service.js</w:t>
+              <w:t>workers/src/main/java/uk/ac/uwe/hprtas/workers/services/SchedulingService.java</w:t>
             </w:r>
             <w:r>
               <w:rPr>
@@ -15026,7 +15116,7 @@
                 <w:rFonts w:ascii="Consolas" w:hAnsi="Consolas"/>
                 <w:sz w:val="17"/>
               </w:rPr>
-              <w:t>workers/src/services/treatment-service.js</w:t>
+              <w:t>workers/src/main/java/uk/ac/uwe/hprtas/workers/services/TreatmentService.java</w:t>
             </w:r>
             <w:r>
               <w:rPr>
@@ -15133,7 +15223,7 @@
                 <w:rFonts w:ascii="Consolas" w:hAnsi="Consolas"/>
                 <w:sz w:val="17"/>
               </w:rPr>
-              <w:t>workers/src/services/payment-service-provider.js</w:t>
+              <w:t>workers/src/main/java/uk/ac/uwe/hprtas/workers/services/PaymentServiceProvider.java</w:t>
             </w:r>
             <w:r>
               <w:rPr>
@@ -15318,7 +15408,7 @@
                 <w:rFonts w:ascii="Consolas" w:hAnsi="Consolas"/>
                 <w:sz w:val="17"/>
               </w:rPr>
-              <w:t>workers/src/services/correspondence-service.js</w:t>
+              <w:t>workers/src/main/java/uk/ac/uwe/hprtas/workers/services/CorrespondenceService.java</w:t>
             </w:r>
             <w:r>
               <w:rPr>

--- a/tests/exports/test-plan.docx
+++ b/tests/exports/test-plan.docx
@@ -776,7 +776,7 @@
               <w:rPr>
                 <w:sz w:val="16"/>
               </w:rPr>
-              <w:t xml:space="preserve">), the 47 Camunda Forms in </w:t>
+              <w:t xml:space="preserve">), the 40 Camunda Forms in </w:t>
             </w:r>
             <w:r>
               <w:rPr>

--- a/tests/exports/test-plan.docx
+++ b/tests/exports/test-plan.docx
@@ -8503,75 +8503,94 @@
               </w:rPr>
               <w:t>c8556ba</w:t>
             </w:r>
-          </w:p>
-        </w:tc>
-        <w:tc>
-          <w:tcPr>
-            <w:tcW w:type="dxa" w:w="2020"/>
-          </w:tcPr>
-          <w:p>
-            <w:pPr>
-              <w:spacing w:after="0"/>
-              <w:jc w:val="left"/>
-            </w:pPr>
-            <w:r>
-              <w:rPr>
-                <w:sz w:val="16"/>
-              </w:rPr>
-            </w:r>
-            <w:r>
-              <w:rPr>
-                <w:sz w:val="16"/>
-              </w:rPr>
-              <w:t>Pass</w:t>
-            </w:r>
-          </w:p>
-        </w:tc>
-        <w:tc>
-          <w:tcPr>
-            <w:tcW w:type="dxa" w:w="2020"/>
-          </w:tcPr>
-          <w:p>
-            <w:pPr>
-              <w:spacing w:after="0"/>
-              <w:jc w:val="left"/>
-            </w:pPr>
-            <w:r>
-              <w:rPr>
-                <w:sz w:val="16"/>
-              </w:rPr>
+            <w:r>
+              <w:rPr>
+                <w:sz w:val="16"/>
+              </w:rPr>
+              <w:t xml:space="preserve"> ; </w:t>
             </w:r>
             <w:r>
               <w:rPr>
                 <w:rFonts w:ascii="Consolas" w:hAnsi="Consolas"/>
                 <w:sz w:val="17"/>
               </w:rPr>
-              <w:t>evidence/workers_unit-suite_c8556ba_2026-09-21.txt</w:t>
-            </w:r>
-            <w:r>
-              <w:rPr>
-                <w:sz w:val="16"/>
-              </w:rPr>
-              <w:t xml:space="preserve">; model level at </w:t>
+              <w:t>76a7fdc</w:t>
+            </w:r>
+            <w:r>
+              <w:rPr>
+                <w:sz w:val="16"/>
+              </w:rPr>
+              <w:t xml:space="preserve"> (Java, all three levels)</w:t>
+            </w:r>
+          </w:p>
+        </w:tc>
+        <w:tc>
+          <w:tcPr>
+            <w:tcW w:type="dxa" w:w="2020"/>
+          </w:tcPr>
+          <w:p>
+            <w:pPr>
+              <w:spacing w:after="0"/>
+              <w:jc w:val="left"/>
+            </w:pPr>
+            <w:r>
+              <w:rPr>
+                <w:sz w:val="16"/>
+              </w:rPr>
+            </w:r>
+            <w:r>
+              <w:rPr>
+                <w:sz w:val="16"/>
+              </w:rPr>
+              <w:t>Pass</w:t>
+            </w:r>
+          </w:p>
+        </w:tc>
+        <w:tc>
+          <w:tcPr>
+            <w:tcW w:type="dxa" w:w="2020"/>
+          </w:tcPr>
+          <w:p>
+            <w:pPr>
+              <w:spacing w:after="0"/>
+              <w:jc w:val="left"/>
+            </w:pPr>
+            <w:r>
+              <w:rPr>
+                <w:sz w:val="16"/>
+              </w:rPr>
             </w:r>
             <w:r>
               <w:rPr>
                 <w:rFonts w:ascii="Consolas" w:hAnsi="Consolas"/>
                 <w:sz w:val="17"/>
               </w:rPr>
-              <w:t>a7f0dd6</w:t>
-            </w:r>
-            <w:r>
-              <w:rPr>
-                <w:sz w:val="16"/>
-              </w:rPr>
-              <w:t xml:space="preserve"> in </w:t>
+              <w:t>evidence/workers_unit-suite_c8556ba_2026-09-21.txt</w:t>
+            </w:r>
+            <w:r>
+              <w:rPr>
+                <w:sz w:val="16"/>
+              </w:rPr>
+              <w:t xml:space="preserve">; model level at </w:t>
             </w:r>
             <w:r>
               <w:rPr>
                 <w:rFonts w:ascii="Consolas" w:hAnsi="Consolas"/>
                 <w:sz w:val="17"/>
               </w:rPr>
+              <w:t>a7f0dd6</w:t>
+            </w:r>
+            <w:r>
+              <w:rPr>
+                <w:sz w:val="16"/>
+              </w:rPr>
+              <w:t xml:space="preserve"> in </w:t>
+            </w:r>
+            <w:r>
+              <w:rPr>
+                <w:rFonts w:ascii="Consolas" w:hAnsi="Consolas"/>
+                <w:sz w:val="17"/>
+              </w:rPr>
               <w:t>evidence/operational-models_end-to-end_a7f0dd6_2026-09-21.txt</w:t>
             </w:r>
           </w:p>
@@ -8850,49 +8869,68 @@
               </w:rPr>
               <w:t>c8556ba</w:t>
             </w:r>
-          </w:p>
-        </w:tc>
-        <w:tc>
-          <w:tcPr>
-            <w:tcW w:type="dxa" w:w="2020"/>
-          </w:tcPr>
-          <w:p>
-            <w:pPr>
-              <w:spacing w:after="0"/>
-              <w:jc w:val="left"/>
-            </w:pPr>
-            <w:r>
-              <w:rPr>
-                <w:sz w:val="16"/>
-              </w:rPr>
-            </w:r>
-            <w:r>
-              <w:rPr>
-                <w:sz w:val="16"/>
-              </w:rPr>
-              <w:t>Pass</w:t>
-            </w:r>
-          </w:p>
-        </w:tc>
-        <w:tc>
-          <w:tcPr>
-            <w:tcW w:type="dxa" w:w="2020"/>
-          </w:tcPr>
-          <w:p>
-            <w:pPr>
-              <w:spacing w:after="0"/>
-              <w:jc w:val="left"/>
-            </w:pPr>
-            <w:r>
-              <w:rPr>
-                <w:sz w:val="16"/>
-              </w:rPr>
+            <w:r>
+              <w:rPr>
+                <w:sz w:val="16"/>
+              </w:rPr>
+              <w:t xml:space="preserve"> ; </w:t>
             </w:r>
             <w:r>
               <w:rPr>
                 <w:rFonts w:ascii="Consolas" w:hAnsi="Consolas"/>
                 <w:sz w:val="17"/>
               </w:rPr>
+              <w:t>76a7fdc</w:t>
+            </w:r>
+            <w:r>
+              <w:rPr>
+                <w:sz w:val="16"/>
+              </w:rPr>
+              <w:t xml:space="preserve"> (Java, all three levels)</w:t>
+            </w:r>
+          </w:p>
+        </w:tc>
+        <w:tc>
+          <w:tcPr>
+            <w:tcW w:type="dxa" w:w="2020"/>
+          </w:tcPr>
+          <w:p>
+            <w:pPr>
+              <w:spacing w:after="0"/>
+              <w:jc w:val="left"/>
+            </w:pPr>
+            <w:r>
+              <w:rPr>
+                <w:sz w:val="16"/>
+              </w:rPr>
+            </w:r>
+            <w:r>
+              <w:rPr>
+                <w:sz w:val="16"/>
+              </w:rPr>
+              <w:t>Pass</w:t>
+            </w:r>
+          </w:p>
+        </w:tc>
+        <w:tc>
+          <w:tcPr>
+            <w:tcW w:type="dxa" w:w="2020"/>
+          </w:tcPr>
+          <w:p>
+            <w:pPr>
+              <w:spacing w:after="0"/>
+              <w:jc w:val="left"/>
+            </w:pPr>
+            <w:r>
+              <w:rPr>
+                <w:sz w:val="16"/>
+              </w:rPr>
+            </w:r>
+            <w:r>
+              <w:rPr>
+                <w:rFonts w:ascii="Consolas" w:hAnsi="Consolas"/>
+                <w:sz w:val="17"/>
+              </w:rPr>
               <w:t>evidence/workers_unit-suite_c8556ba_2026-09-21.txt</w:t>
             </w:r>
           </w:p>
@@ -9015,49 +9053,68 @@
               </w:rPr>
               <w:t>c8556ba</w:t>
             </w:r>
-          </w:p>
-        </w:tc>
-        <w:tc>
-          <w:tcPr>
-            <w:tcW w:type="dxa" w:w="2020"/>
-          </w:tcPr>
-          <w:p>
-            <w:pPr>
-              <w:spacing w:after="0"/>
-              <w:jc w:val="left"/>
-            </w:pPr>
-            <w:r>
-              <w:rPr>
-                <w:sz w:val="16"/>
-              </w:rPr>
-            </w:r>
-            <w:r>
-              <w:rPr>
-                <w:sz w:val="16"/>
-              </w:rPr>
-              <w:t>Pass</w:t>
-            </w:r>
-          </w:p>
-        </w:tc>
-        <w:tc>
-          <w:tcPr>
-            <w:tcW w:type="dxa" w:w="2020"/>
-          </w:tcPr>
-          <w:p>
-            <w:pPr>
-              <w:spacing w:after="0"/>
-              <w:jc w:val="left"/>
-            </w:pPr>
-            <w:r>
-              <w:rPr>
-                <w:sz w:val="16"/>
-              </w:rPr>
+            <w:r>
+              <w:rPr>
+                <w:sz w:val="16"/>
+              </w:rPr>
+              <w:t xml:space="preserve"> ; </w:t>
             </w:r>
             <w:r>
               <w:rPr>
                 <w:rFonts w:ascii="Consolas" w:hAnsi="Consolas"/>
                 <w:sz w:val="17"/>
               </w:rPr>
+              <w:t>76a7fdc</w:t>
+            </w:r>
+            <w:r>
+              <w:rPr>
+                <w:sz w:val="16"/>
+              </w:rPr>
+              <w:t xml:space="preserve"> (Java, all three levels)</w:t>
+            </w:r>
+          </w:p>
+        </w:tc>
+        <w:tc>
+          <w:tcPr>
+            <w:tcW w:type="dxa" w:w="2020"/>
+          </w:tcPr>
+          <w:p>
+            <w:pPr>
+              <w:spacing w:after="0"/>
+              <w:jc w:val="left"/>
+            </w:pPr>
+            <w:r>
+              <w:rPr>
+                <w:sz w:val="16"/>
+              </w:rPr>
+            </w:r>
+            <w:r>
+              <w:rPr>
+                <w:sz w:val="16"/>
+              </w:rPr>
+              <w:t>Pass</w:t>
+            </w:r>
+          </w:p>
+        </w:tc>
+        <w:tc>
+          <w:tcPr>
+            <w:tcW w:type="dxa" w:w="2020"/>
+          </w:tcPr>
+          <w:p>
+            <w:pPr>
+              <w:spacing w:after="0"/>
+              <w:jc w:val="left"/>
+            </w:pPr>
+            <w:r>
+              <w:rPr>
+                <w:sz w:val="16"/>
+              </w:rPr>
+            </w:r>
+            <w:r>
+              <w:rPr>
+                <w:rFonts w:ascii="Consolas" w:hAnsi="Consolas"/>
+                <w:sz w:val="17"/>
+              </w:rPr>
               <w:t>evidence/workers_unit-suite_c8556ba_2026-09-21.txt</w:t>
             </w:r>
           </w:p>
@@ -9180,50 +9237,24 @@
               </w:rPr>
               <w:t>c8556ba</w:t>
             </w:r>
-          </w:p>
-        </w:tc>
-        <w:tc>
-          <w:tcPr>
-            <w:tcW w:type="dxa" w:w="2020"/>
-          </w:tcPr>
-          <w:p>
-            <w:pPr>
-              <w:spacing w:after="0"/>
-              <w:jc w:val="left"/>
-            </w:pPr>
-            <w:r>
-              <w:rPr>
-                <w:sz w:val="16"/>
-              </w:rPr>
-            </w:r>
-            <w:r>
-              <w:rPr>
-                <w:sz w:val="16"/>
-              </w:rPr>
-              <w:t>Partial - the worker reports no slot and does not book correctly; the urgent variant of this branch loops for ever in the model</w:t>
-            </w:r>
-          </w:p>
-        </w:tc>
-        <w:tc>
-          <w:tcPr>
-            <w:tcW w:type="dxa" w:w="2020"/>
-          </w:tcPr>
-          <w:p>
-            <w:pPr>
-              <w:spacing w:after="0"/>
-              <w:jc w:val="left"/>
-            </w:pPr>
-            <w:r>
-              <w:rPr>
-                <w:sz w:val="16"/>
-              </w:rPr>
+            <w:r>
+              <w:rPr>
+                <w:sz w:val="16"/>
+              </w:rPr>
+              <w:t xml:space="preserve"> ; </w:t>
             </w:r>
             <w:r>
               <w:rPr>
                 <w:rFonts w:ascii="Consolas" w:hAnsi="Consolas"/>
                 <w:sz w:val="17"/>
               </w:rPr>
-              <w:t>evidence/workers_unit-suite_c8556ba_2026-09-21.txt</w:t>
+              <w:t>76a7fdc</w:t>
+            </w:r>
+            <w:r>
+              <w:rPr>
+                <w:sz w:val="16"/>
+              </w:rPr>
+              <w:t xml:space="preserve"> (Java, all three levels)</w:t>
             </w:r>
           </w:p>
         </w:tc>
@@ -9240,6 +9271,12 @@
               <w:rPr>
                 <w:sz w:val="16"/>
               </w:rPr>
+            </w:r>
+            <w:r>
+              <w:rPr>
+                <w:sz w:val="16"/>
+              </w:rPr>
+              <w:t xml:space="preserve">Partial - the worker reports no slot and does not book correctly. The urgent variant of this branch looped for ever in the model until </w:t>
             </w:r>
             <w:r>
               <w:rPr>
@@ -9248,6 +9285,65 @@
               </w:rPr>
               <w:t>DEF-11</w:t>
             </w:r>
+            <w:r>
+              <w:rPr>
+                <w:sz w:val="16"/>
+              </w:rPr>
+              <w:t xml:space="preserve"> was fixed; the fixed branch is driven in scenario 8 of </w:t>
+            </w:r>
+            <w:r>
+              <w:rPr>
+                <w:rFonts w:ascii="Consolas" w:hAnsi="Consolas"/>
+                <w:sz w:val="17"/>
+              </w:rPr>
+              <w:t>OperationalModelsTest</w:t>
+            </w:r>
+          </w:p>
+        </w:tc>
+        <w:tc>
+          <w:tcPr>
+            <w:tcW w:type="dxa" w:w="2020"/>
+          </w:tcPr>
+          <w:p>
+            <w:pPr>
+              <w:spacing w:after="0"/>
+              <w:jc w:val="left"/>
+            </w:pPr>
+            <w:r>
+              <w:rPr>
+                <w:sz w:val="16"/>
+              </w:rPr>
+            </w:r>
+            <w:r>
+              <w:rPr>
+                <w:rFonts w:ascii="Consolas" w:hAnsi="Consolas"/>
+                <w:sz w:val="17"/>
+              </w:rPr>
+              <w:t>evidence/workers_unit-suite_c8556ba_2026-09-21.txt</w:t>
+            </w:r>
+          </w:p>
+        </w:tc>
+        <w:tc>
+          <w:tcPr>
+            <w:tcW w:type="dxa" w:w="2020"/>
+          </w:tcPr>
+          <w:p>
+            <w:pPr>
+              <w:spacing w:after="0"/>
+              <w:jc w:val="left"/>
+            </w:pPr>
+            <w:r>
+              <w:rPr>
+                <w:sz w:val="16"/>
+              </w:rPr>
+            </w:r>
+            <w:r>
+              <w:rPr>
+                <w:rFonts w:ascii="Consolas" w:hAnsi="Consolas"/>
+                <w:sz w:val="17"/>
+              </w:rPr>
+              <w:t>DEF-11</w:t>
+            </w:r>
           </w:p>
         </w:tc>
       </w:tr>
@@ -9376,65 +9472,65 @@
               <w:rPr>
                 <w:sz w:val="16"/>
               </w:rPr>
-              <w:t xml:space="preserve"> (through the engine)</w:t>
-            </w:r>
-          </w:p>
-        </w:tc>
-        <w:tc>
-          <w:tcPr>
-            <w:tcW w:type="dxa" w:w="2020"/>
-          </w:tcPr>
-          <w:p>
-            <w:pPr>
-              <w:spacing w:after="0"/>
-              <w:jc w:val="left"/>
-            </w:pPr>
-            <w:r>
-              <w:rPr>
-                <w:sz w:val="16"/>
-              </w:rPr>
-            </w:r>
-            <w:r>
-              <w:rPr>
-                <w:sz w:val="16"/>
-              </w:rPr>
-              <w:t>Pass</w:t>
-            </w:r>
-          </w:p>
-        </w:tc>
-        <w:tc>
-          <w:tcPr>
-            <w:tcW w:type="dxa" w:w="2020"/>
-          </w:tcPr>
-          <w:p>
-            <w:pPr>
-              <w:spacing w:after="0"/>
-              <w:jc w:val="left"/>
-            </w:pPr>
-            <w:r>
-              <w:rPr>
-                <w:sz w:val="16"/>
-              </w:rPr>
+              <w:t xml:space="preserve"> (through the engine) ; </w:t>
             </w:r>
             <w:r>
               <w:rPr>
                 <w:rFonts w:ascii="Consolas" w:hAnsi="Consolas"/>
                 <w:sz w:val="17"/>
               </w:rPr>
-              <w:t>evidence/workers_unit-suite_c8556ba_2026-09-21.txt</w:t>
-            </w:r>
-            <w:r>
-              <w:rPr>
-                <w:sz w:val="16"/>
-              </w:rPr>
-              <w:t xml:space="preserve">; </w:t>
+              <w:t>76a7fdc</w:t>
+            </w:r>
+            <w:r>
+              <w:rPr>
+                <w:sz w:val="16"/>
+              </w:rPr>
+              <w:t xml:space="preserve"> (Java, all three levels)</w:t>
+            </w:r>
+          </w:p>
+        </w:tc>
+        <w:tc>
+          <w:tcPr>
+            <w:tcW w:type="dxa" w:w="2020"/>
+          </w:tcPr>
+          <w:p>
+            <w:pPr>
+              <w:spacing w:after="0"/>
+              <w:jc w:val="left"/>
+            </w:pPr>
+            <w:r>
+              <w:rPr>
+                <w:sz w:val="16"/>
+              </w:rPr>
+            </w:r>
+            <w:r>
+              <w:rPr>
+                <w:sz w:val="16"/>
+              </w:rPr>
+              <w:t>Pass</w:t>
+            </w:r>
+          </w:p>
+        </w:tc>
+        <w:tc>
+          <w:tcPr>
+            <w:tcW w:type="dxa" w:w="2020"/>
+          </w:tcPr>
+          <w:p>
+            <w:pPr>
+              <w:spacing w:after="0"/>
+              <w:jc w:val="left"/>
+            </w:pPr>
+            <w:r>
+              <w:rPr>
+                <w:sz w:val="16"/>
+              </w:rPr>
             </w:r>
             <w:r>
               <w:rPr>
                 <w:rFonts w:ascii="Consolas" w:hAnsi="Consolas"/>
                 <w:sz w:val="17"/>
               </w:rPr>
-              <w:t>evidence/TC-06_booking-without-clinical-authorisation_813fea6_2026-09-21.txt</w:t>
+              <w:t>evidence/workers_unit-suite_c8556ba_2026-09-21.txt</w:t>
             </w:r>
             <w:r>
               <w:rPr>
@@ -9447,6 +9543,19 @@
                 <w:rFonts w:ascii="Consolas" w:hAnsi="Consolas"/>
                 <w:sz w:val="17"/>
               </w:rPr>
+              <w:t>evidence/TC-06_booking-without-clinical-authorisation_813fea6_2026-09-21.txt</w:t>
+            </w:r>
+            <w:r>
+              <w:rPr>
+                <w:sz w:val="16"/>
+              </w:rPr>
+              <w:t xml:space="preserve">; </w:t>
+            </w:r>
+            <w:r>
+              <w:rPr>
+                <w:rFonts w:ascii="Consolas" w:hAnsi="Consolas"/>
+                <w:sz w:val="17"/>
+              </w:rPr>
               <w:t>evidence/workers_end-to-end-smoke_813fea6_2026-09-21.txt</w:t>
             </w:r>
           </w:p>
@@ -9625,65 +9734,65 @@
               <w:rPr>
                 <w:sz w:val="16"/>
               </w:rPr>
-              <w:t xml:space="preserve"> (models)</w:t>
-            </w:r>
-          </w:p>
-        </w:tc>
-        <w:tc>
-          <w:tcPr>
-            <w:tcW w:type="dxa" w:w="2020"/>
-          </w:tcPr>
-          <w:p>
-            <w:pPr>
-              <w:spacing w:after="0"/>
-              <w:jc w:val="left"/>
-            </w:pPr>
-            <w:r>
-              <w:rPr>
-                <w:sz w:val="16"/>
-              </w:rPr>
-            </w:r>
-            <w:r>
-              <w:rPr>
-                <w:sz w:val="16"/>
-              </w:rPr>
-              <w:t>Pass</w:t>
-            </w:r>
-          </w:p>
-        </w:tc>
-        <w:tc>
-          <w:tcPr>
-            <w:tcW w:type="dxa" w:w="2020"/>
-          </w:tcPr>
-          <w:p>
-            <w:pPr>
-              <w:spacing w:after="0"/>
-              <w:jc w:val="left"/>
-            </w:pPr>
-            <w:r>
-              <w:rPr>
-                <w:sz w:val="16"/>
-              </w:rPr>
+              <w:t xml:space="preserve"> (models) ; </w:t>
             </w:r>
             <w:r>
               <w:rPr>
                 <w:rFonts w:ascii="Consolas" w:hAnsi="Consolas"/>
                 <w:sz w:val="17"/>
               </w:rPr>
-              <w:t>evidence/workers_unit-suite_c8556ba_2026-09-21.txt</w:t>
-            </w:r>
-            <w:r>
-              <w:rPr>
-                <w:sz w:val="16"/>
-              </w:rPr>
-              <w:t xml:space="preserve">; </w:t>
+              <w:t>76a7fdc</w:t>
+            </w:r>
+            <w:r>
+              <w:rPr>
+                <w:sz w:val="16"/>
+              </w:rPr>
+              <w:t xml:space="preserve"> (Java, all three levels)</w:t>
+            </w:r>
+          </w:p>
+        </w:tc>
+        <w:tc>
+          <w:tcPr>
+            <w:tcW w:type="dxa" w:w="2020"/>
+          </w:tcPr>
+          <w:p>
+            <w:pPr>
+              <w:spacing w:after="0"/>
+              <w:jc w:val="left"/>
+            </w:pPr>
+            <w:r>
+              <w:rPr>
+                <w:sz w:val="16"/>
+              </w:rPr>
+            </w:r>
+            <w:r>
+              <w:rPr>
+                <w:sz w:val="16"/>
+              </w:rPr>
+              <w:t>Pass</w:t>
+            </w:r>
+          </w:p>
+        </w:tc>
+        <w:tc>
+          <w:tcPr>
+            <w:tcW w:type="dxa" w:w="2020"/>
+          </w:tcPr>
+          <w:p>
+            <w:pPr>
+              <w:spacing w:after="0"/>
+              <w:jc w:val="left"/>
+            </w:pPr>
+            <w:r>
+              <w:rPr>
+                <w:sz w:val="16"/>
+              </w:rPr>
             </w:r>
             <w:r>
               <w:rPr>
                 <w:rFonts w:ascii="Consolas" w:hAnsi="Consolas"/>
                 <w:sz w:val="17"/>
               </w:rPr>
-              <w:t>evidence/TC-07_payment-completed_813fea6_2026-09-21.txt</w:t>
+              <w:t>evidence/workers_unit-suite_c8556ba_2026-09-21.txt</w:t>
             </w:r>
             <w:r>
               <w:rPr>
@@ -9696,6 +9805,19 @@
                 <w:rFonts w:ascii="Consolas" w:hAnsi="Consolas"/>
                 <w:sz w:val="17"/>
               </w:rPr>
+              <w:t>evidence/TC-07_payment-completed_813fea6_2026-09-21.txt</w:t>
+            </w:r>
+            <w:r>
+              <w:rPr>
+                <w:sz w:val="16"/>
+              </w:rPr>
+              <w:t xml:space="preserve">; </w:t>
+            </w:r>
+            <w:r>
+              <w:rPr>
+                <w:rFonts w:ascii="Consolas" w:hAnsi="Consolas"/>
+                <w:sz w:val="17"/>
+              </w:rPr>
               <w:t>evidence/operational-models_end-to-end_a7f0dd6_2026-09-21.txt</w:t>
             </w:r>
           </w:p>
@@ -9831,62 +9953,81 @@
               </w:rPr>
               <w:t>813fea6</w:t>
             </w:r>
-          </w:p>
-        </w:tc>
-        <w:tc>
-          <w:tcPr>
-            <w:tcW w:type="dxa" w:w="2020"/>
-          </w:tcPr>
-          <w:p>
-            <w:pPr>
-              <w:spacing w:after="0"/>
-              <w:jc w:val="left"/>
-            </w:pPr>
-            <w:r>
-              <w:rPr>
-                <w:sz w:val="16"/>
-              </w:rPr>
-            </w:r>
-            <w:r>
-              <w:rPr>
-                <w:sz w:val="16"/>
-              </w:rPr>
-              <w:t>Pass</w:t>
-            </w:r>
-          </w:p>
-        </w:tc>
-        <w:tc>
-          <w:tcPr>
-            <w:tcW w:type="dxa" w:w="2020"/>
-          </w:tcPr>
-          <w:p>
-            <w:pPr>
-              <w:spacing w:after="0"/>
-              <w:jc w:val="left"/>
-            </w:pPr>
-            <w:r>
-              <w:rPr>
-                <w:sz w:val="16"/>
-              </w:rPr>
+            <w:r>
+              <w:rPr>
+                <w:sz w:val="16"/>
+              </w:rPr>
+              <w:t xml:space="preserve"> ; </w:t>
             </w:r>
             <w:r>
               <w:rPr>
                 <w:rFonts w:ascii="Consolas" w:hAnsi="Consolas"/>
                 <w:sz w:val="17"/>
               </w:rPr>
-              <w:t>evidence/workers_unit-suite_c8556ba_2026-09-21.txt</w:t>
-            </w:r>
-            <w:r>
-              <w:rPr>
-                <w:sz w:val="16"/>
-              </w:rPr>
-              <w:t xml:space="preserve">; </w:t>
+              <w:t>76a7fdc</w:t>
+            </w:r>
+            <w:r>
+              <w:rPr>
+                <w:sz w:val="16"/>
+              </w:rPr>
+              <w:t xml:space="preserve"> (Java, all three levels)</w:t>
+            </w:r>
+          </w:p>
+        </w:tc>
+        <w:tc>
+          <w:tcPr>
+            <w:tcW w:type="dxa" w:w="2020"/>
+          </w:tcPr>
+          <w:p>
+            <w:pPr>
+              <w:spacing w:after="0"/>
+              <w:jc w:val="left"/>
+            </w:pPr>
+            <w:r>
+              <w:rPr>
+                <w:sz w:val="16"/>
+              </w:rPr>
+            </w:r>
+            <w:r>
+              <w:rPr>
+                <w:sz w:val="16"/>
+              </w:rPr>
+              <w:t>Pass</w:t>
+            </w:r>
+          </w:p>
+        </w:tc>
+        <w:tc>
+          <w:tcPr>
+            <w:tcW w:type="dxa" w:w="2020"/>
+          </w:tcPr>
+          <w:p>
+            <w:pPr>
+              <w:spacing w:after="0"/>
+              <w:jc w:val="left"/>
+            </w:pPr>
+            <w:r>
+              <w:rPr>
+                <w:sz w:val="16"/>
+              </w:rPr>
             </w:r>
             <w:r>
               <w:rPr>
                 <w:rFonts w:ascii="Consolas" w:hAnsi="Consolas"/>
                 <w:sz w:val="17"/>
               </w:rPr>
+              <w:t>evidence/workers_unit-suite_c8556ba_2026-09-21.txt</w:t>
+            </w:r>
+            <w:r>
+              <w:rPr>
+                <w:sz w:val="16"/>
+              </w:rPr>
+              <w:t xml:space="preserve">; </w:t>
+            </w:r>
+            <w:r>
+              <w:rPr>
+                <w:rFonts w:ascii="Consolas" w:hAnsi="Consolas"/>
+                <w:sz w:val="17"/>
+              </w:rPr>
               <w:t>evidence/TC-08_payment-declined_813fea6_2026-09-21.txt</w:t>
             </w:r>
           </w:p>
@@ -10022,62 +10163,81 @@
               </w:rPr>
               <w:t>813fea6</w:t>
             </w:r>
-          </w:p>
-        </w:tc>
-        <w:tc>
-          <w:tcPr>
-            <w:tcW w:type="dxa" w:w="2020"/>
-          </w:tcPr>
-          <w:p>
-            <w:pPr>
-              <w:spacing w:after="0"/>
-              <w:jc w:val="left"/>
-            </w:pPr>
-            <w:r>
-              <w:rPr>
-                <w:sz w:val="16"/>
-              </w:rPr>
-            </w:r>
-            <w:r>
-              <w:rPr>
-                <w:sz w:val="16"/>
-              </w:rPr>
-              <w:t>Pass</w:t>
-            </w:r>
-          </w:p>
-        </w:tc>
-        <w:tc>
-          <w:tcPr>
-            <w:tcW w:type="dxa" w:w="2020"/>
-          </w:tcPr>
-          <w:p>
-            <w:pPr>
-              <w:spacing w:after="0"/>
-              <w:jc w:val="left"/>
-            </w:pPr>
-            <w:r>
-              <w:rPr>
-                <w:sz w:val="16"/>
-              </w:rPr>
+            <w:r>
+              <w:rPr>
+                <w:sz w:val="16"/>
+              </w:rPr>
+              <w:t xml:space="preserve"> ; </w:t>
             </w:r>
             <w:r>
               <w:rPr>
                 <w:rFonts w:ascii="Consolas" w:hAnsi="Consolas"/>
                 <w:sz w:val="17"/>
               </w:rPr>
-              <w:t>evidence/workers_unit-suite_c8556ba_2026-09-21.txt</w:t>
-            </w:r>
-            <w:r>
-              <w:rPr>
-                <w:sz w:val="16"/>
-              </w:rPr>
-              <w:t xml:space="preserve">; </w:t>
+              <w:t>76a7fdc</w:t>
+            </w:r>
+            <w:r>
+              <w:rPr>
+                <w:sz w:val="16"/>
+              </w:rPr>
+              <w:t xml:space="preserve"> (Java, all three levels)</w:t>
+            </w:r>
+          </w:p>
+        </w:tc>
+        <w:tc>
+          <w:tcPr>
+            <w:tcW w:type="dxa" w:w="2020"/>
+          </w:tcPr>
+          <w:p>
+            <w:pPr>
+              <w:spacing w:after="0"/>
+              <w:jc w:val="left"/>
+            </w:pPr>
+            <w:r>
+              <w:rPr>
+                <w:sz w:val="16"/>
+              </w:rPr>
+            </w:r>
+            <w:r>
+              <w:rPr>
+                <w:sz w:val="16"/>
+              </w:rPr>
+              <w:t>Pass</w:t>
+            </w:r>
+          </w:p>
+        </w:tc>
+        <w:tc>
+          <w:tcPr>
+            <w:tcW w:type="dxa" w:w="2020"/>
+          </w:tcPr>
+          <w:p>
+            <w:pPr>
+              <w:spacing w:after="0"/>
+              <w:jc w:val="left"/>
+            </w:pPr>
+            <w:r>
+              <w:rPr>
+                <w:sz w:val="16"/>
+              </w:rPr>
             </w:r>
             <w:r>
               <w:rPr>
                 <w:rFonts w:ascii="Consolas" w:hAnsi="Consolas"/>
                 <w:sz w:val="17"/>
               </w:rPr>
+              <w:t>evidence/workers_unit-suite_c8556ba_2026-09-21.txt</w:t>
+            </w:r>
+            <w:r>
+              <w:rPr>
+                <w:sz w:val="16"/>
+              </w:rPr>
+              <w:t xml:space="preserve">; </w:t>
+            </w:r>
+            <w:r>
+              <w:rPr>
+                <w:rFonts w:ascii="Consolas" w:hAnsi="Consolas"/>
+                <w:sz w:val="17"/>
+              </w:rPr>
               <w:t>evidence/TC-09_payment-taken-without-confirmation_813fea6_2026-09-21.txt</w:t>
             </w:r>
           </w:p>
@@ -10200,49 +10360,68 @@
               </w:rPr>
               <w:t>c8556ba</w:t>
             </w:r>
-          </w:p>
-        </w:tc>
-        <w:tc>
-          <w:tcPr>
-            <w:tcW w:type="dxa" w:w="2020"/>
-          </w:tcPr>
-          <w:p>
-            <w:pPr>
-              <w:spacing w:after="0"/>
-              <w:jc w:val="left"/>
-            </w:pPr>
-            <w:r>
-              <w:rPr>
-                <w:sz w:val="16"/>
-              </w:rPr>
-            </w:r>
-            <w:r>
-              <w:rPr>
-                <w:sz w:val="16"/>
-              </w:rPr>
-              <w:t>Partial - the duplicate guards pass at worker level; a repeated request has not been driven through a model as its own scenario</w:t>
-            </w:r>
-          </w:p>
-        </w:tc>
-        <w:tc>
-          <w:tcPr>
-            <w:tcW w:type="dxa" w:w="2020"/>
-          </w:tcPr>
-          <w:p>
-            <w:pPr>
-              <w:spacing w:after="0"/>
-              <w:jc w:val="left"/>
-            </w:pPr>
-            <w:r>
-              <w:rPr>
-                <w:sz w:val="16"/>
-              </w:rPr>
+            <w:r>
+              <w:rPr>
+                <w:sz w:val="16"/>
+              </w:rPr>
+              <w:t xml:space="preserve"> ; </w:t>
             </w:r>
             <w:r>
               <w:rPr>
                 <w:rFonts w:ascii="Consolas" w:hAnsi="Consolas"/>
                 <w:sz w:val="17"/>
               </w:rPr>
+              <w:t>76a7fdc</w:t>
+            </w:r>
+            <w:r>
+              <w:rPr>
+                <w:sz w:val="16"/>
+              </w:rPr>
+              <w:t xml:space="preserve"> (Java, all three levels)</w:t>
+            </w:r>
+          </w:p>
+        </w:tc>
+        <w:tc>
+          <w:tcPr>
+            <w:tcW w:type="dxa" w:w="2020"/>
+          </w:tcPr>
+          <w:p>
+            <w:pPr>
+              <w:spacing w:after="0"/>
+              <w:jc w:val="left"/>
+            </w:pPr>
+            <w:r>
+              <w:rPr>
+                <w:sz w:val="16"/>
+              </w:rPr>
+            </w:r>
+            <w:r>
+              <w:rPr>
+                <w:sz w:val="16"/>
+              </w:rPr>
+              <w:t>Partial - the duplicate guards pass at worker level; a repeated request has not been driven through a model as its own scenario</w:t>
+            </w:r>
+          </w:p>
+        </w:tc>
+        <w:tc>
+          <w:tcPr>
+            <w:tcW w:type="dxa" w:w="2020"/>
+          </w:tcPr>
+          <w:p>
+            <w:pPr>
+              <w:spacing w:after="0"/>
+              <w:jc w:val="left"/>
+            </w:pPr>
+            <w:r>
+              <w:rPr>
+                <w:sz w:val="16"/>
+              </w:rPr>
+            </w:r>
+            <w:r>
+              <w:rPr>
+                <w:rFonts w:ascii="Consolas" w:hAnsi="Consolas"/>
+                <w:sz w:val="17"/>
+              </w:rPr>
               <w:t>evidence/workers_unit-suite_c8556ba_2026-09-21.txt</w:t>
             </w:r>
           </w:p>
@@ -10378,62 +10557,81 @@
               </w:rPr>
               <w:t>813fea6</w:t>
             </w:r>
-          </w:p>
-        </w:tc>
-        <w:tc>
-          <w:tcPr>
-            <w:tcW w:type="dxa" w:w="2020"/>
-          </w:tcPr>
-          <w:p>
-            <w:pPr>
-              <w:spacing w:after="0"/>
-              <w:jc w:val="left"/>
-            </w:pPr>
-            <w:r>
-              <w:rPr>
-                <w:sz w:val="16"/>
-              </w:rPr>
-            </w:r>
-            <w:r>
-              <w:rPr>
-                <w:sz w:val="16"/>
-              </w:rPr>
-              <w:t>Pass</w:t>
-            </w:r>
-          </w:p>
-        </w:tc>
-        <w:tc>
-          <w:tcPr>
-            <w:tcW w:type="dxa" w:w="2020"/>
-          </w:tcPr>
-          <w:p>
-            <w:pPr>
-              <w:spacing w:after="0"/>
-              <w:jc w:val="left"/>
-            </w:pPr>
-            <w:r>
-              <w:rPr>
-                <w:sz w:val="16"/>
-              </w:rPr>
+            <w:r>
+              <w:rPr>
+                <w:sz w:val="16"/>
+              </w:rPr>
+              <w:t xml:space="preserve"> ; </w:t>
             </w:r>
             <w:r>
               <w:rPr>
                 <w:rFonts w:ascii="Consolas" w:hAnsi="Consolas"/>
                 <w:sz w:val="17"/>
               </w:rPr>
-              <w:t>evidence/workers_unit-suite_c8556ba_2026-09-21.txt</w:t>
-            </w:r>
-            <w:r>
-              <w:rPr>
-                <w:sz w:val="16"/>
-              </w:rPr>
-              <w:t xml:space="preserve">; </w:t>
+              <w:t>76a7fdc</w:t>
+            </w:r>
+            <w:r>
+              <w:rPr>
+                <w:sz w:val="16"/>
+              </w:rPr>
+              <w:t xml:space="preserve"> (Java, all three levels)</w:t>
+            </w:r>
+          </w:p>
+        </w:tc>
+        <w:tc>
+          <w:tcPr>
+            <w:tcW w:type="dxa" w:w="2020"/>
+          </w:tcPr>
+          <w:p>
+            <w:pPr>
+              <w:spacing w:after="0"/>
+              <w:jc w:val="left"/>
+            </w:pPr>
+            <w:r>
+              <w:rPr>
+                <w:sz w:val="16"/>
+              </w:rPr>
+            </w:r>
+            <w:r>
+              <w:rPr>
+                <w:sz w:val="16"/>
+              </w:rPr>
+              <w:t>Pass</w:t>
+            </w:r>
+          </w:p>
+        </w:tc>
+        <w:tc>
+          <w:tcPr>
+            <w:tcW w:type="dxa" w:w="2020"/>
+          </w:tcPr>
+          <w:p>
+            <w:pPr>
+              <w:spacing w:after="0"/>
+              <w:jc w:val="left"/>
+            </w:pPr>
+            <w:r>
+              <w:rPr>
+                <w:sz w:val="16"/>
+              </w:rPr>
             </w:r>
             <w:r>
               <w:rPr>
                 <w:rFonts w:ascii="Consolas" w:hAnsi="Consolas"/>
                 <w:sz w:val="17"/>
               </w:rPr>
+              <w:t>evidence/workers_unit-suite_c8556ba_2026-09-21.txt</w:t>
+            </w:r>
+            <w:r>
+              <w:rPr>
+                <w:sz w:val="16"/>
+              </w:rPr>
+              <w:t xml:space="preserve">; </w:t>
+            </w:r>
+            <w:r>
+              <w:rPr>
+                <w:rFonts w:ascii="Consolas" w:hAnsi="Consolas"/>
+                <w:sz w:val="17"/>
+              </w:rPr>
               <w:t>evidence/TC-11_worker-invalid-input_813fea6_2026-09-21.txt</w:t>
             </w:r>
           </w:p>
@@ -10569,62 +10767,81 @@
               </w:rPr>
               <w:t>813fea6</w:t>
             </w:r>
-          </w:p>
-        </w:tc>
-        <w:tc>
-          <w:tcPr>
-            <w:tcW w:type="dxa" w:w="2020"/>
-          </w:tcPr>
-          <w:p>
-            <w:pPr>
-              <w:spacing w:after="0"/>
-              <w:jc w:val="left"/>
-            </w:pPr>
-            <w:r>
-              <w:rPr>
-                <w:sz w:val="16"/>
-              </w:rPr>
-            </w:r>
-            <w:r>
-              <w:rPr>
-                <w:sz w:val="16"/>
-              </w:rPr>
-              <w:t>Pass</w:t>
-            </w:r>
-          </w:p>
-        </w:tc>
-        <w:tc>
-          <w:tcPr>
-            <w:tcW w:type="dxa" w:w="2020"/>
-          </w:tcPr>
-          <w:p>
-            <w:pPr>
-              <w:spacing w:after="0"/>
-              <w:jc w:val="left"/>
-            </w:pPr>
-            <w:r>
-              <w:rPr>
-                <w:sz w:val="16"/>
-              </w:rPr>
+            <w:r>
+              <w:rPr>
+                <w:sz w:val="16"/>
+              </w:rPr>
+              <w:t xml:space="preserve"> ; </w:t>
             </w:r>
             <w:r>
               <w:rPr>
                 <w:rFonts w:ascii="Consolas" w:hAnsi="Consolas"/>
                 <w:sz w:val="17"/>
               </w:rPr>
-              <w:t>evidence/workers_unit-suite_c8556ba_2026-09-21.txt</w:t>
-            </w:r>
-            <w:r>
-              <w:rPr>
-                <w:sz w:val="16"/>
-              </w:rPr>
-              <w:t xml:space="preserve">; </w:t>
+              <w:t>76a7fdc</w:t>
+            </w:r>
+            <w:r>
+              <w:rPr>
+                <w:sz w:val="16"/>
+              </w:rPr>
+              <w:t xml:space="preserve"> (Java, all three levels)</w:t>
+            </w:r>
+          </w:p>
+        </w:tc>
+        <w:tc>
+          <w:tcPr>
+            <w:tcW w:type="dxa" w:w="2020"/>
+          </w:tcPr>
+          <w:p>
+            <w:pPr>
+              <w:spacing w:after="0"/>
+              <w:jc w:val="left"/>
+            </w:pPr>
+            <w:r>
+              <w:rPr>
+                <w:sz w:val="16"/>
+              </w:rPr>
+            </w:r>
+            <w:r>
+              <w:rPr>
+                <w:sz w:val="16"/>
+              </w:rPr>
+              <w:t>Pass</w:t>
+            </w:r>
+          </w:p>
+        </w:tc>
+        <w:tc>
+          <w:tcPr>
+            <w:tcW w:type="dxa" w:w="2020"/>
+          </w:tcPr>
+          <w:p>
+            <w:pPr>
+              <w:spacing w:after="0"/>
+              <w:jc w:val="left"/>
+            </w:pPr>
+            <w:r>
+              <w:rPr>
+                <w:sz w:val="16"/>
+              </w:rPr>
             </w:r>
             <w:r>
               <w:rPr>
                 <w:rFonts w:ascii="Consolas" w:hAnsi="Consolas"/>
                 <w:sz w:val="17"/>
               </w:rPr>
+              <w:t>evidence/workers_unit-suite_c8556ba_2026-09-21.txt</w:t>
+            </w:r>
+            <w:r>
+              <w:rPr>
+                <w:sz w:val="16"/>
+              </w:rPr>
+              <w:t xml:space="preserve">; </w:t>
+            </w:r>
+            <w:r>
+              <w:rPr>
+                <w:rFonts w:ascii="Consolas" w:hAnsi="Consolas"/>
+                <w:sz w:val="17"/>
+              </w:rPr>
               <w:t>evidence/TC-12_external-service-unavailable_813fea6_2026-09-21.txt</w:t>
             </w:r>
           </w:p>
@@ -10904,49 +11121,68 @@
               </w:rPr>
               <w:t>a7f0dd6</w:t>
             </w:r>
-          </w:p>
-        </w:tc>
-        <w:tc>
-          <w:tcPr>
-            <w:tcW w:type="dxa" w:w="2020"/>
-          </w:tcPr>
-          <w:p>
-            <w:pPr>
-              <w:spacing w:after="0"/>
-              <w:jc w:val="left"/>
-            </w:pPr>
-            <w:r>
-              <w:rPr>
-                <w:sz w:val="16"/>
-              </w:rPr>
-            </w:r>
-            <w:r>
-              <w:rPr>
-                <w:sz w:val="16"/>
-              </w:rPr>
-              <w:t>Partial - the between-cycle review, the modification and the financial referral ran; the informal-request and not-fit-to-continue refusals did not</w:t>
-            </w:r>
-          </w:p>
-        </w:tc>
-        <w:tc>
-          <w:tcPr>
-            <w:tcW w:type="dxa" w:w="2020"/>
-          </w:tcPr>
-          <w:p>
-            <w:pPr>
-              <w:spacing w:after="0"/>
-              <w:jc w:val="left"/>
-            </w:pPr>
-            <w:r>
-              <w:rPr>
-                <w:sz w:val="16"/>
-              </w:rPr>
+            <w:r>
+              <w:rPr>
+                <w:sz w:val="16"/>
+              </w:rPr>
+              <w:t xml:space="preserve"> ; </w:t>
             </w:r>
             <w:r>
               <w:rPr>
                 <w:rFonts w:ascii="Consolas" w:hAnsi="Consolas"/>
                 <w:sz w:val="17"/>
               </w:rPr>
+              <w:t>76a7fdc</w:t>
+            </w:r>
+            <w:r>
+              <w:rPr>
+                <w:sz w:val="16"/>
+              </w:rPr>
+              <w:t xml:space="preserve"> (Java, all three levels)</w:t>
+            </w:r>
+          </w:p>
+        </w:tc>
+        <w:tc>
+          <w:tcPr>
+            <w:tcW w:type="dxa" w:w="2020"/>
+          </w:tcPr>
+          <w:p>
+            <w:pPr>
+              <w:spacing w:after="0"/>
+              <w:jc w:val="left"/>
+            </w:pPr>
+            <w:r>
+              <w:rPr>
+                <w:sz w:val="16"/>
+              </w:rPr>
+            </w:r>
+            <w:r>
+              <w:rPr>
+                <w:sz w:val="16"/>
+              </w:rPr>
+              <w:t>Partial - the between-cycle review, the modification and the financial referral ran; the informal-request and not-fit-to-continue refusals did not</w:t>
+            </w:r>
+          </w:p>
+        </w:tc>
+        <w:tc>
+          <w:tcPr>
+            <w:tcW w:type="dxa" w:w="2020"/>
+          </w:tcPr>
+          <w:p>
+            <w:pPr>
+              <w:spacing w:after="0"/>
+              <w:jc w:val="left"/>
+            </w:pPr>
+            <w:r>
+              <w:rPr>
+                <w:sz w:val="16"/>
+              </w:rPr>
+            </w:r>
+            <w:r>
+              <w:rPr>
+                <w:rFonts w:ascii="Consolas" w:hAnsi="Consolas"/>
+                <w:sz w:val="17"/>
+              </w:rPr>
               <w:t>evidence/operational-models_end-to-end_a7f0dd6_2026-09-21.txt</w:t>
             </w:r>
             <w:r>
@@ -11075,49 +11311,68 @@
               </w:rPr>
               <w:t>a7f0dd6</w:t>
             </w:r>
-          </w:p>
-        </w:tc>
-        <w:tc>
-          <w:tcPr>
-            <w:tcW w:type="dxa" w:w="2020"/>
-          </w:tcPr>
-          <w:p>
-            <w:pPr>
-              <w:spacing w:after="0"/>
-              <w:jc w:val="left"/>
-            </w:pPr>
-            <w:r>
-              <w:rPr>
-                <w:sz w:val="16"/>
-              </w:rPr>
-            </w:r>
-            <w:r>
-              <w:rPr>
-                <w:sz w:val="16"/>
-              </w:rPr>
-              <w:t>Partial - preparation, approval, processing and distribution ran; the suspected-clinical-error return path did not</w:t>
-            </w:r>
-          </w:p>
-        </w:tc>
-        <w:tc>
-          <w:tcPr>
-            <w:tcW w:type="dxa" w:w="2020"/>
-          </w:tcPr>
-          <w:p>
-            <w:pPr>
-              <w:spacing w:after="0"/>
-              <w:jc w:val="left"/>
-            </w:pPr>
-            <w:r>
-              <w:rPr>
-                <w:sz w:val="16"/>
-              </w:rPr>
+            <w:r>
+              <w:rPr>
+                <w:sz w:val="16"/>
+              </w:rPr>
+              <w:t xml:space="preserve"> ; </w:t>
             </w:r>
             <w:r>
               <w:rPr>
                 <w:rFonts w:ascii="Consolas" w:hAnsi="Consolas"/>
                 <w:sz w:val="17"/>
               </w:rPr>
+              <w:t>76a7fdc</w:t>
+            </w:r>
+            <w:r>
+              <w:rPr>
+                <w:sz w:val="16"/>
+              </w:rPr>
+              <w:t xml:space="preserve"> (Java, all three levels)</w:t>
+            </w:r>
+          </w:p>
+        </w:tc>
+        <w:tc>
+          <w:tcPr>
+            <w:tcW w:type="dxa" w:w="2020"/>
+          </w:tcPr>
+          <w:p>
+            <w:pPr>
+              <w:spacing w:after="0"/>
+              <w:jc w:val="left"/>
+            </w:pPr>
+            <w:r>
+              <w:rPr>
+                <w:sz w:val="16"/>
+              </w:rPr>
+            </w:r>
+            <w:r>
+              <w:rPr>
+                <w:sz w:val="16"/>
+              </w:rPr>
+              <w:t>Partial - preparation, approval, processing and distribution ran; the suspected-clinical-error return path did not</w:t>
+            </w:r>
+          </w:p>
+        </w:tc>
+        <w:tc>
+          <w:tcPr>
+            <w:tcW w:type="dxa" w:w="2020"/>
+          </w:tcPr>
+          <w:p>
+            <w:pPr>
+              <w:spacing w:after="0"/>
+              <w:jc w:val="left"/>
+            </w:pPr>
+            <w:r>
+              <w:rPr>
+                <w:sz w:val="16"/>
+              </w:rPr>
+            </w:r>
+            <w:r>
+              <w:rPr>
+                <w:rFonts w:ascii="Consolas" w:hAnsi="Consolas"/>
+                <w:sz w:val="17"/>
+              </w:rPr>
               <w:t>evidence/operational-models_end-to-end_a7f0dd6_2026-09-21.txt</w:t>
             </w:r>
             <w:r>
@@ -11416,62 +11671,81 @@
               </w:rPr>
               <w:t>a7f0dd6</w:t>
             </w:r>
-          </w:p>
-        </w:tc>
-        <w:tc>
-          <w:tcPr>
-            <w:tcW w:type="dxa" w:w="2020"/>
-          </w:tcPr>
-          <w:p>
-            <w:pPr>
-              <w:spacing w:after="0"/>
-              <w:jc w:val="left"/>
-            </w:pPr>
-            <w:r>
-              <w:rPr>
-                <w:sz w:val="16"/>
-              </w:rPr>
-            </w:r>
-            <w:r>
-              <w:rPr>
-                <w:sz w:val="16"/>
-              </w:rPr>
-              <w:t>Partial - the follow-up booked as expected; the no-slot-in-period case is covered at worker level only</w:t>
-            </w:r>
-          </w:p>
-        </w:tc>
-        <w:tc>
-          <w:tcPr>
-            <w:tcW w:type="dxa" w:w="2020"/>
-          </w:tcPr>
-          <w:p>
-            <w:pPr>
-              <w:spacing w:after="0"/>
-              <w:jc w:val="left"/>
-            </w:pPr>
-            <w:r>
-              <w:rPr>
-                <w:sz w:val="16"/>
-              </w:rPr>
+            <w:r>
+              <w:rPr>
+                <w:sz w:val="16"/>
+              </w:rPr>
+              <w:t xml:space="preserve"> ; </w:t>
             </w:r>
             <w:r>
               <w:rPr>
                 <w:rFonts w:ascii="Consolas" w:hAnsi="Consolas"/>
                 <w:sz w:val="17"/>
               </w:rPr>
-              <w:t>evidence/operational-models_end-to-end_a7f0dd6_2026-09-21.txt</w:t>
-            </w:r>
-            <w:r>
-              <w:rPr>
-                <w:sz w:val="16"/>
-              </w:rPr>
-              <w:t xml:space="preserve"> (scenario 4); </w:t>
+              <w:t>76a7fdc</w:t>
+            </w:r>
+            <w:r>
+              <w:rPr>
+                <w:sz w:val="16"/>
+              </w:rPr>
+              <w:t xml:space="preserve"> (Java, all three levels)</w:t>
+            </w:r>
+          </w:p>
+        </w:tc>
+        <w:tc>
+          <w:tcPr>
+            <w:tcW w:type="dxa" w:w="2020"/>
+          </w:tcPr>
+          <w:p>
+            <w:pPr>
+              <w:spacing w:after="0"/>
+              <w:jc w:val="left"/>
+            </w:pPr>
+            <w:r>
+              <w:rPr>
+                <w:sz w:val="16"/>
+              </w:rPr>
+            </w:r>
+            <w:r>
+              <w:rPr>
+                <w:sz w:val="16"/>
+              </w:rPr>
+              <w:t>Partial - the follow-up booked as expected; the no-slot-in-period case is covered at worker level only</w:t>
+            </w:r>
+          </w:p>
+        </w:tc>
+        <w:tc>
+          <w:tcPr>
+            <w:tcW w:type="dxa" w:w="2020"/>
+          </w:tcPr>
+          <w:p>
+            <w:pPr>
+              <w:spacing w:after="0"/>
+              <w:jc w:val="left"/>
+            </w:pPr>
+            <w:r>
+              <w:rPr>
+                <w:sz w:val="16"/>
+              </w:rPr>
             </w:r>
             <w:r>
               <w:rPr>
                 <w:rFonts w:ascii="Consolas" w:hAnsi="Consolas"/>
                 <w:sz w:val="17"/>
               </w:rPr>
+              <w:t>evidence/operational-models_end-to-end_a7f0dd6_2026-09-21.txt</w:t>
+            </w:r>
+            <w:r>
+              <w:rPr>
+                <w:sz w:val="16"/>
+              </w:rPr>
+              <w:t xml:space="preserve"> (scenario 4); </w:t>
+            </w:r>
+            <w:r>
+              <w:rPr>
+                <w:rFonts w:ascii="Consolas" w:hAnsi="Consolas"/>
+                <w:sz w:val="17"/>
+              </w:rPr>
               <w:t>evidence/workers_unit-suite_c8556ba_2026-09-21.txt</w:t>
             </w:r>
           </w:p>
@@ -11594,40 +11868,24 @@
               </w:rPr>
               <w:t>c8556ba</w:t>
             </w:r>
-          </w:p>
-        </w:tc>
-        <w:tc>
-          <w:tcPr>
-            <w:tcW w:type="dxa" w:w="2020"/>
-          </w:tcPr>
-          <w:p>
-            <w:pPr>
-              <w:spacing w:after="0"/>
-              <w:jc w:val="left"/>
-            </w:pPr>
-            <w:r>
-              <w:rPr>
-                <w:sz w:val="16"/>
-              </w:rPr>
-            </w:r>
-            <w:r>
-              <w:rPr>
-                <w:sz w:val="16"/>
-              </w:rPr>
-              <w:t xml:space="preserve">Pass at worker level - a slot outside the requested period is not silently accepted. The model-level branch is only reachable through the same defective urgent path, so its model-level result is covered by </w:t>
+            <w:r>
+              <w:rPr>
+                <w:sz w:val="16"/>
+              </w:rPr>
+              <w:t xml:space="preserve"> ; </w:t>
             </w:r>
             <w:r>
               <w:rPr>
                 <w:rFonts w:ascii="Consolas" w:hAnsi="Consolas"/>
                 <w:sz w:val="17"/>
               </w:rPr>
-              <w:t>DEF-11</w:t>
-            </w:r>
-            <w:r>
-              <w:rPr>
-                <w:sz w:val="16"/>
-              </w:rPr>
-              <w:t>.</w:t>
+              <w:t>76a7fdc</w:t>
+            </w:r>
+            <w:r>
+              <w:rPr>
+                <w:sz w:val="16"/>
+              </w:rPr>
+              <w:t xml:space="preserve"> (Java, all three levels)</w:t>
             </w:r>
           </w:p>
         </w:tc>
@@ -11644,13 +11902,25 @@
               <w:rPr>
                 <w:sz w:val="16"/>
               </w:rPr>
+            </w:r>
+            <w:r>
+              <w:rPr>
+                <w:sz w:val="16"/>
+              </w:rPr>
+              <w:t xml:space="preserve">Pass at worker level - a slot outside the requested period is not silently accepted. The model-level branch is only reachable through the same defective urgent path, so its model-level result is covered by </w:t>
             </w:r>
             <w:r>
               <w:rPr>
                 <w:rFonts w:ascii="Consolas" w:hAnsi="Consolas"/>
                 <w:sz w:val="17"/>
               </w:rPr>
-              <w:t>evidence/workers_unit-suite_c8556ba_2026-09-21.txt</w:t>
+              <w:t>DEF-11</w:t>
+            </w:r>
+            <w:r>
+              <w:rPr>
+                <w:sz w:val="16"/>
+              </w:rPr>
+              <w:t>.</w:t>
             </w:r>
           </w:p>
         </w:tc>
@@ -11673,6 +11943,29 @@
                 <w:rFonts w:ascii="Consolas" w:hAnsi="Consolas"/>
                 <w:sz w:val="17"/>
               </w:rPr>
+              <w:t>evidence/workers_unit-suite_c8556ba_2026-09-21.txt</w:t>
+            </w:r>
+          </w:p>
+        </w:tc>
+        <w:tc>
+          <w:tcPr>
+            <w:tcW w:type="dxa" w:w="2020"/>
+          </w:tcPr>
+          <w:p>
+            <w:pPr>
+              <w:spacing w:after="0"/>
+              <w:jc w:val="left"/>
+            </w:pPr>
+            <w:r>
+              <w:rPr>
+                <w:sz w:val="16"/>
+              </w:rPr>
+            </w:r>
+            <w:r>
+              <w:rPr>
+                <w:rFonts w:ascii="Consolas" w:hAnsi="Consolas"/>
+                <w:sz w:val="17"/>
+              </w:rPr>
               <w:t>DEF-11</w:t>
             </w:r>
           </w:p>
@@ -11773,49 +12066,68 @@
               </w:rPr>
               <w:t>a7f0dd6</w:t>
             </w:r>
-          </w:p>
-        </w:tc>
-        <w:tc>
-          <w:tcPr>
-            <w:tcW w:type="dxa" w:w="2020"/>
-          </w:tcPr>
-          <w:p>
-            <w:pPr>
-              <w:spacing w:after="0"/>
-              <w:jc w:val="left"/>
-            </w:pPr>
-            <w:r>
-              <w:rPr>
-                <w:sz w:val="16"/>
-              </w:rPr>
-            </w:r>
-            <w:r>
-              <w:rPr>
-                <w:sz w:val="16"/>
-              </w:rPr>
-              <w:t>Partial - the cancellation was received and recorded with its decisions; the another-appointment and pathway-review branches did not run</w:t>
-            </w:r>
-          </w:p>
-        </w:tc>
-        <w:tc>
-          <w:tcPr>
-            <w:tcW w:type="dxa" w:w="2020"/>
-          </w:tcPr>
-          <w:p>
-            <w:pPr>
-              <w:spacing w:after="0"/>
-              <w:jc w:val="left"/>
-            </w:pPr>
-            <w:r>
-              <w:rPr>
-                <w:sz w:val="16"/>
-              </w:rPr>
+            <w:r>
+              <w:rPr>
+                <w:sz w:val="16"/>
+              </w:rPr>
+              <w:t xml:space="preserve"> ; </w:t>
             </w:r>
             <w:r>
               <w:rPr>
                 <w:rFonts w:ascii="Consolas" w:hAnsi="Consolas"/>
                 <w:sz w:val="17"/>
               </w:rPr>
+              <w:t>76a7fdc</w:t>
+            </w:r>
+            <w:r>
+              <w:rPr>
+                <w:sz w:val="16"/>
+              </w:rPr>
+              <w:t xml:space="preserve"> (Java, all three levels)</w:t>
+            </w:r>
+          </w:p>
+        </w:tc>
+        <w:tc>
+          <w:tcPr>
+            <w:tcW w:type="dxa" w:w="2020"/>
+          </w:tcPr>
+          <w:p>
+            <w:pPr>
+              <w:spacing w:after="0"/>
+              <w:jc w:val="left"/>
+            </w:pPr>
+            <w:r>
+              <w:rPr>
+                <w:sz w:val="16"/>
+              </w:rPr>
+            </w:r>
+            <w:r>
+              <w:rPr>
+                <w:sz w:val="16"/>
+              </w:rPr>
+              <w:t>Partial - the cancellation was received and recorded with its decisions; the another-appointment and pathway-review branches did not run</w:t>
+            </w:r>
+          </w:p>
+        </w:tc>
+        <w:tc>
+          <w:tcPr>
+            <w:tcW w:type="dxa" w:w="2020"/>
+          </w:tcPr>
+          <w:p>
+            <w:pPr>
+              <w:spacing w:after="0"/>
+              <w:jc w:val="left"/>
+            </w:pPr>
+            <w:r>
+              <w:rPr>
+                <w:sz w:val="16"/>
+              </w:rPr>
+            </w:r>
+            <w:r>
+              <w:rPr>
+                <w:rFonts w:ascii="Consolas" w:hAnsi="Consolas"/>
+                <w:sz w:val="17"/>
+              </w:rPr>
               <w:t>evidence/operational-models_end-to-end_a7f0dd6_2026-09-21.txt</w:t>
             </w:r>
             <w:r>
@@ -12113,6 +12425,25 @@
                 <w:sz w:val="17"/>
               </w:rPr>
               <w:t>a7f0dd6</w:t>
+            </w:r>
+            <w:r>
+              <w:rPr>
+                <w:sz w:val="16"/>
+              </w:rPr>
+              <w:t xml:space="preserve"> ; </w:t>
+            </w:r>
+            <w:r>
+              <w:rPr>
+                <w:rFonts w:ascii="Consolas" w:hAnsi="Consolas"/>
+                <w:sz w:val="17"/>
+              </w:rPr>
+              <w:t>76a7fdc</w:t>
+            </w:r>
+            <w:r>
+              <w:rPr>
+                <w:sz w:val="16"/>
+              </w:rPr>
+              <w:t xml:space="preserve"> (Java, all three levels)</w:t>
             </w:r>
           </w:p>
         </w:tc>
@@ -12199,6 +12530,446 @@
       </w:tr>
     </w:tbl>
     <w:p/>
+    <w:p>
+      <w:pPr>
+        <w:pStyle w:val="Heading2"/>
+      </w:pPr>
+      <w:r>
+        <w:t>The commands in the table, and the Java-era record</w:t>
+      </w:r>
+    </w:p>
+    <w:p>
+      <w:r>
+        <w:t xml:space="preserve">The </w:t>
+      </w:r>
+      <w:r>
+        <w:rPr>
+          <w:rFonts w:ascii="Consolas" w:hAnsi="Consolas"/>
+          <w:sz w:val="17"/>
+        </w:rPr>
+        <w:t>Tester</w:t>
+      </w:r>
+      <w:r>
+        <w:t xml:space="preserve"> column names the command that was actually run, at the version in that row. Those commands were the Node.js project's - </w:t>
+      </w:r>
+      <w:r>
+        <w:rPr>
+          <w:rFonts w:ascii="Consolas" w:hAnsi="Consolas"/>
+          <w:sz w:val="17"/>
+        </w:rPr>
+        <w:t>npm test</w:t>
+      </w:r>
+      <w:r>
+        <w:t xml:space="preserve">, </w:t>
+      </w:r>
+      <w:r>
+        <w:rPr>
+          <w:rFonts w:ascii="Consolas" w:hAnsi="Consolas"/>
+          <w:sz w:val="17"/>
+        </w:rPr>
+        <w:t>npm run test:smoke</w:t>
+      </w:r>
+      <w:r>
+        <w:t xml:space="preserve">, </w:t>
+      </w:r>
+      <w:r>
+        <w:rPr>
+          <w:rFonts w:ascii="Consolas" w:hAnsi="Consolas"/>
+          <w:sz w:val="17"/>
+        </w:rPr>
+        <w:t>npm run test:e2e</w:t>
+      </w:r>
+      <w:r>
+        <w:t xml:space="preserve"> - and </w:t>
+      </w:r>
+      <w:r>
+        <w:rPr>
+          <w:b/>
+        </w:rPr>
+        <w:t>they no longer exist</w:t>
+      </w:r>
+      <w:r>
+        <w:t xml:space="preserve">: the workers were rewritten as a Maven project on Java 21 at </w:t>
+      </w:r>
+      <w:r>
+        <w:rPr>
+          <w:rFonts w:ascii="Consolas" w:hAnsi="Consolas"/>
+          <w:sz w:val="17"/>
+        </w:rPr>
+        <w:t>4eb3fee</w:t>
+      </w:r>
+      <w:r>
+        <w:t xml:space="preserve"> (</w:t>
+      </w:r>
+      <w:r>
+        <w:rPr>
+          <w:rFonts w:ascii="Consolas" w:hAnsi="Consolas"/>
+          <w:sz w:val="17"/>
+        </w:rPr>
+        <w:t>workers/pom.xml</w:t>
+      </w:r>
+      <w:r>
+        <w:t>). The levels they covered are unchanged, and the equivalents in the current tree are:</w:t>
+      </w:r>
+    </w:p>
+    <w:tbl>
+      <w:tblPr>
+        <w:tblStyle w:val="TableGrid"/>
+        <w:tblW w:type="auto" w:w="0"/>
+        <w:tblLayout w:type="autofit"/>
+        <w:tblLook w:firstColumn="1" w:firstRow="1" w:lastColumn="0" w:lastRow="0" w:noHBand="0" w:noVBand="1" w:val="04A0"/>
+      </w:tblPr>
+      <w:tblGrid>
+        <w:gridCol w:w="4713"/>
+        <w:gridCol w:w="4713"/>
+        <w:gridCol w:w="4713"/>
+      </w:tblGrid>
+      <w:tr>
+        <w:tc>
+          <w:tcPr>
+            <w:tcW w:type="dxa" w:w="4713"/>
+          </w:tcPr>
+          <w:p>
+            <w:pPr>
+              <w:spacing w:after="0"/>
+            </w:pPr>
+            <w:r/>
+            <w:r>
+              <w:rPr>
+                <w:b/>
+                <w:sz w:val="16"/>
+              </w:rPr>
+              <w:t>Then (Node.js)</w:t>
+            </w:r>
+          </w:p>
+        </w:tc>
+        <w:tc>
+          <w:tcPr>
+            <w:tcW w:type="dxa" w:w="4713"/>
+          </w:tcPr>
+          <w:p>
+            <w:pPr>
+              <w:spacing w:after="0"/>
+            </w:pPr>
+            <w:r/>
+            <w:r>
+              <w:rPr>
+                <w:b/>
+                <w:sz w:val="16"/>
+              </w:rPr>
+              <w:t>Now (Java)</w:t>
+            </w:r>
+          </w:p>
+        </w:tc>
+        <w:tc>
+          <w:tcPr>
+            <w:tcW w:type="dxa" w:w="4713"/>
+          </w:tcPr>
+          <w:p>
+            <w:pPr>
+              <w:spacing w:after="0"/>
+            </w:pPr>
+            <w:r/>
+            <w:r>
+              <w:rPr>
+                <w:b/>
+                <w:sz w:val="16"/>
+              </w:rPr>
+              <w:t>Level</w:t>
+            </w:r>
+          </w:p>
+        </w:tc>
+      </w:tr>
+      <w:tr>
+        <w:tc>
+          <w:tcPr>
+            <w:tcW w:type="dxa" w:w="4713"/>
+          </w:tcPr>
+          <w:p>
+            <w:pPr>
+              <w:spacing w:after="0"/>
+              <w:jc w:val="left"/>
+            </w:pPr>
+            <w:r>
+              <w:rPr>
+                <w:sz w:val="16"/>
+              </w:rPr>
+            </w:r>
+            <w:r>
+              <w:rPr>
+                <w:rFonts w:ascii="Consolas" w:hAnsi="Consolas"/>
+                <w:sz w:val="17"/>
+              </w:rPr>
+              <w:t>npm test</w:t>
+            </w:r>
+          </w:p>
+        </w:tc>
+        <w:tc>
+          <w:tcPr>
+            <w:tcW w:type="dxa" w:w="4713"/>
+          </w:tcPr>
+          <w:p>
+            <w:pPr>
+              <w:spacing w:after="0"/>
+              <w:jc w:val="left"/>
+            </w:pPr>
+            <w:r>
+              <w:rPr>
+                <w:sz w:val="16"/>
+              </w:rPr>
+            </w:r>
+            <w:r>
+              <w:rPr>
+                <w:rFonts w:ascii="Consolas" w:hAnsi="Consolas"/>
+                <w:sz w:val="17"/>
+              </w:rPr>
+              <w:t>cd workers &amp;&amp; mvn test</w:t>
+            </w:r>
+          </w:p>
+        </w:tc>
+        <w:tc>
+          <w:tcPr>
+            <w:tcW w:type="dxa" w:w="4713"/>
+          </w:tcPr>
+          <w:p>
+            <w:pPr>
+              <w:spacing w:after="0"/>
+              <w:jc w:val="left"/>
+            </w:pPr>
+            <w:r>
+              <w:rPr>
+                <w:sz w:val="16"/>
+              </w:rPr>
+            </w:r>
+            <w:r>
+              <w:rPr>
+                <w:sz w:val="16"/>
+              </w:rPr>
+              <w:t>unit suite, no engine</w:t>
+            </w:r>
+          </w:p>
+        </w:tc>
+      </w:tr>
+      <w:tr>
+        <w:tc>
+          <w:tcPr>
+            <w:tcW w:type="dxa" w:w="4713"/>
+          </w:tcPr>
+          <w:p>
+            <w:pPr>
+              <w:spacing w:after="0"/>
+              <w:jc w:val="left"/>
+            </w:pPr>
+            <w:r>
+              <w:rPr>
+                <w:sz w:val="16"/>
+              </w:rPr>
+            </w:r>
+            <w:r>
+              <w:rPr>
+                <w:rFonts w:ascii="Consolas" w:hAnsi="Consolas"/>
+                <w:sz w:val="17"/>
+              </w:rPr>
+              <w:t>npm run test:smoke</w:t>
+            </w:r>
+          </w:p>
+        </w:tc>
+        <w:tc>
+          <w:tcPr>
+            <w:tcW w:type="dxa" w:w="4713"/>
+          </w:tcPr>
+          <w:p>
+            <w:pPr>
+              <w:spacing w:after="0"/>
+              <w:jc w:val="left"/>
+            </w:pPr>
+            <w:r>
+              <w:rPr>
+                <w:sz w:val="16"/>
+              </w:rPr>
+            </w:r>
+            <w:r>
+              <w:rPr>
+                <w:rFonts w:ascii="Consolas" w:hAnsi="Consolas"/>
+                <w:sz w:val="17"/>
+              </w:rPr>
+              <w:t>mvn test -Pengine -Dtest=SmokeTest</w:t>
+            </w:r>
+          </w:p>
+        </w:tc>
+        <w:tc>
+          <w:tcPr>
+            <w:tcW w:type="dxa" w:w="4713"/>
+          </w:tcPr>
+          <w:p>
+            <w:pPr>
+              <w:spacing w:after="0"/>
+              <w:jc w:val="left"/>
+            </w:pPr>
+            <w:r>
+              <w:rPr>
+                <w:sz w:val="16"/>
+              </w:rPr>
+            </w:r>
+            <w:r>
+              <w:rPr>
+                <w:sz w:val="16"/>
+              </w:rPr>
+              <w:t>workers through the engine, purpose-built fixture</w:t>
+            </w:r>
+          </w:p>
+        </w:tc>
+      </w:tr>
+      <w:tr>
+        <w:tc>
+          <w:tcPr>
+            <w:tcW w:type="dxa" w:w="4713"/>
+          </w:tcPr>
+          <w:p>
+            <w:pPr>
+              <w:spacing w:after="0"/>
+              <w:jc w:val="left"/>
+            </w:pPr>
+            <w:r>
+              <w:rPr>
+                <w:sz w:val="16"/>
+              </w:rPr>
+            </w:r>
+            <w:r>
+              <w:rPr>
+                <w:rFonts w:ascii="Consolas" w:hAnsi="Consolas"/>
+                <w:sz w:val="17"/>
+              </w:rPr>
+              <w:t>npm run test:e2e</w:t>
+            </w:r>
+          </w:p>
+        </w:tc>
+        <w:tc>
+          <w:tcPr>
+            <w:tcW w:type="dxa" w:w="4713"/>
+          </w:tcPr>
+          <w:p>
+            <w:pPr>
+              <w:spacing w:after="0"/>
+              <w:jc w:val="left"/>
+            </w:pPr>
+            <w:r>
+              <w:rPr>
+                <w:sz w:val="16"/>
+              </w:rPr>
+            </w:r>
+            <w:r>
+              <w:rPr>
+                <w:rFonts w:ascii="Consolas" w:hAnsi="Consolas"/>
+                <w:sz w:val="17"/>
+              </w:rPr>
+              <w:t>mvn test -Pengine -Dtest=OperationalModelsTest</w:t>
+            </w:r>
+          </w:p>
+        </w:tc>
+        <w:tc>
+          <w:tcPr>
+            <w:tcW w:type="dxa" w:w="4713"/>
+          </w:tcPr>
+          <w:p>
+            <w:pPr>
+              <w:spacing w:after="0"/>
+              <w:jc w:val="left"/>
+            </w:pPr>
+            <w:r>
+              <w:rPr>
+                <w:sz w:val="16"/>
+              </w:rPr>
+            </w:r>
+            <w:r>
+              <w:rPr>
+                <w:sz w:val="16"/>
+              </w:rPr>
+              <w:t>the delivered models and forms with the real workers</w:t>
+            </w:r>
+          </w:p>
+        </w:tc>
+      </w:tr>
+    </w:tbl>
+    <w:p/>
+    <w:p>
+      <w:r>
+        <w:t xml:space="preserve">The scenarios were re-run against the Java implementation, at one version and at all three levels. </w:t>
+      </w:r>
+      <w:r>
+        <w:rPr>
+          <w:b/>
+        </w:rPr>
+        <w:t>`evidence/workers_java-unit-smoke-and-models_76a7fdc_2026-09-22.txt`</w:t>
+      </w:r>
+      <w:r>
+        <w:t xml:space="preserve"> is that record, and it is the current worker-level and model-level evidence. It re-covers </w:t>
+      </w:r>
+      <w:r>
+        <w:rPr>
+          <w:b/>
+        </w:rPr>
+        <w:t>TC-01, TC-03, TC-04, TC-05, TC-06, TC-07, TC-08, TC-09, TC-10, TC-11, TC-12, TC-14, TC-15, TC-17, TC-18, TC-19 and TC-21</w:t>
+      </w:r>
+      <w:r>
+        <w:t xml:space="preserve">, which is why the version column of each of those rows names </w:t>
+      </w:r>
+      <w:r>
+        <w:rPr>
+          <w:rFonts w:ascii="Consolas" w:hAnsi="Consolas"/>
+          <w:sz w:val="17"/>
+        </w:rPr>
+        <w:t>76a7fdc</w:t>
+      </w:r>
+      <w:r>
+        <w:t xml:space="preserve"> beside the commit the original run was made at. </w:t>
+      </w:r>
+      <w:r>
+        <w:rPr>
+          <w:rFonts w:ascii="Consolas" w:hAnsi="Consolas"/>
+          <w:sz w:val="17"/>
+        </w:rPr>
+        <w:t>evidence/README.md</w:t>
+      </w:r>
+      <w:r>
+        <w:t xml:space="preserve"> says which of the individual files it replaces and which are kept as the record of the Node.js implementation.</w:t>
+      </w:r>
+    </w:p>
+    <w:p>
+      <w:r>
+        <w:t xml:space="preserve">The two records the table does not cite, because they describe models that no longer exist, are also in that directory and are accounted for there: </w:t>
+      </w:r>
+      <w:r>
+        <w:rPr>
+          <w:rFonts w:ascii="Consolas" w:hAnsi="Consolas"/>
+          <w:sz w:val="17"/>
+        </w:rPr>
+        <w:t>referral-to-appointment_normal-path_1b42bff_...</w:t>
+      </w:r>
+      <w:r>
+        <w:t xml:space="preserve"> and </w:t>
+      </w:r>
+      <w:r>
+        <w:rPr>
+          <w:rFonts w:ascii="Consolas" w:hAnsi="Consolas"/>
+          <w:sz w:val="17"/>
+        </w:rPr>
+        <w:t>error-paths-and-urgent-path_e852224_...</w:t>
+      </w:r>
+      <w:r>
+        <w:t xml:space="preserve"> were run against the first edition of the operational models, which the four </w:t>
+      </w:r>
+      <w:r>
+        <w:rPr>
+          <w:rFonts w:ascii="Consolas" w:hAnsi="Consolas"/>
+          <w:sz w:val="17"/>
+        </w:rPr>
+        <w:t>core-N</w:t>
+      </w:r>
+      <w:r>
+        <w:t xml:space="preserve"> models replaced.</w:t>
+      </w:r>
+    </w:p>
     <w:p>
       <w:r>
         <w:t xml:space="preserve">Summary at </w:t>
@@ -12211,12 +12982,22 @@
         <w:t>c8556ba</w:t>
       </w:r>
       <w:r>
+        <w:t xml:space="preserve">, and re-run at </w:t>
+      </w:r>
+      <w:r>
+        <w:rPr>
+          <w:rFonts w:ascii="Consolas" w:hAnsi="Consolas"/>
+          <w:sz w:val="17"/>
+        </w:rPr>
+        <w:t>76a7fdc</w:t>
+      </w:r>
+      <w:r>
         <w:t>: 17 of the 21 scenarios have a recorded result - 11 pass, 6 pass only in part. Four scenarios (TC-02, TC-13, TC-16, TC-20) have not been run at all. Seven of the ten acceptance criteria have a fully passing result: AC-01, AC-02, AC-03, AC-04, AC-08, AC-09 and AC-10.</w:t>
       </w:r>
     </w:p>
     <w:p>
       <w:r>
-        <w:t xml:space="preserve">Three criteria are not met. </w:t>
+        <w:t xml:space="preserve">Of the other three, </w:t>
       </w:r>
       <w:r>
         <w:rPr>
@@ -12225,7 +13006,7 @@
         <w:t>AC-05</w:t>
       </w:r>
       <w:r>
-        <w:t xml:space="preserve"> passes at worker level but the urgent half of it cannot be accepted: an urgent referral with no slot loops for ever in </w:t>
+        <w:t xml:space="preserve"> was the one that could not be accepted: it passes at worker level but the urgent half of it looped for ever in </w:t>
       </w:r>
       <w:r>
         <w:rPr>
@@ -12245,7 +13026,17 @@
         <w:t>DEF-11</w:t>
       </w:r>
       <w:r>
-        <w:t xml:space="preserve">), and that branch has no evidence in the current models at all - the only record of it describes the superseded first edition. </w:t>
+        <w:t xml:space="preserve">) and had no evidence in the current models at all. Both halves now stand: the urgent branch escalates out of the booking process instead of re-checking, and it is driven in scenario 8 of </w:t>
+      </w:r>
+      <w:r>
+        <w:rPr>
+          <w:rFonts w:ascii="Consolas" w:hAnsi="Consolas"/>
+          <w:sz w:val="17"/>
+        </w:rPr>
+        <w:t>OperationalModelsTest</w:t>
+      </w:r>
+      <w:r>
+        <w:t xml:space="preserve">, where the instance completes. </w:t>
       </w:r>
       <w:r>
         <w:rPr>
@@ -12263,17 +13054,7 @@
         <w:t>AC-07</w:t>
       </w:r>
       <w:r>
-        <w:t xml:space="preserve"> are supported by the model-level run at </w:t>
-      </w:r>
-      <w:r>
-        <w:rPr>
-          <w:rFonts w:ascii="Consolas" w:hAnsi="Consolas"/>
-          <w:sz w:val="17"/>
-        </w:rPr>
-        <w:t>a7f0dd6</w:t>
-      </w:r>
-      <w:r>
-        <w:t xml:space="preserve"> but each still has an unrun branch, and the parts of AC-01 and AC-07 that need a signed-in user (TC-13 and TC-20) cannot be met until role-based access exists (</w:t>
+        <w:t xml:space="preserve"> are partial: each has an unrun branch, and the parts of AC-01 and AC-07 that need a signed-in user (TC-13 and TC-20) cannot be met until role-based access exists (</w:t>
       </w:r>
       <w:r>
         <w:rPr>
@@ -12293,7 +13074,47 @@
         <w:t>DEF-08</w:t>
       </w:r>
       <w:r>
-        <w:t>).</w:t>
+        <w:t xml:space="preserve">). Two criteria moved after this table was first written, because the defects behind them were fixed: </w:t>
+      </w:r>
+      <w:r>
+        <w:rPr>
+          <w:rFonts w:ascii="Consolas" w:hAnsi="Consolas"/>
+          <w:sz w:val="17"/>
+        </w:rPr>
+        <w:t>DEF-13</w:t>
+      </w:r>
+      <w:r>
+        <w:t xml:space="preserve"> (the forms) at </w:t>
+      </w:r>
+      <w:r>
+        <w:rPr>
+          <w:rFonts w:ascii="Consolas" w:hAnsi="Consolas"/>
+          <w:sz w:val="17"/>
+        </w:rPr>
+        <w:t>a62e783</w:t>
+      </w:r>
+      <w:r>
+        <w:t xml:space="preserve"> unblocked the enquiry half of AC-07, and </w:t>
+      </w:r>
+      <w:r>
+        <w:rPr>
+          <w:rFonts w:ascii="Consolas" w:hAnsi="Consolas"/>
+          <w:sz w:val="17"/>
+        </w:rPr>
+        <w:t>DEF-12</w:t>
+      </w:r>
+      <w:r>
+        <w:t xml:space="preserve"> (the refund catch event) at </w:t>
+      </w:r>
+      <w:r>
+        <w:rPr>
+          <w:rFonts w:ascii="Consolas" w:hAnsi="Consolas"/>
+          <w:sz w:val="17"/>
+        </w:rPr>
+        <w:t>9138bcc</w:t>
+      </w:r>
+      <w:r>
+        <w:t xml:space="preserve"> unblocked the refund half of AC-09. Neither has had its scenario re-run, so neither is claimed as demonstrated above.</w:t>
       </w:r>
     </w:p>
     <w:p>
@@ -12308,7 +13129,7 @@
         <w:t>N_F_ProcessRefund</w:t>
       </w:r>
       <w:r>
-        <w:t xml:space="preserve"> cannot catch the </w:t>
+        <w:t xml:space="preserve"> could not catch the </w:t>
       </w:r>
       <w:r>
         <w:rPr>
@@ -12328,7 +13149,17 @@
         <w:t>DEF-12</w:t>
       </w:r>
       <w:r>
-        <w:t>), and 36 of the 55 user tasks bound no form, so the variables they must write were recorded nowhere (</w:t>
+        <w:t xml:space="preserve">, since fixed at </w:t>
+      </w:r>
+      <w:r>
+        <w:rPr>
+          <w:rFonts w:ascii="Consolas" w:hAnsi="Consolas"/>
+          <w:sz w:val="17"/>
+        </w:rPr>
+        <w:t>9138bcc</w:t>
+      </w:r>
+      <w:r>
+        <w:t>) and 36 of the 55 user tasks bound no form, so the variables they must write were recorded nowhere (</w:t>
       </w:r>
       <w:r>
         <w:rPr>
@@ -13457,7 +14288,7 @@
                 <w:rFonts w:ascii="Consolas" w:hAnsi="Consolas"/>
                 <w:sz w:val="17"/>
               </w:rPr>
-              <w:t>treatment-availability.js</w:t>
+              <w:t>workers/src/main/java/uk/ac/uwe/hprtas/workers/workers/TreatmentAvailability.java</w:t>
             </w:r>
             <w:r>
               <w:rPr>
@@ -13496,7 +14327,7 @@
                 <w:rFonts w:ascii="Consolas" w:hAnsi="Consolas"/>
                 <w:sz w:val="17"/>
               </w:rPr>
-              <w:t>workers.test.js</w:t>
+              <w:t>workers/src/test/java/uk/ac/uwe/hprtas/workers/WorkersTest.java</w:t>
             </w:r>
             <w:r>
               <w:rPr>
@@ -13528,101 +14359,114 @@
               <w:rPr>
                 <w:sz w:val="16"/>
               </w:rPr>
-              <w:t>, which are BR-07 and BR-34 now).</w:t>
-            </w:r>
-          </w:p>
-        </w:tc>
-        <w:tc>
-          <w:tcPr>
-            <w:tcW w:type="dxa" w:w="2357"/>
-          </w:tcPr>
-          <w:p>
-            <w:pPr>
-              <w:spacing w:after="0"/>
-              <w:jc w:val="left"/>
-            </w:pPr>
-            <w:r>
-              <w:rPr>
-                <w:sz w:val="16"/>
-              </w:rPr>
-            </w:r>
-            <w:r>
-              <w:rPr>
-                <w:sz w:val="16"/>
-              </w:rPr>
-              <w:t>Low</w:t>
-            </w:r>
-          </w:p>
-        </w:tc>
-        <w:tc>
-          <w:tcPr>
-            <w:tcW w:type="dxa" w:w="2357"/>
-          </w:tcPr>
-          <w:p>
-            <w:pPr>
-              <w:spacing w:after="0"/>
-              <w:jc w:val="left"/>
-            </w:pPr>
-            <w:r>
-              <w:rPr>
-                <w:sz w:val="16"/>
-              </w:rPr>
-            </w:r>
-            <w:r>
-              <w:rPr>
-                <w:sz w:val="16"/>
-              </w:rPr>
-              <w:t>Open</w:t>
-            </w:r>
-          </w:p>
-        </w:tc>
-        <w:tc>
-          <w:tcPr>
-            <w:tcW w:type="dxa" w:w="2357"/>
-          </w:tcPr>
-          <w:p>
-            <w:pPr>
-              <w:spacing w:after="0"/>
-              <w:jc w:val="left"/>
-            </w:pPr>
-            <w:r>
-              <w:rPr>
-                <w:sz w:val="16"/>
-              </w:rPr>
-            </w:r>
-            <w:r>
-              <w:rPr>
-                <w:sz w:val="16"/>
-              </w:rPr>
-              <w:t>Reconciliation table; the requirement IDs a reader needs are resolved by it</w:t>
-            </w:r>
-          </w:p>
-        </w:tc>
-        <w:tc>
-          <w:tcPr>
-            <w:tcW w:type="dxa" w:w="2357"/>
-          </w:tcPr>
-          <w:p>
-            <w:pPr>
-              <w:spacing w:after="0"/>
-              <w:jc w:val="left"/>
-            </w:pPr>
-            <w:r>
-              <w:rPr>
-                <w:sz w:val="16"/>
-              </w:rPr>
-            </w:r>
-            <w:r>
-              <w:rPr>
-                <w:sz w:val="16"/>
-              </w:rPr>
-              <w:t xml:space="preserve">Correction recorded in </w:t>
+              <w:t xml:space="preserve">, which are BR-07 and BR-34 now). The paths in the first edition of this row named the Node.js files, which the Java rewrite replaced; the citations themselves survived it unchanged, which is what the </w:t>
             </w:r>
             <w:r>
               <w:rPr>
                 <w:rFonts w:ascii="Consolas" w:hAnsi="Consolas"/>
                 <w:sz w:val="17"/>
               </w:rPr>
+              <w:t>76a7fdc</w:t>
+            </w:r>
+            <w:r>
+              <w:rPr>
+                <w:sz w:val="16"/>
+              </w:rPr>
+              <w:t xml:space="preserve"> record reports as a matter of record rather than a failure.</w:t>
+            </w:r>
+          </w:p>
+        </w:tc>
+        <w:tc>
+          <w:tcPr>
+            <w:tcW w:type="dxa" w:w="2357"/>
+          </w:tcPr>
+          <w:p>
+            <w:pPr>
+              <w:spacing w:after="0"/>
+              <w:jc w:val="left"/>
+            </w:pPr>
+            <w:r>
+              <w:rPr>
+                <w:sz w:val="16"/>
+              </w:rPr>
+            </w:r>
+            <w:r>
+              <w:rPr>
+                <w:sz w:val="16"/>
+              </w:rPr>
+              <w:t>Low</w:t>
+            </w:r>
+          </w:p>
+        </w:tc>
+        <w:tc>
+          <w:tcPr>
+            <w:tcW w:type="dxa" w:w="2357"/>
+          </w:tcPr>
+          <w:p>
+            <w:pPr>
+              <w:spacing w:after="0"/>
+              <w:jc w:val="left"/>
+            </w:pPr>
+            <w:r>
+              <w:rPr>
+                <w:sz w:val="16"/>
+              </w:rPr>
+            </w:r>
+            <w:r>
+              <w:rPr>
+                <w:sz w:val="16"/>
+              </w:rPr>
+              <w:t>Open</w:t>
+            </w:r>
+          </w:p>
+        </w:tc>
+        <w:tc>
+          <w:tcPr>
+            <w:tcW w:type="dxa" w:w="2357"/>
+          </w:tcPr>
+          <w:p>
+            <w:pPr>
+              <w:spacing w:after="0"/>
+              <w:jc w:val="left"/>
+            </w:pPr>
+            <w:r>
+              <w:rPr>
+                <w:sz w:val="16"/>
+              </w:rPr>
+            </w:r>
+            <w:r>
+              <w:rPr>
+                <w:sz w:val="16"/>
+              </w:rPr>
+              <w:t>Reconciliation table; the requirement IDs a reader needs are resolved by it</w:t>
+            </w:r>
+          </w:p>
+        </w:tc>
+        <w:tc>
+          <w:tcPr>
+            <w:tcW w:type="dxa" w:w="2357"/>
+          </w:tcPr>
+          <w:p>
+            <w:pPr>
+              <w:spacing w:after="0"/>
+              <w:jc w:val="left"/>
+            </w:pPr>
+            <w:r>
+              <w:rPr>
+                <w:sz w:val="16"/>
+              </w:rPr>
+            </w:r>
+            <w:r>
+              <w:rPr>
+                <w:sz w:val="16"/>
+              </w:rPr>
+              <w:t xml:space="preserve">Correction recorded in </w:t>
+            </w:r>
+            <w:r>
+              <w:rPr>
+                <w:rFonts w:ascii="Consolas" w:hAnsi="Consolas"/>
+                <w:sz w:val="17"/>
+              </w:rPr>
               <w:t>../docs/requirements/requirements.md</w:t>
             </w:r>
           </w:p>
@@ -13937,7 +14781,7 @@
               <w:rPr>
                 <w:sz w:val="16"/>
               </w:rPr>
-              <w:t xml:space="preserve">The worker project declares </w:t>
+              <w:t xml:space="preserve">~~The worker project declares </w:t>
             </w:r>
             <w:r>
               <w:rPr>
@@ -13963,7 +14807,111 @@
               <w:rPr>
                 <w:sz w:val="16"/>
               </w:rPr>
-              <w:t>, but the run recorded here was made on Node 24.21.0, which npm reports as an unsupported engine.</w:t>
+              <w:t xml:space="preserve">, but the run recorded here was made on Node 24.21.0, which npm reports as an unsupported engine.~~ </w:t>
+            </w:r>
+            <w:r>
+              <w:rPr>
+                <w:b/>
+                <w:sz w:val="16"/>
+              </w:rPr>
+              <w:t>Obsolete.</w:t>
+            </w:r>
+            <w:r>
+              <w:rPr>
+                <w:sz w:val="16"/>
+              </w:rPr>
+              <w:t xml:space="preserve"> </w:t>
+            </w:r>
+            <w:r>
+              <w:rPr>
+                <w:rFonts w:ascii="Consolas" w:hAnsi="Consolas"/>
+                <w:sz w:val="17"/>
+              </w:rPr>
+              <w:t>package.json</w:t>
+            </w:r>
+            <w:r>
+              <w:rPr>
+                <w:sz w:val="16"/>
+              </w:rPr>
+              <w:t xml:space="preserve"> does not exist: the workers were rewritten as a Maven project at </w:t>
+            </w:r>
+            <w:r>
+              <w:rPr>
+                <w:rFonts w:ascii="Consolas" w:hAnsi="Consolas"/>
+                <w:sz w:val="17"/>
+              </w:rPr>
+              <w:t>4eb3fee</w:t>
+            </w:r>
+            <w:r>
+              <w:rPr>
+                <w:sz w:val="16"/>
+              </w:rPr>
+              <w:t xml:space="preserve">, and the declared runtime is now </w:t>
+            </w:r>
+            <w:r>
+              <w:rPr>
+                <w:rFonts w:ascii="Consolas" w:hAnsi="Consolas"/>
+                <w:sz w:val="17"/>
+              </w:rPr>
+              <w:t>maven.compiler.release=21</w:t>
+            </w:r>
+            <w:r>
+              <w:rPr>
+                <w:sz w:val="16"/>
+              </w:rPr>
+              <w:t xml:space="preserve"> in </w:t>
+            </w:r>
+            <w:r>
+              <w:rPr>
+                <w:rFonts w:ascii="Consolas" w:hAnsi="Consolas"/>
+                <w:sz w:val="17"/>
+              </w:rPr>
+              <w:t>workers/pom.xml</w:t>
+            </w:r>
+            <w:r>
+              <w:rPr>
+                <w:sz w:val="16"/>
+              </w:rPr>
+              <w:t xml:space="preserve">. The version that is actually used is recorded in each engine run, and the current record at </w:t>
+            </w:r>
+            <w:r>
+              <w:rPr>
+                <w:rFonts w:ascii="Consolas" w:hAnsi="Consolas"/>
+                <w:sz w:val="17"/>
+              </w:rPr>
+              <w:t>76a7fdc</w:t>
+            </w:r>
+            <w:r>
+              <w:rPr>
+                <w:sz w:val="16"/>
+              </w:rPr>
+              <w:t xml:space="preserve"> states </w:t>
+            </w:r>
+            <w:r>
+              <w:rPr>
+                <w:rFonts w:ascii="Consolas" w:hAnsi="Consolas"/>
+                <w:sz w:val="17"/>
+              </w:rPr>
+              <w:t>Java 21.0.12.1 LTS (Temurin)</w:t>
+            </w:r>
+            <w:r>
+              <w:rPr>
+                <w:sz w:val="16"/>
+              </w:rPr>
+              <w:t xml:space="preserve"> with </w:t>
+            </w:r>
+            <w:r>
+              <w:rPr>
+                <w:rFonts w:ascii="Consolas" w:hAnsi="Consolas"/>
+                <w:sz w:val="17"/>
+              </w:rPr>
+              <w:t>Apache Maven 3.9.10</w:t>
+            </w:r>
+            <w:r>
+              <w:rPr>
+                <w:sz w:val="16"/>
+              </w:rPr>
+              <w:t>, so the declared and the used runtime agree and the mismatch this row described is gone.</w:t>
             </w:r>
           </w:p>
         </w:tc>
@@ -14007,7 +14955,20 @@
               <w:rPr>
                 <w:sz w:val="16"/>
               </w:rPr>
-              <w:t>Open</w:t>
+              <w:t>Closed - overtaken by the Java rewrite (</w:t>
+            </w:r>
+            <w:r>
+              <w:rPr>
+                <w:rFonts w:ascii="Consolas" w:hAnsi="Consolas"/>
+                <w:sz w:val="17"/>
+              </w:rPr>
+              <w:t>4eb3fee</w:t>
+            </w:r>
+            <w:r>
+              <w:rPr>
+                <w:sz w:val="16"/>
+              </w:rPr>
+              <w:t>); the constraint it was about no longer exists</w:t>
             </w:r>
           </w:p>
         </w:tc>
@@ -14029,7 +14990,20 @@
               <w:rPr>
                 <w:sz w:val="16"/>
               </w:rPr>
-              <w:t>None needed for the unit tests, which pass; runs on a supported Node release should be repeated before release</w:t>
+              <w:t xml:space="preserve">None needed: </w:t>
+            </w:r>
+            <w:r>
+              <w:rPr>
+                <w:rFonts w:ascii="Consolas" w:hAnsi="Consolas"/>
+                <w:sz w:val="17"/>
+              </w:rPr>
+              <w:t>pom.xml</w:t>
+            </w:r>
+            <w:r>
+              <w:rPr>
+                <w:sz w:val="16"/>
+              </w:rPr>
+              <w:t xml:space="preserve"> pins Java 21 and the recorded runs use Java 21</w:t>
             </w:r>
           </w:p>
         </w:tc>
@@ -14244,7 +15218,7 @@
               <w:rPr>
                 <w:sz w:val="16"/>
               </w:rPr>
-              <w:t xml:space="preserve">An urgent referral with no slot in the requested period loops for ever in </w:t>
+              <w:t xml:space="preserve">An urgent referral with no slot in the requested period looped for ever in </w:t>
             </w:r>
             <w:r>
               <w:rPr>
@@ -14270,7 +15244,7 @@
               <w:rPr>
                 <w:sz w:val="16"/>
               </w:rPr>
-              <w:t xml:space="preserve"> takes its default flow to </w:t>
+              <w:t xml:space="preserve"> took its default flow to </w:t>
             </w:r>
             <w:r>
               <w:rPr>
@@ -14296,7 +15270,7 @@
               <w:rPr>
                 <w:sz w:val="16"/>
               </w:rPr>
-              <w:t xml:space="preserve"> sends </w:t>
+              <w:t xml:space="preserve"> sent </w:t>
             </w:r>
             <w:r>
               <w:rPr>
@@ -14322,7 +15296,7 @@
               <w:rPr>
                 <w:sz w:val="16"/>
               </w:rPr>
-              <w:t xml:space="preserve">. The scheduling service returns the same outcome for the same input, and there is no attempt counter, no timer and no escalation on that branch, so the instance cannot leave it. A routine referral on the same branch terminates correctly at </w:t>
+              <w:t xml:space="preserve">. The scheduling service answers the same request with the same result - it is asked once per booking and remembers the answer - so re-checking could never produce a slot, and there was no attempt counter, no timer and no escalation on that branch, so the instance could not leave it. A routine referral on the same branch terminates correctly at </w:t>
             </w:r>
             <w:r>
               <w:rPr>
@@ -14335,7 +15309,7 @@
               <w:rPr>
                 <w:sz w:val="16"/>
               </w:rPr>
-              <w:t>, which is why the fault is confined to the urgent case.</w:t>
+              <w:t>, which is why the fault was confined to the urgent case.</w:t>
             </w:r>
           </w:p>
         </w:tc>
@@ -14379,7 +15353,85 @@
               <w:rPr>
                 <w:sz w:val="16"/>
               </w:rPr>
-              <w:t>Open</w:t>
+              <w:t xml:space="preserve">Fixed - the urgent branch escalates out of the booking process instead of re-checking. </w:t>
+            </w:r>
+            <w:r>
+              <w:rPr>
+                <w:rFonts w:ascii="Consolas" w:hAnsi="Consolas"/>
+                <w:sz w:val="17"/>
+              </w:rPr>
+              <w:t>N_OB_UrgentReferral</w:t>
+            </w:r>
+            <w:r>
+              <w:rPr>
+                <w:sz w:val="16"/>
+              </w:rPr>
+              <w:t xml:space="preserve"> now takes </w:t>
+            </w:r>
+            <w:r>
+              <w:rPr>
+                <w:rFonts w:ascii="Consolas" w:hAnsi="Consolas"/>
+                <w:sz w:val="17"/>
+              </w:rPr>
+              <w:t>= priority = "urgent"</w:t>
+            </w:r>
+            <w:r>
+              <w:rPr>
+                <w:sz w:val="16"/>
+              </w:rPr>
+              <w:t xml:space="preserve"> to </w:t>
+            </w:r>
+            <w:r>
+              <w:rPr>
+                <w:rFonts w:ascii="Consolas" w:hAnsi="Consolas"/>
+                <w:sz w:val="17"/>
+              </w:rPr>
+              <w:t>N_PC_EscalateUrgent</w:t>
+            </w:r>
+            <w:r>
+              <w:rPr>
+                <w:sz w:val="16"/>
+              </w:rPr>
+              <w:t xml:space="preserve">, a new task in the Patient Pathway Coordinators lane bound to </w:t>
+            </w:r>
+            <w:r>
+              <w:rPr>
+                <w:rFonts w:ascii="Consolas" w:hAnsi="Consolas"/>
+                <w:sz w:val="17"/>
+              </w:rPr>
+              <w:t>urgent-referral-escalation</w:t>
+            </w:r>
+            <w:r>
+              <w:rPr>
+                <w:sz w:val="16"/>
+              </w:rPr>
+              <w:t xml:space="preserve">, which ends at </w:t>
+            </w:r>
+            <w:r>
+              <w:rPr>
+                <w:rFonts w:ascii="Consolas" w:hAnsi="Consolas"/>
+                <w:sz w:val="17"/>
+              </w:rPr>
+              <w:t>N_PC_UrgentEscalated</w:t>
+            </w:r>
+            <w:r>
+              <w:rPr>
+                <w:sz w:val="16"/>
+              </w:rPr>
+              <w:t xml:space="preserve">; the routine branch is unchanged. Driven on the engine, the path is </w:t>
+            </w:r>
+            <w:r>
+              <w:rPr>
+                <w:rFonts w:ascii="Consolas" w:hAnsi="Consolas"/>
+                <w:sz w:val="17"/>
+              </w:rPr>
+              <w:t>N_OB_SlotAvailable -&gt; N_OB_RecordNoSlot -&gt; N_OB_UrgentReferral -&gt; N_PC_EscalateUrgent -&gt; N_PC_UrgentEscalated</w:t>
+            </w:r>
+            <w:r>
+              <w:rPr>
+                <w:sz w:val="16"/>
+              </w:rPr>
+              <w:t>, the availability check is reached once, and the instance completes. Not committed yet, so there is no version to name.</w:t>
             </w:r>
           </w:p>
         </w:tc>
@@ -14401,7 +15453,7 @@
               <w:rPr>
                 <w:sz w:val="16"/>
               </w:rPr>
-              <w:t>None. Do not demonstrate an urgent referral with no suitable slot until this is fixed.</w:t>
+              <w:t>None needed</w:t>
             </w:r>
           </w:p>
         </w:tc>
@@ -14598,7 +15650,59 @@
               <w:rPr>
                 <w:sz w:val="16"/>
               </w:rPr>
-              <w:t>Open</w:t>
+              <w:t xml:space="preserve">Fixed at </w:t>
+            </w:r>
+            <w:r>
+              <w:rPr>
+                <w:rFonts w:ascii="Consolas" w:hAnsi="Consolas"/>
+                <w:sz w:val="17"/>
+              </w:rPr>
+              <w:t>9138bcc</w:t>
+            </w:r>
+            <w:r>
+              <w:rPr>
+                <w:sz w:val="16"/>
+              </w:rPr>
+              <w:t xml:space="preserve">: the error is defined, the catch event added and the flow routed to </w:t>
+            </w:r>
+            <w:r>
+              <w:rPr>
+                <w:rFonts w:ascii="Consolas" w:hAnsi="Consolas"/>
+                <w:sz w:val="17"/>
+              </w:rPr>
+              <w:t>N_F_CorrectRefundRequest</w:t>
+            </w:r>
+            <w:r>
+              <w:rPr>
+                <w:sz w:val="16"/>
+              </w:rPr>
+              <w:t xml:space="preserve">. Driven on the engine, the path is now </w:t>
+            </w:r>
+            <w:r>
+              <w:rPr>
+                <w:rFonts w:ascii="Consolas" w:hAnsi="Consolas"/>
+                <w:sz w:val="17"/>
+              </w:rPr>
+              <w:t>N_F_ProcessRefund -&gt; B_F_ProhibitedData -&gt; N_F_CorrectRefundRequest</w:t>
+            </w:r>
+            <w:r>
+              <w:rPr>
+                <w:sz w:val="16"/>
+              </w:rPr>
+              <w:t xml:space="preserve"> with no incident. </w:t>
+            </w:r>
+            <w:r>
+              <w:rPr>
+                <w:b/>
+                <w:sz w:val="16"/>
+              </w:rPr>
+              <w:t>Not closed entirely:</w:t>
+            </w:r>
+            <w:r>
+              <w:rPr>
+                <w:sz w:val="16"/>
+              </w:rPr>
+              <w:t xml:space="preserve"> no form has a field for the offending variable, so a Tasklist user cannot clear card details that have reached the process, and the refusal repeats until they are cleared some other way.</w:t>
             </w:r>
           </w:p>
         </w:tc>
@@ -14620,7 +15724,226 @@
               <w:rPr>
                 <w:sz w:val="16"/>
               </w:rPr>
-              <w:t>None; the refund path must not be given card details.</w:t>
+              <w:t>None needed for the incident; read the limitation beside the status</w:t>
+            </w:r>
+          </w:p>
+        </w:tc>
+        <w:tc>
+          <w:tcPr>
+            <w:tcW w:type="dxa" w:w="2357"/>
+          </w:tcPr>
+          <w:p>
+            <w:pPr>
+              <w:spacing w:after="0"/>
+              <w:jc w:val="left"/>
+            </w:pPr>
+            <w:r>
+              <w:rPr>
+                <w:sz w:val="16"/>
+              </w:rPr>
+            </w:r>
+            <w:r>
+              <w:rPr>
+                <w:sz w:val="16"/>
+              </w:rPr>
+              <w:t>-</w:t>
+            </w:r>
+          </w:p>
+        </w:tc>
+      </w:tr>
+      <w:tr>
+        <w:tc>
+          <w:tcPr>
+            <w:tcW w:type="dxa" w:w="2357"/>
+          </w:tcPr>
+          <w:p>
+            <w:pPr>
+              <w:spacing w:after="0"/>
+              <w:jc w:val="left"/>
+            </w:pPr>
+            <w:r>
+              <w:rPr>
+                <w:sz w:val="16"/>
+              </w:rPr>
+            </w:r>
+            <w:r>
+              <w:rPr>
+                <w:sz w:val="16"/>
+              </w:rPr>
+              <w:t>DEF-14</w:t>
+            </w:r>
+          </w:p>
+        </w:tc>
+        <w:tc>
+          <w:tcPr>
+            <w:tcW w:type="dxa" w:w="2357"/>
+          </w:tcPr>
+          <w:p>
+            <w:pPr>
+              <w:spacing w:after="0"/>
+              <w:jc w:val="left"/>
+            </w:pPr>
+            <w:r>
+              <w:rPr>
+                <w:sz w:val="16"/>
+              </w:rPr>
+            </w:r>
+            <w:r>
+              <w:rPr>
+                <w:sz w:val="16"/>
+              </w:rPr>
+              <w:t>A condition on the only outgoing sequence flow of an activity is never evaluated: Camunda takes that flow however the condition reads, so the condition is documentation of intent and not a guard. Measured on Camunda 8.9.19 with a probe whose single outgoing flow carried a condition that was certainly false - the flow was taken. Two conditions in the executable models are in that state, and the strategic view has a third (</w:t>
+            </w:r>
+            <w:r>
+              <w:rPr>
+                <w:rFonts w:ascii="Consolas" w:hAnsi="Consolas"/>
+                <w:sz w:val="17"/>
+              </w:rPr>
+              <w:t>N_C_ModifyTreatment</w:t>
+            </w:r>
+            <w:r>
+              <w:rPr>
+                <w:sz w:val="16"/>
+              </w:rPr>
+              <w:t>).</w:t>
+            </w:r>
+          </w:p>
+        </w:tc>
+        <w:tc>
+          <w:tcPr>
+            <w:tcW w:type="dxa" w:w="2357"/>
+          </w:tcPr>
+          <w:p>
+            <w:pPr>
+              <w:spacing w:after="0"/>
+              <w:jc w:val="left"/>
+            </w:pPr>
+            <w:r>
+              <w:rPr>
+                <w:sz w:val="16"/>
+              </w:rPr>
+            </w:r>
+            <w:r>
+              <w:rPr>
+                <w:sz w:val="16"/>
+              </w:rPr>
+              <w:t>Medium</w:t>
+            </w:r>
+          </w:p>
+        </w:tc>
+        <w:tc>
+          <w:tcPr>
+            <w:tcW w:type="dxa" w:w="2357"/>
+          </w:tcPr>
+          <w:p>
+            <w:pPr>
+              <w:spacing w:after="0"/>
+              <w:jc w:val="left"/>
+            </w:pPr>
+            <w:r>
+              <w:rPr>
+                <w:sz w:val="16"/>
+              </w:rPr>
+            </w:r>
+            <w:r>
+              <w:rPr>
+                <w:rFonts w:ascii="Consolas" w:hAnsi="Consolas"/>
+                <w:sz w:val="17"/>
+              </w:rPr>
+              <w:t>N_F_NotifyPatient</w:t>
+            </w:r>
+            <w:r>
+              <w:rPr>
+                <w:sz w:val="16"/>
+              </w:rPr>
+              <w:t xml:space="preserve"> (</w:t>
+            </w:r>
+            <w:r>
+              <w:rPr>
+                <w:rFonts w:ascii="Consolas" w:hAnsi="Consolas"/>
+                <w:sz w:val="17"/>
+              </w:rPr>
+              <w:t>= retryPayment = true</w:t>
+            </w:r>
+            <w:r>
+              <w:rPr>
+                <w:sz w:val="16"/>
+              </w:rPr>
+              <w:t xml:space="preserve">) fixed at </w:t>
+            </w:r>
+            <w:r>
+              <w:rPr>
+                <w:rFonts w:ascii="Consolas" w:hAnsi="Consolas"/>
+                <w:sz w:val="17"/>
+              </w:rPr>
+              <w:t>9138bcc</w:t>
+            </w:r>
+            <w:r>
+              <w:rPr>
+                <w:sz w:val="16"/>
+              </w:rPr>
+              <w:t xml:space="preserve">: the decision is made at </w:t>
+            </w:r>
+            <w:r>
+              <w:rPr>
+                <w:rFonts w:ascii="Consolas" w:hAnsi="Consolas"/>
+                <w:sz w:val="17"/>
+              </w:rPr>
+              <w:t>N_F_RetryDecision</w:t>
+            </w:r>
+            <w:r>
+              <w:rPr>
+                <w:sz w:val="16"/>
+              </w:rPr>
+              <w:t xml:space="preserve">, which declares a default, and both answers were driven on the engine. </w:t>
+            </w:r>
+            <w:r>
+              <w:rPr>
+                <w:rFonts w:ascii="Consolas" w:hAnsi="Consolas"/>
+                <w:sz w:val="17"/>
+              </w:rPr>
+              <w:t>N_CL_ModifyTreatment</w:t>
+            </w:r>
+            <w:r>
+              <w:rPr>
+                <w:sz w:val="16"/>
+              </w:rPr>
+              <w:t xml:space="preserve"> (</w:t>
+            </w:r>
+            <w:r>
+              <w:rPr>
+                <w:rFonts w:ascii="Consolas" w:hAnsi="Consolas"/>
+                <w:sz w:val="17"/>
+              </w:rPr>
+              <w:t>= affectsCharge = true</w:t>
+            </w:r>
+            <w:r>
+              <w:rPr>
+                <w:sz w:val="16"/>
+              </w:rPr>
+              <w:t>) is corrected text but still on a single flow, so still not enforced; enforcing it needs a gateway on that path too.</w:t>
+            </w:r>
+          </w:p>
+        </w:tc>
+        <w:tc>
+          <w:tcPr>
+            <w:tcW w:type="dxa" w:w="2357"/>
+          </w:tcPr>
+          <w:p>
+            <w:pPr>
+              <w:spacing w:after="0"/>
+              <w:jc w:val="left"/>
+            </w:pPr>
+            <w:r>
+              <w:rPr>
+                <w:sz w:val="16"/>
+              </w:rPr>
+            </w:r>
+            <w:r>
+              <w:rPr>
+                <w:sz w:val="16"/>
+              </w:rPr>
+              <w:t>Until a condition sits on a gateway, read it as intent rather than as a guard</w:t>
             </w:r>
           </w:p>
         </w:tc>

--- a/tests/exports/test-plan.docx
+++ b/tests/exports/test-plan.docx
@@ -8815,7 +8815,7 @@
               <w:rPr>
                 <w:sz w:val="16"/>
               </w:rPr>
-              <w:t>2026-09-21</w:t>
+              <w:t>2026-09-28</w:t>
             </w:r>
           </w:p>
         </w:tc>
@@ -8844,87 +8844,139 @@
                 <w:rFonts w:ascii="Consolas" w:hAnsi="Consolas"/>
                 <w:sz w:val="17"/>
               </w:rPr>
-              <w:t>cd workers &amp;&amp; npm test</w:t>
-            </w:r>
-          </w:p>
-        </w:tc>
-        <w:tc>
-          <w:tcPr>
-            <w:tcW w:type="dxa" w:w="2020"/>
-          </w:tcPr>
-          <w:p>
-            <w:pPr>
-              <w:spacing w:after="0"/>
-              <w:jc w:val="left"/>
-            </w:pPr>
-            <w:r>
-              <w:rPr>
-                <w:sz w:val="16"/>
-              </w:rPr>
+              <w:t>cd workers &amp;&amp; mvn test</w:t>
+            </w:r>
+            <w:r>
+              <w:rPr>
+                <w:sz w:val="16"/>
+              </w:rPr>
+              <w:t xml:space="preserve"> and </w:t>
             </w:r>
             <w:r>
               <w:rPr>
                 <w:rFonts w:ascii="Consolas" w:hAnsi="Consolas"/>
                 <w:sz w:val="17"/>
               </w:rPr>
-              <w:t>c8556ba</w:t>
-            </w:r>
-            <w:r>
-              <w:rPr>
-                <w:sz w:val="16"/>
-              </w:rPr>
-              <w:t xml:space="preserve"> ; </w:t>
+              <w:t>mvn test -Pengine</w:t>
+            </w:r>
+          </w:p>
+        </w:tc>
+        <w:tc>
+          <w:tcPr>
+            <w:tcW w:type="dxa" w:w="2020"/>
+          </w:tcPr>
+          <w:p>
+            <w:pPr>
+              <w:spacing w:after="0"/>
+              <w:jc w:val="left"/>
+            </w:pPr>
+            <w:r>
+              <w:rPr>
+                <w:sz w:val="16"/>
+              </w:rPr>
             </w:r>
             <w:r>
               <w:rPr>
                 <w:rFonts w:ascii="Consolas" w:hAnsi="Consolas"/>
                 <w:sz w:val="17"/>
               </w:rPr>
+              <w:t>2c3c2eb</w:t>
+            </w:r>
+            <w:r>
+              <w:rPr>
+                <w:sz w:val="16"/>
+              </w:rPr>
+              <w:t xml:space="preserve"> (the exchange published by a worker and correlated by referral; model level through </w:t>
+            </w:r>
+            <w:r>
+              <w:rPr>
+                <w:rFonts w:ascii="Consolas" w:hAnsi="Consolas"/>
+                <w:sz w:val="17"/>
+              </w:rPr>
+              <w:t>core-5</w:t>
+            </w:r>
+            <w:r>
+              <w:rPr>
+                <w:sz w:val="16"/>
+              </w:rPr>
+              <w:t>)</w:t>
+            </w:r>
+          </w:p>
+        </w:tc>
+        <w:tc>
+          <w:tcPr>
+            <w:tcW w:type="dxa" w:w="2020"/>
+          </w:tcPr>
+          <w:p>
+            <w:pPr>
+              <w:spacing w:after="0"/>
+              <w:jc w:val="left"/>
+            </w:pPr>
+            <w:r>
+              <w:rPr>
+                <w:sz w:val="16"/>
+              </w:rPr>
+            </w:r>
+            <w:r>
+              <w:rPr>
+                <w:sz w:val="16"/>
+              </w:rPr>
+              <w:t>Pass</w:t>
+            </w:r>
+          </w:p>
+        </w:tc>
+        <w:tc>
+          <w:tcPr>
+            <w:tcW w:type="dxa" w:w="2020"/>
+          </w:tcPr>
+          <w:p>
+            <w:pPr>
+              <w:spacing w:after="0"/>
+              <w:jc w:val="left"/>
+            </w:pPr>
+            <w:r>
+              <w:rPr>
+                <w:sz w:val="16"/>
+              </w:rPr>
+            </w:r>
+            <w:r>
+              <w:rPr>
+                <w:rFonts w:ascii="Consolas" w:hAnsi="Consolas"/>
+                <w:sz w:val="17"/>
+              </w:rPr>
+              <w:t>evidence/core-5-message-exchange-and-layout-tidy_2c3c2eb_2026-09-28.txt</w:t>
+            </w:r>
+            <w:r>
+              <w:rPr>
+                <w:sz w:val="16"/>
+              </w:rPr>
+              <w:t xml:space="preserve">; worker level at </w:t>
+            </w:r>
+            <w:r>
+              <w:rPr>
+                <w:rFonts w:ascii="Consolas" w:hAnsi="Consolas"/>
+                <w:sz w:val="17"/>
+              </w:rPr>
+              <w:t>c8556ba</w:t>
+            </w:r>
+            <w:r>
+              <w:rPr>
+                <w:sz w:val="16"/>
+              </w:rPr>
+              <w:t xml:space="preserve"> and </w:t>
+            </w:r>
+            <w:r>
+              <w:rPr>
+                <w:rFonts w:ascii="Consolas" w:hAnsi="Consolas"/>
+                <w:sz w:val="17"/>
+              </w:rPr>
               <w:t>76a7fdc</w:t>
             </w:r>
             <w:r>
               <w:rPr>
                 <w:sz w:val="16"/>
               </w:rPr>
-              <w:t xml:space="preserve"> (Java, all three levels)</w:t>
-            </w:r>
-          </w:p>
-        </w:tc>
-        <w:tc>
-          <w:tcPr>
-            <w:tcW w:type="dxa" w:w="2020"/>
-          </w:tcPr>
-          <w:p>
-            <w:pPr>
-              <w:spacing w:after="0"/>
-              <w:jc w:val="left"/>
-            </w:pPr>
-            <w:r>
-              <w:rPr>
-                <w:sz w:val="16"/>
-              </w:rPr>
-            </w:r>
-            <w:r>
-              <w:rPr>
-                <w:sz w:val="16"/>
-              </w:rPr>
-              <w:t>Pass</w:t>
-            </w:r>
-          </w:p>
-        </w:tc>
-        <w:tc>
-          <w:tcPr>
-            <w:tcW w:type="dxa" w:w="2020"/>
-          </w:tcPr>
-          <w:p>
-            <w:pPr>
-              <w:spacing w:after="0"/>
-              <w:jc w:val="left"/>
-            </w:pPr>
-            <w:r>
-              <w:rPr>
-                <w:sz w:val="16"/>
-              </w:rPr>
+              <w:t xml:space="preserve"> in </w:t>
             </w:r>
             <w:r>
               <w:rPr>

--- a/tests/exports/test-plan.docx
+++ b/tests/exports/test-plan.docx
@@ -97,17 +97,96 @@
         <w:t>release-1.0</w:t>
       </w:r>
       <w:r>
-        <w:t xml:space="preserve">, on the commit that carries these version records. The tag's own message names that commit and </w:t>
+        <w:t xml:space="preserve">. Measured on 2026-09-28, the tag resolves to </w:t>
       </w:r>
       <w:r>
         <w:rPr>
           <w:rFonts w:ascii="Consolas" w:hAnsi="Consolas"/>
           <w:sz w:val="17"/>
         </w:rPr>
-        <w:t>git rev-parse release-1.0</w:t>
+        <w:t>69e01a1</w:t>
       </w:r>
       <w:r>
-        <w:t xml:space="preserve"> resolves it, which is why the hash is not written here: a record that has to name its own commit cannot be written before the commit exists, and the two earlier attempts to do it got the hash wrong.</w:t>
+        <w:t xml:space="preserve">, and </w:t>
+      </w:r>
+      <w:r>
+        <w:rPr>
+          <w:rFonts w:ascii="Consolas" w:hAnsi="Consolas"/>
+          <w:sz w:val="17"/>
+        </w:rPr>
+        <w:t>main</w:t>
+      </w:r>
+      <w:r>
+        <w:t xml:space="preserve"> has since moved one commit past it, to </w:t>
+      </w:r>
+      <w:r>
+        <w:rPr>
+          <w:rFonts w:ascii="Consolas" w:hAnsi="Consolas"/>
+          <w:sz w:val="17"/>
+        </w:rPr>
+        <w:t>57b3c1d</w:t>
+      </w:r>
+      <w:r>
+        <w:t xml:space="preserve">. That commit changed these version records themselves (90 lines of this file, and </w:t>
+      </w:r>
+      <w:r>
+        <w:rPr>
+          <w:rFonts w:ascii="Consolas" w:hAnsi="Consolas"/>
+          <w:sz w:val="17"/>
+        </w:rPr>
+        <w:t>exports/test-plan.docx</w:t>
+      </w:r>
+      <w:r>
+        <w:t xml:space="preserve">), re-laid out all six models, regenerated every export, and added a user task and the form that covers it. </w:t>
+      </w:r>
+      <w:r>
+        <w:rPr>
+          <w:b/>
+        </w:rPr>
+        <w:t>So the tag does not currently name the tree these records describe</w:t>
+      </w:r>
+      <w:r>
+        <w:t xml:space="preserve">: either the tag is moved forward onto </w:t>
+      </w:r>
+      <w:r>
+        <w:rPr>
+          <w:rFonts w:ascii="Consolas" w:hAnsi="Consolas"/>
+          <w:sz w:val="17"/>
+        </w:rPr>
+        <w:t>57b3c1d</w:t>
+      </w:r>
+      <w:r>
+        <w:t xml:space="preserve">, or the release is read as </w:t>
+      </w:r>
+      <w:r>
+        <w:rPr>
+          <w:rFonts w:ascii="Consolas" w:hAnsi="Consolas"/>
+          <w:sz w:val="17"/>
+        </w:rPr>
+        <w:t>69e01a1</w:t>
+      </w:r>
+      <w:r>
+        <w:t xml:space="preserve"> and this plan's records are read as describing </w:t>
+      </w:r>
+      <w:r>
+        <w:rPr>
+          <w:rFonts w:ascii="Consolas" w:hAnsi="Consolas"/>
+          <w:sz w:val="17"/>
+        </w:rPr>
+        <w:t>main</w:t>
+      </w:r>
+      <w:r>
+        <w:t xml:space="preserve"> after it. The hash is written here rather than left to </w:t>
+      </w:r>
+      <w:r>
+        <w:rPr>
+          <w:rFonts w:ascii="Consolas" w:hAnsi="Consolas"/>
+          <w:sz w:val="17"/>
+        </w:rPr>
+        <w:t>git rev-parse</w:t>
+      </w:r>
+      <w:r>
+        <w:t xml:space="preserve"> because the record has to be readable at more than one commit.</w:t>
       </w:r>
     </w:p>
     <w:p>
@@ -142,7 +221,7 @@
         <w:t>4eb3fee</w:t>
       </w:r>
       <w:r>
-        <w:t xml:space="preserve">, and then moved forward to where it is now so that the release covers the completed form set. </w:t>
+        <w:t xml:space="preserve">, and then moved forward so that the release would cover the completed form set. </w:t>
       </w:r>
       <w:r>
         <w:rPr>
@@ -162,7 +241,46 @@
         <w:t>a62e783</w:t>
       </w:r>
       <w:r>
-        <w:t xml:space="preserve">: 40 forms now cover all 55 user tasks, and the 8 that existed earlier had in fact never rendered a field. The results recorded in this plan's execution table were produced against the Node.js version and </w:t>
+        <w:t xml:space="preserve">: 40 forms came to cover all 55 user tasks that existed then, and the 8 that existed earlier had in fact never rendered a field. </w:t>
+      </w:r>
+      <w:r>
+        <w:rPr>
+          <w:rFonts w:ascii="Consolas" w:hAnsi="Consolas"/>
+          <w:sz w:val="17"/>
+        </w:rPr>
+        <w:t>57b3c1d</w:t>
+      </w:r>
+      <w:r>
+        <w:t xml:space="preserve"> then added a 56th user task (</w:t>
+      </w:r>
+      <w:r>
+        <w:rPr>
+          <w:rFonts w:ascii="Consolas" w:hAnsi="Consolas"/>
+          <w:sz w:val="17"/>
+        </w:rPr>
+        <w:t>N_PC_EscalateUrgent</w:t>
+      </w:r>
+      <w:r>
+        <w:t xml:space="preserve">, the escalation </w:t>
+      </w:r>
+      <w:r>
+        <w:rPr>
+          <w:rFonts w:ascii="Consolas" w:hAnsi="Consolas"/>
+          <w:sz w:val="17"/>
+        </w:rPr>
+        <w:t>DEF-11</w:t>
+      </w:r>
+      <w:r>
+        <w:t xml:space="preserve">'s fix introduces) and its form, so the current tree has </w:t>
+      </w:r>
+      <w:r>
+        <w:rPr>
+          <w:b/>
+        </w:rPr>
+        <w:t>56 user tasks and 41 forms, with no user task left without one</w:t>
+      </w:r>
+      <w:r>
+        <w:t xml:space="preserve">. The results recorded in this plan's execution table were produced against the Node.js version and </w:t>
       </w:r>
       <w:r>
         <w:rPr>
@@ -171,7 +289,217 @@
         <w:t>each result names the commit it was produced at</w:t>
       </w:r>
       <w:r>
-        <w:t>; they no longer describe the current code.</w:t>
+        <w:t xml:space="preserve">; the three levels were run again at </w:t>
+      </w:r>
+      <w:r>
+        <w:rPr>
+          <w:rFonts w:ascii="Consolas" w:hAnsi="Consolas"/>
+          <w:sz w:val="17"/>
+        </w:rPr>
+        <w:t>57b3c1d</w:t>
+      </w:r>
+      <w:r>
+        <w:t xml:space="preserve"> (section 5), which is the current evidence.</w:t>
+      </w:r>
+    </w:p>
+    <w:p>
+      <w:pPr>
+        <w:ind w:left="283"/>
+      </w:pPr>
+      <w:r>
+        <w:rPr>
+          <w:b/>
+          <w:i/>
+          <w:sz w:val="18"/>
+        </w:rPr>
+        <w:t>Element count and id count are not the same number, and both are now stated.</w:t>
+      </w:r>
+      <w:r>
+        <w:rPr>
+          <w:i/>
+          <w:sz w:val="18"/>
+        </w:rPr>
+        <w:t xml:space="preserve"> Counting the four models gives </w:t>
+      </w:r>
+      <w:r>
+        <w:rPr>
+          <w:b/>
+          <w:i/>
+          <w:sz w:val="18"/>
+        </w:rPr>
+        <w:t>56 `userTask` elements over 54 distinct ids</w:t>
+      </w:r>
+      <w:r>
+        <w:rPr>
+          <w:i/>
+          <w:sz w:val="18"/>
+        </w:rPr>
+        <w:t xml:space="preserve"> at </w:t>
+      </w:r>
+      <w:r>
+        <w:rPr>
+          <w:rFonts w:ascii="Consolas" w:hAnsi="Consolas"/>
+          <w:i/>
+          <w:sz w:val="18"/>
+        </w:rPr>
+        <w:t>57b3c1d</w:t>
+      </w:r>
+      <w:r>
+        <w:rPr>
+          <w:i/>
+          <w:sz w:val="18"/>
+        </w:rPr>
+        <w:t xml:space="preserve"> and later, and gave </w:t>
+      </w:r>
+      <w:r>
+        <w:rPr>
+          <w:b/>
+          <w:i/>
+          <w:sz w:val="18"/>
+        </w:rPr>
+        <w:t>55 over 53</w:t>
+      </w:r>
+      <w:r>
+        <w:rPr>
+          <w:i/>
+          <w:sz w:val="18"/>
+        </w:rPr>
+        <w:t xml:space="preserve"> at </w:t>
+      </w:r>
+      <w:r>
+        <w:rPr>
+          <w:rFonts w:ascii="Consolas" w:hAnsi="Consolas"/>
+          <w:i/>
+          <w:sz w:val="18"/>
+        </w:rPr>
+        <w:t>release-1.0</w:t>
+      </w:r>
+      <w:r>
+        <w:rPr>
+          <w:i/>
+          <w:sz w:val="18"/>
+        </w:rPr>
+        <w:t xml:space="preserve"> and </w:t>
+      </w:r>
+      <w:r>
+        <w:rPr>
+          <w:rFonts w:ascii="Consolas" w:hAnsi="Consolas"/>
+          <w:i/>
+          <w:sz w:val="18"/>
+        </w:rPr>
+        <w:t>69e01a1</w:t>
+      </w:r>
+      <w:r>
+        <w:rPr>
+          <w:i/>
+          <w:sz w:val="18"/>
+        </w:rPr>
+        <w:t xml:space="preserve">. The gap is the same two ids in both cases: </w:t>
+      </w:r>
+      <w:r>
+        <w:rPr>
+          <w:rFonts w:ascii="Consolas" w:hAnsi="Consolas"/>
+          <w:i/>
+          <w:sz w:val="18"/>
+        </w:rPr>
+        <w:t>N_OB_CorrectRequest</w:t>
+      </w:r>
+      <w:r>
+        <w:rPr>
+          <w:i/>
+          <w:sz w:val="18"/>
+        </w:rPr>
+        <w:t xml:space="preserve"> and </w:t>
+      </w:r>
+      <w:r>
+        <w:rPr>
+          <w:rFonts w:ascii="Consolas" w:hAnsi="Consolas"/>
+          <w:i/>
+          <w:sz w:val="18"/>
+        </w:rPr>
+        <w:t>N_OB_RecordDispatchFailure</w:t>
+      </w:r>
+      <w:r>
+        <w:rPr>
+          <w:i/>
+          <w:sz w:val="18"/>
+        </w:rPr>
+        <w:t xml:space="preserve"> are each used once in </w:t>
+      </w:r>
+      <w:r>
+        <w:rPr>
+          <w:rFonts w:ascii="Consolas" w:hAnsi="Consolas"/>
+          <w:i/>
+          <w:sz w:val="18"/>
+        </w:rPr>
+        <w:t>core-1</w:t>
+      </w:r>
+      <w:r>
+        <w:rPr>
+          <w:i/>
+          <w:sz w:val="18"/>
+        </w:rPr>
+        <w:t xml:space="preserve"> and once in </w:t>
+      </w:r>
+      <w:r>
+        <w:rPr>
+          <w:rFonts w:ascii="Consolas" w:hAnsi="Consolas"/>
+          <w:i/>
+          <w:sz w:val="18"/>
+        </w:rPr>
+        <w:t>core-4</w:t>
+      </w:r>
+      <w:r>
+        <w:rPr>
+          <w:i/>
+          <w:sz w:val="18"/>
+        </w:rPr>
+        <w:t xml:space="preserve">, and both uses bind the same form. So the "55" in the earlier records was the right *element* count for the snapshot it described - it was not a wrong number, it was an unlabelled one, and </w:t>
+      </w:r>
+      <w:r>
+        <w:rPr>
+          <w:rFonts w:ascii="Consolas" w:hAnsi="Consolas"/>
+          <w:i/>
+          <w:sz w:val="18"/>
+        </w:rPr>
+        <w:t>57b3c1d</w:t>
+      </w:r>
+      <w:r>
+        <w:rPr>
+          <w:i/>
+          <w:sz w:val="18"/>
+        </w:rPr>
+        <w:t xml:space="preserve"> legitimately took it to 56. What no record stated is the id count, which is what </w:t>
+      </w:r>
+      <w:r>
+        <w:rPr>
+          <w:rFonts w:ascii="Consolas" w:hAnsi="Consolas"/>
+          <w:i/>
+          <w:sz w:val="18"/>
+        </w:rPr>
+        <w:t>definitions</w:t>
+      </w:r>
+      <w:r>
+        <w:rPr>
+          <w:i/>
+          <w:sz w:val="18"/>
+        </w:rPr>
+        <w:t xml:space="preserve"> requires to be unique and which is 54 now rather than 56. Counts here now say which of the two they mean. A count keyed on the task id alone silently drops one of each reused pair and reports 54 where the element count is 56, which is how the distinction gets lost. </w:t>
+      </w:r>
+      <w:r>
+        <w:rPr>
+          <w:rFonts w:ascii="Consolas" w:hAnsi="Consolas"/>
+          <w:i/>
+          <w:sz w:val="18"/>
+        </w:rPr>
+        <w:t>docs/agile/form-field-burden.md</w:t>
+      </w:r>
+      <w:r>
+        <w:rPr>
+          <w:i/>
+          <w:sz w:val="18"/>
+        </w:rPr>
+        <w:t xml:space="preserve"> records the same measurement and the field counts that came with it.</w:t>
       </w:r>
     </w:p>
     <w:tbl>
@@ -271,20 +599,33 @@
               <w:rPr>
                 <w:sz w:val="16"/>
               </w:rPr>
-              <w:t xml:space="preserve"> - the commit carrying these records: four </w:t>
+              <w:t xml:space="preserve">, which resolves to </w:t>
             </w:r>
             <w:r>
               <w:rPr>
                 <w:rFonts w:ascii="Consolas" w:hAnsi="Consolas"/>
                 <w:sz w:val="17"/>
               </w:rPr>
+              <w:t>69e01a1</w:t>
+            </w:r>
+            <w:r>
+              <w:rPr>
+                <w:sz w:val="16"/>
+              </w:rPr>
+              <w:t xml:space="preserve">: four </w:t>
+            </w:r>
+            <w:r>
+              <w:rPr>
+                <w:rFonts w:ascii="Consolas" w:hAnsi="Consolas"/>
+                <w:sz w:val="17"/>
+              </w:rPr>
               <w:t>core-N</w:t>
             </w:r>
             <w:r>
               <w:rPr>
                 <w:sz w:val="16"/>
               </w:rPr>
-              <w:t xml:space="preserve"> models, all 40 Camunda Forms, workers in Java</w:t>
+              <w:t xml:space="preserve"> models, 40 Camunda Forms covering the 55 user tasks that existed then, workers in Java</w:t>
             </w:r>
           </w:p>
         </w:tc>
@@ -308,49 +649,43 @@
               <w:rPr>
                 <w:sz w:val="16"/>
               </w:rPr>
-              <w:t>Earlier tag targets</w:t>
-            </w:r>
-          </w:p>
-        </w:tc>
-        <w:tc>
-          <w:tcPr>
-            <w:tcW w:type="dxa" w:w="7070"/>
-          </w:tcPr>
-          <w:p>
-            <w:pPr>
-              <w:spacing w:after="0"/>
-              <w:jc w:val="left"/>
-            </w:pPr>
-            <w:r>
-              <w:rPr>
-                <w:sz w:val="16"/>
-              </w:rPr>
+              <w:t xml:space="preserve">Current </w:t>
             </w:r>
             <w:r>
               <w:rPr>
                 <w:rFonts w:ascii="Consolas" w:hAnsi="Consolas"/>
                 <w:sz w:val="17"/>
               </w:rPr>
-              <w:t>9ef26df</w:t>
-            </w:r>
-            <w:r>
-              <w:rPr>
-                <w:sz w:val="16"/>
-              </w:rPr>
-              <w:t xml:space="preserve"> (Node.js workers, superseded), then </w:t>
+              <w:t>main</w:t>
+            </w:r>
+          </w:p>
+        </w:tc>
+        <w:tc>
+          <w:tcPr>
+            <w:tcW w:type="dxa" w:w="7070"/>
+          </w:tcPr>
+          <w:p>
+            <w:pPr>
+              <w:spacing w:after="0"/>
+              <w:jc w:val="left"/>
+            </w:pPr>
+            <w:r>
+              <w:rPr>
+                <w:sz w:val="16"/>
+              </w:rPr>
             </w:r>
             <w:r>
               <w:rPr>
                 <w:rFonts w:ascii="Consolas" w:hAnsi="Consolas"/>
                 <w:sz w:val="17"/>
               </w:rPr>
-              <w:t>bdcc0e1</w:t>
-            </w:r>
-            <w:r>
-              <w:rPr>
-                <w:sz w:val="16"/>
-              </w:rPr>
-              <w:t xml:space="preserve"> (Java workers, before the forms were completed)</w:t>
+              <w:t>57b3c1d</w:t>
+            </w:r>
+            <w:r>
+              <w:rPr>
+                <w:sz w:val="16"/>
+              </w:rPr>
+              <w:t>, one commit past the tag: 56 user tasks, 41 Camunda Forms, every model re-laid out, all exports regenerated</w:t>
             </w:r>
           </w:p>
         </w:tc>
@@ -374,7 +709,7 @@
               <w:rPr>
                 <w:sz w:val="16"/>
               </w:rPr>
-              <w:t>Commit each result was produced at</w:t>
+              <w:t>Earlier tag targets</w:t>
             </w:r>
           </w:p>
         </w:tc>
@@ -397,26 +732,26 @@
                 <w:rFonts w:ascii="Consolas" w:hAnsi="Consolas"/>
                 <w:sz w:val="17"/>
               </w:rPr>
-              <w:t>c8556ba</w:t>
-            </w:r>
-            <w:r>
-              <w:rPr>
-                <w:sz w:val="16"/>
-              </w:rPr>
-              <w:t xml:space="preserve"> at worker level (Node.js), </w:t>
+              <w:t>9ef26df</w:t>
+            </w:r>
+            <w:r>
+              <w:rPr>
+                <w:sz w:val="16"/>
+              </w:rPr>
+              <w:t xml:space="preserve"> (Node.js workers, superseded), then </w:t>
             </w:r>
             <w:r>
               <w:rPr>
                 <w:rFonts w:ascii="Consolas" w:hAnsi="Consolas"/>
                 <w:sz w:val="17"/>
               </w:rPr>
-              <w:t>a7f0dd6</w:t>
-            </w:r>
-            <w:r>
-              <w:rPr>
-                <w:sz w:val="16"/>
-              </w:rPr>
-              <w:t xml:space="preserve"> at model level</w:t>
+              <w:t>bdcc0e1</w:t>
+            </w:r>
+            <w:r>
+              <w:rPr>
+                <w:sz w:val="16"/>
+              </w:rPr>
+              <w:t xml:space="preserve"> (Java workers, before the forms were completed)</w:t>
             </w:r>
           </w:p>
         </w:tc>
@@ -440,7 +775,7 @@
               <w:rPr>
                 <w:sz w:val="16"/>
               </w:rPr>
-              <w:t>Artefact versions</w:t>
+              <w:t>Commit each result was produced at</w:t>
             </w:r>
           </w:p>
         </w:tc>
@@ -457,32 +792,137 @@
               <w:rPr>
                 <w:sz w:val="16"/>
               </w:rPr>
-            </w:r>
-            <w:r>
-              <w:rPr>
-                <w:sz w:val="16"/>
-              </w:rPr>
-              <w:t xml:space="preserve">the four </w:t>
             </w:r>
             <w:r>
               <w:rPr>
                 <w:rFonts w:ascii="Consolas" w:hAnsi="Consolas"/>
                 <w:sz w:val="17"/>
               </w:rPr>
-              <w:t>core-N</w:t>
-            </w:r>
-            <w:r>
-              <w:rPr>
-                <w:sz w:val="16"/>
-              </w:rPr>
-              <w:t xml:space="preserve"> models; 40 Camunda Forms covering all 55 user tasks (</w:t>
+              <w:t>c8556ba</w:t>
+            </w:r>
+            <w:r>
+              <w:rPr>
+                <w:sz w:val="16"/>
+              </w:rPr>
+              <w:t xml:space="preserve"> at worker level (Node.js), </w:t>
             </w:r>
             <w:r>
               <w:rPr>
                 <w:rFonts w:ascii="Consolas" w:hAnsi="Consolas"/>
                 <w:sz w:val="17"/>
               </w:rPr>
+              <w:t>a7f0dd6</w:t>
+            </w:r>
+            <w:r>
+              <w:rPr>
+                <w:sz w:val="16"/>
+              </w:rPr>
+              <w:t xml:space="preserve"> at model level, </w:t>
+            </w:r>
+            <w:r>
+              <w:rPr>
+                <w:rFonts w:ascii="Consolas" w:hAnsi="Consolas"/>
+                <w:sz w:val="17"/>
+              </w:rPr>
+              <w:t>76a7fdc</w:t>
+            </w:r>
+            <w:r>
+              <w:rPr>
+                <w:sz w:val="16"/>
+              </w:rPr>
+              <w:t xml:space="preserve"> at all three levels (Java), </w:t>
+            </w:r>
+            <w:r>
+              <w:rPr>
+                <w:rFonts w:ascii="Consolas" w:hAnsi="Consolas"/>
+                <w:sz w:val="17"/>
+              </w:rPr>
+              <w:t>57b3c1d</w:t>
+            </w:r>
+            <w:r>
+              <w:rPr>
+                <w:sz w:val="16"/>
+              </w:rPr>
+              <w:t xml:space="preserve"> at all three levels and in the artefact checks (current)</w:t>
+            </w:r>
+          </w:p>
+        </w:tc>
+      </w:tr>
+      <w:tr>
+        <w:tc>
+          <w:tcPr>
+            <w:tcW w:type="dxa" w:w="7070"/>
+          </w:tcPr>
+          <w:p>
+            <w:pPr>
+              <w:spacing w:after="0"/>
+              <w:jc w:val="left"/>
+            </w:pPr>
+            <w:r>
+              <w:rPr>
+                <w:sz w:val="16"/>
+              </w:rPr>
+            </w:r>
+            <w:r>
+              <w:rPr>
+                <w:sz w:val="16"/>
+              </w:rPr>
+              <w:t>Artefact versions</w:t>
+            </w:r>
+          </w:p>
+        </w:tc>
+        <w:tc>
+          <w:tcPr>
+            <w:tcW w:type="dxa" w:w="7070"/>
+          </w:tcPr>
+          <w:p>
+            <w:pPr>
+              <w:spacing w:after="0"/>
+              <w:jc w:val="left"/>
+            </w:pPr>
+            <w:r>
+              <w:rPr>
+                <w:sz w:val="16"/>
+              </w:rPr>
+            </w:r>
+            <w:r>
+              <w:rPr>
+                <w:sz w:val="16"/>
+              </w:rPr>
+              <w:t xml:space="preserve">the four </w:t>
+            </w:r>
+            <w:r>
+              <w:rPr>
+                <w:rFonts w:ascii="Consolas" w:hAnsi="Consolas"/>
+                <w:sz w:val="17"/>
+              </w:rPr>
+              <w:t>core-N</w:t>
+            </w:r>
+            <w:r>
+              <w:rPr>
+                <w:sz w:val="16"/>
+              </w:rPr>
+              <w:t xml:space="preserve"> models; 41 Camunda Forms covering all 56 user tasks (</w:t>
+            </w:r>
+            <w:r>
+              <w:rPr>
+                <w:rFonts w:ascii="Consolas" w:hAnsi="Consolas"/>
+                <w:sz w:val="17"/>
+              </w:rPr>
               <w:t>a62e783</w:t>
+            </w:r>
+            <w:r>
+              <w:rPr>
+                <w:sz w:val="16"/>
+              </w:rPr>
+              <w:t xml:space="preserve">, extended at </w:t>
+            </w:r>
+            <w:r>
+              <w:rPr>
+                <w:rFonts w:ascii="Consolas" w:hAnsi="Consolas"/>
+                <w:sz w:val="17"/>
+              </w:rPr>
+              <w:t>57b3c1d</w:t>
             </w:r>
             <w:r>
               <w:rPr>
@@ -776,7 +1216,7 @@
               <w:rPr>
                 <w:sz w:val="16"/>
               </w:rPr>
-              <w:t xml:space="preserve">), the 40 Camunda Forms in </w:t>
+              <w:t xml:space="preserve">), the 41 Camunda Forms in </w:t>
             </w:r>
             <w:r>
               <w:rPr>
@@ -8246,7 +8686,22 @@
           <w:i/>
           <w:sz w:val="18"/>
         </w:rPr>
-        <w:t xml:space="preserve">. A version is a commit or a tag; every run recorded here was made before </w:t>
+        <w:t xml:space="preserve">. A version is a commit or a tag. Every row names the commit it was produced at, because a result belongs to the version it was run against and to no other. Nothing in this table is a claim about a version other than the one in its row. </w:t>
+      </w:r>
+      <w:r>
+        <w:rPr>
+          <w:b/>
+          <w:i/>
+          <w:sz w:val="18"/>
+        </w:rPr>
+        <w:t>The `57b3c1d` run of 2026-09-28 is the current one</w:t>
+      </w:r>
+      <w:r>
+        <w:rPr>
+          <w:i/>
+          <w:sz w:val="18"/>
+        </w:rPr>
+        <w:t xml:space="preserve">, and it is recorded in two places: </w:t>
       </w:r>
       <w:r>
         <w:rPr>
@@ -8254,14 +8709,59 @@
           <w:i/>
           <w:sz w:val="18"/>
         </w:rPr>
-        <w:t>release-1.0</w:t>
+        <w:t>evidence/workers_java-all-three-levels_57b3c1d_2026-09-28.txt</w:t>
       </w:r>
       <w:r>
         <w:rPr>
           <w:i/>
           <w:sz w:val="18"/>
         </w:rPr>
-        <w:t xml:space="preserve"> was tagged, so each row names its commit. Nothing in this table is a claim about a version other than the one in its row.</w:t>
+        <w:t xml:space="preserve"> (the outcome of each level) and </w:t>
+      </w:r>
+      <w:r>
+        <w:rPr>
+          <w:rFonts w:ascii="Consolas" w:hAnsi="Consolas"/>
+          <w:i/>
+          <w:sz w:val="18"/>
+        </w:rPr>
+        <w:t>evidence/operational-models-and-forms_end-to-end_57b3c1d_2026-09-28.txt</w:t>
+      </w:r>
+      <w:r>
+        <w:rPr>
+          <w:i/>
+          <w:sz w:val="18"/>
+        </w:rPr>
+        <w:t xml:space="preserve"> (the same engine run per scenario: the element path of every instance and the variables every user task was completed with). Where a row below moves a scenario off </w:t>
+      </w:r>
+      <w:r>
+        <w:rPr>
+          <w:rFonts w:ascii="Consolas" w:hAnsi="Consolas"/>
+          <w:i/>
+          <w:sz w:val="18"/>
+        </w:rPr>
+        <w:t>Not run</w:t>
+      </w:r>
+      <w:r>
+        <w:rPr>
+          <w:i/>
+          <w:sz w:val="18"/>
+        </w:rPr>
+        <w:t xml:space="preserve"> or changes its result, that pair of files is why. The rows are not rewritten wholesale: a row that already had a result keeps the version it was produced at, and the </w:t>
+      </w:r>
+      <w:r>
+        <w:rPr>
+          <w:rFonts w:ascii="Consolas" w:hAnsi="Consolas"/>
+          <w:i/>
+          <w:sz w:val="18"/>
+        </w:rPr>
+        <w:t>57b3c1d</w:t>
+      </w:r>
+      <w:r>
+        <w:rPr>
+          <w:i/>
+          <w:sz w:val="18"/>
+        </w:rPr>
+        <w:t xml:space="preserve"> result is stated beside it.</w:t>
       </w:r>
     </w:p>
     <w:tbl>
@@ -8659,7 +9159,7 @@
               <w:rPr>
                 <w:sz w:val="16"/>
               </w:rPr>
-              <w:t>-</w:t>
+              <w:t>2026-09-28</w:t>
             </w:r>
           </w:p>
         </w:tc>
@@ -8681,7 +9181,14 @@
               <w:rPr>
                 <w:sz w:val="16"/>
               </w:rPr>
-              <w:t>-</w:t>
+              <w:t xml:space="preserve">automated, </w:t>
+            </w:r>
+            <w:r>
+              <w:rPr>
+                <w:rFonts w:ascii="Consolas" w:hAnsi="Consolas"/>
+                <w:sz w:val="17"/>
+              </w:rPr>
+              <w:t>cd workers &amp;&amp; mvn test -Pengine</w:t>
             </w:r>
           </w:p>
         </w:tc>
@@ -8701,9 +9208,10 @@
             </w:r>
             <w:r>
               <w:rPr>
-                <w:sz w:val="16"/>
-              </w:rPr>
-              <w:t>-</w:t>
+                <w:rFonts w:ascii="Consolas" w:hAnsi="Consolas"/>
+                <w:sz w:val="17"/>
+              </w:rPr>
+              <w:t>57b3c1d</w:t>
             </w:r>
           </w:p>
         </w:tc>
@@ -8725,7 +9233,124 @@
               <w:rPr>
                 <w:sz w:val="16"/>
               </w:rPr>
-              <w:t>Not run</w:t>
+              <w:t xml:space="preserve">Partial - scenario 7 drove </w:t>
+            </w:r>
+            <w:r>
+              <w:rPr>
+                <w:b/>
+                <w:sz w:val="16"/>
+              </w:rPr>
+              <w:t>two of the three</w:t>
+            </w:r>
+            <w:r>
+              <w:rPr>
+                <w:sz w:val="16"/>
+              </w:rPr>
+              <w:t xml:space="preserve"> decisions: </w:t>
+            </w:r>
+            <w:r>
+              <w:rPr>
+                <w:rFonts w:ascii="Consolas" w:hAnsi="Consolas"/>
+                <w:sz w:val="17"/>
+              </w:rPr>
+              <w:t>rejected</w:t>
+            </w:r>
+            <w:r>
+              <w:rPr>
+                <w:sz w:val="16"/>
+              </w:rPr>
+              <w:t xml:space="preserve"> reached </w:t>
+            </w:r>
+            <w:r>
+              <w:rPr>
+                <w:rFonts w:ascii="Consolas" w:hAnsi="Consolas"/>
+                <w:sz w:val="17"/>
+              </w:rPr>
+              <w:t>N_C_Rejected</w:t>
+            </w:r>
+            <w:r>
+              <w:rPr>
+                <w:sz w:val="16"/>
+              </w:rPr>
+              <w:t xml:space="preserve"> and </w:t>
+            </w:r>
+            <w:r>
+              <w:rPr>
+                <w:rFonts w:ascii="Consolas" w:hAnsi="Consolas"/>
+                <w:sz w:val="17"/>
+              </w:rPr>
+              <w:t>redirected</w:t>
+            </w:r>
+            <w:r>
+              <w:rPr>
+                <w:sz w:val="16"/>
+              </w:rPr>
+              <w:t xml:space="preserve"> reached </w:t>
+            </w:r>
+            <w:r>
+              <w:rPr>
+                <w:rFonts w:ascii="Consolas" w:hAnsi="Consolas"/>
+                <w:sz w:val="17"/>
+              </w:rPr>
+              <w:t>N_C_Redirected</w:t>
+            </w:r>
+            <w:r>
+              <w:rPr>
+                <w:sz w:val="16"/>
+              </w:rPr>
+              <w:t xml:space="preserve">, each instance completing, and </w:t>
+            </w:r>
+            <w:r>
+              <w:rPr>
+                <w:b/>
+                <w:sz w:val="16"/>
+              </w:rPr>
+              <w:t>neither path reached the booking step</w:t>
+            </w:r>
+            <w:r>
+              <w:rPr>
+                <w:sz w:val="16"/>
+              </w:rPr>
+              <w:t xml:space="preserve"> (</w:t>
+            </w:r>
+            <w:r>
+              <w:rPr>
+                <w:rFonts w:ascii="Consolas" w:hAnsi="Consolas"/>
+                <w:sz w:val="17"/>
+              </w:rPr>
+              <w:t>N_OB_PrepareRequest</w:t>
+            </w:r>
+            <w:r>
+              <w:rPr>
+                <w:sz w:val="16"/>
+              </w:rPr>
+              <w:t xml:space="preserve">), which is the check </w:t>
+            </w:r>
+            <w:r>
+              <w:rPr>
+                <w:rFonts w:ascii="Consolas" w:hAnsi="Consolas"/>
+                <w:sz w:val="17"/>
+              </w:rPr>
+              <w:t>FR-006</w:t>
+            </w:r>
+            <w:r>
+              <w:rPr>
+                <w:sz w:val="16"/>
+              </w:rPr>
+              <w:t xml:space="preserve"> asks for. The third decision, </w:t>
+            </w:r>
+            <w:r>
+              <w:rPr>
+                <w:rFonts w:ascii="Consolas" w:hAnsi="Consolas"/>
+                <w:sz w:val="17"/>
+              </w:rPr>
+              <w:t>further_information</w:t>
+            </w:r>
+            <w:r>
+              <w:rPr>
+                <w:sz w:val="16"/>
+              </w:rPr>
+              <w:t>, was not driven, and nothing here is a form submission by a person.</w:t>
             </w:r>
           </w:p>
         </w:tc>
@@ -8745,9 +9370,16 @@
             </w:r>
             <w:r>
               <w:rPr>
-                <w:sz w:val="16"/>
-              </w:rPr>
-              <w:t>-</w:t>
+                <w:rFonts w:ascii="Consolas" w:hAnsi="Consolas"/>
+                <w:sz w:val="17"/>
+              </w:rPr>
+              <w:t>evidence/operational-models-and-forms_end-to-end_57b3c1d_2026-09-28.txt</w:t>
+            </w:r>
+            <w:r>
+              <w:rPr>
+                <w:sz w:val="16"/>
+              </w:rPr>
+              <w:t xml:space="preserve"> (scenario 7)</w:t>
             </w:r>
           </w:p>
         </w:tc>
@@ -9183,7 +9815,7 @@
               <w:rPr>
                 <w:sz w:val="16"/>
               </w:rPr>
-              <w:t>2026-09-21</w:t>
+              <w:t>2026-09-28</w:t>
             </w:r>
           </w:p>
         </w:tc>
@@ -9212,7 +9844,7 @@
                 <w:rFonts w:ascii="Consolas" w:hAnsi="Consolas"/>
                 <w:sz w:val="17"/>
               </w:rPr>
-              <w:t>cd workers &amp;&amp; npm test</w:t>
+              <w:t>cd workers &amp;&amp; mvn test -Pengine</w:t>
             </w:r>
           </w:p>
         </w:tc>
@@ -9241,20 +9873,20 @@
               <w:rPr>
                 <w:sz w:val="16"/>
               </w:rPr>
-              <w:t xml:space="preserve"> ; </w:t>
+              <w:t xml:space="preserve"> (worker level) ; </w:t>
             </w:r>
             <w:r>
               <w:rPr>
                 <w:rFonts w:ascii="Consolas" w:hAnsi="Consolas"/>
                 <w:sz w:val="17"/>
               </w:rPr>
-              <w:t>76a7fdc</w:t>
-            </w:r>
-            <w:r>
-              <w:rPr>
-                <w:sz w:val="16"/>
-              </w:rPr>
-              <w:t xml:space="preserve"> (Java, all three levels)</w:t>
+              <w:t>57b3c1d</w:t>
+            </w:r>
+            <w:r>
+              <w:rPr>
+                <w:sz w:val="16"/>
+              </w:rPr>
+              <w:t xml:space="preserve"> (model level)</w:t>
             </w:r>
           </w:p>
         </w:tc>
@@ -9276,73 +9908,169 @@
               <w:rPr>
                 <w:sz w:val="16"/>
               </w:rPr>
-              <w:t xml:space="preserve">Partial - the worker reports no slot and does not book correctly. The urgent variant of this branch looped for ever in the model until </w:t>
+              <w:t xml:space="preserve">Pass at both levels - at worker level the worker reports no slot and does not book; at </w:t>
             </w:r>
             <w:r>
               <w:rPr>
                 <w:rFonts w:ascii="Consolas" w:hAnsi="Consolas"/>
                 <w:sz w:val="17"/>
               </w:rPr>
-              <w:t>DEF-11</w:t>
-            </w:r>
-            <w:r>
-              <w:rPr>
-                <w:sz w:val="16"/>
-              </w:rPr>
-              <w:t xml:space="preserve"> was fixed; the fixed branch is driven in scenario 8 of </w:t>
+              <w:t>57b3c1d</w:t>
+            </w:r>
+            <w:r>
+              <w:rPr>
+                <w:sz w:val="16"/>
+              </w:rPr>
+              <w:t xml:space="preserve"> scenario 8 drove the same branch </w:t>
+            </w:r>
+            <w:r>
+              <w:rPr>
+                <w:b/>
+                <w:sz w:val="16"/>
+              </w:rPr>
+              <w:t>in the model</w:t>
+            </w:r>
+            <w:r>
+              <w:rPr>
+                <w:sz w:val="16"/>
+              </w:rPr>
+              <w:t xml:space="preserve"> with a real worker result: </w:t>
             </w:r>
             <w:r>
               <w:rPr>
                 <w:rFonts w:ascii="Consolas" w:hAnsi="Consolas"/>
                 <w:sz w:val="17"/>
               </w:rPr>
-              <w:t>OperationalModelsTest</w:t>
-            </w:r>
-          </w:p>
-        </w:tc>
-        <w:tc>
-          <w:tcPr>
-            <w:tcW w:type="dxa" w:w="2020"/>
-          </w:tcPr>
-          <w:p>
-            <w:pPr>
-              <w:spacing w:after="0"/>
-              <w:jc w:val="left"/>
-            </w:pPr>
-            <w:r>
-              <w:rPr>
-                <w:sz w:val="16"/>
-              </w:rPr>
+              <w:t>schedulingServiceOutcome="none"</w:t>
+            </w:r>
+            <w:r>
+              <w:rPr>
+                <w:sz w:val="16"/>
+              </w:rPr>
+              <w:t xml:space="preserve">, </w:t>
             </w:r>
             <w:r>
               <w:rPr>
                 <w:rFonts w:ascii="Consolas" w:hAnsi="Consolas"/>
                 <w:sz w:val="17"/>
               </w:rPr>
-              <w:t>evidence/workers_unit-suite_c8556ba_2026-09-21.txt</w:t>
-            </w:r>
-          </w:p>
-        </w:tc>
-        <w:tc>
-          <w:tcPr>
-            <w:tcW w:type="dxa" w:w="2020"/>
-          </w:tcPr>
-          <w:p>
-            <w:pPr>
-              <w:spacing w:after="0"/>
-              <w:jc w:val="left"/>
-            </w:pPr>
-            <w:r>
-              <w:rPr>
-                <w:sz w:val="16"/>
-              </w:rPr>
+              <w:t>N_OB_RecordNoSlot</w:t>
+            </w:r>
+            <w:r>
+              <w:rPr>
+                <w:sz w:val="16"/>
+              </w:rPr>
+              <w:t xml:space="preserve"> recorded </w:t>
             </w:r>
             <w:r>
               <w:rPr>
                 <w:rFonts w:ascii="Consolas" w:hAnsi="Consolas"/>
                 <w:sz w:val="17"/>
               </w:rPr>
+              <w:t>actionTaken="highlighted_for_pathway_team"</w:t>
+            </w:r>
+            <w:r>
+              <w:rPr>
+                <w:sz w:val="16"/>
+              </w:rPr>
+              <w:t>, no confirmation was reached, and the instance left the branch and completed. The branch used to loop for ever here (</w:t>
+            </w:r>
+            <w:r>
+              <w:rPr>
+                <w:rFonts w:ascii="Consolas" w:hAnsi="Consolas"/>
+                <w:sz w:val="17"/>
+              </w:rPr>
               <w:t>DEF-11</w:t>
+            </w:r>
+            <w:r>
+              <w:rPr>
+                <w:sz w:val="16"/>
+              </w:rPr>
+              <w:t>).</w:t>
+            </w:r>
+          </w:p>
+        </w:tc>
+        <w:tc>
+          <w:tcPr>
+            <w:tcW w:type="dxa" w:w="2020"/>
+          </w:tcPr>
+          <w:p>
+            <w:pPr>
+              <w:spacing w:after="0"/>
+              <w:jc w:val="left"/>
+            </w:pPr>
+            <w:r>
+              <w:rPr>
+                <w:sz w:val="16"/>
+              </w:rPr>
+            </w:r>
+            <w:r>
+              <w:rPr>
+                <w:rFonts w:ascii="Consolas" w:hAnsi="Consolas"/>
+                <w:sz w:val="17"/>
+              </w:rPr>
+              <w:t>evidence/workers_unit-suite_c8556ba_2026-09-21.txt</w:t>
+            </w:r>
+            <w:r>
+              <w:rPr>
+                <w:sz w:val="16"/>
+              </w:rPr>
+              <w:t xml:space="preserve">; </w:t>
+            </w:r>
+            <w:r>
+              <w:rPr>
+                <w:rFonts w:ascii="Consolas" w:hAnsi="Consolas"/>
+                <w:sz w:val="17"/>
+              </w:rPr>
+              <w:t>evidence/operational-models-and-forms_end-to-end_57b3c1d_2026-09-28.txt</w:t>
+            </w:r>
+            <w:r>
+              <w:rPr>
+                <w:sz w:val="16"/>
+              </w:rPr>
+              <w:t xml:space="preserve"> (scenario 8)</w:t>
+            </w:r>
+          </w:p>
+        </w:tc>
+        <w:tc>
+          <w:tcPr>
+            <w:tcW w:type="dxa" w:w="2020"/>
+          </w:tcPr>
+          <w:p>
+            <w:pPr>
+              <w:spacing w:after="0"/>
+              <w:jc w:val="left"/>
+            </w:pPr>
+            <w:r>
+              <w:rPr>
+                <w:sz w:val="16"/>
+              </w:rPr>
+            </w:r>
+            <w:r>
+              <w:rPr>
+                <w:rFonts w:ascii="Consolas" w:hAnsi="Consolas"/>
+                <w:sz w:val="17"/>
+              </w:rPr>
+              <w:t>DEF-11</w:t>
+            </w:r>
+            <w:r>
+              <w:rPr>
+                <w:sz w:val="16"/>
+              </w:rPr>
+              <w:t xml:space="preserve"> (fixed at </w:t>
+            </w:r>
+            <w:r>
+              <w:rPr>
+                <w:rFonts w:ascii="Consolas" w:hAnsi="Consolas"/>
+                <w:sz w:val="17"/>
+              </w:rPr>
+              <w:t>57b3c1d</w:t>
+            </w:r>
+            <w:r>
+              <w:rPr>
+                <w:sz w:val="16"/>
+              </w:rPr>
+              <w:t>)</w:t>
             </w:r>
           </w:p>
         </w:tc>
@@ -11814,7 +12542,7 @@
               <w:rPr>
                 <w:sz w:val="16"/>
               </w:rPr>
-              <w:t>2026-09-21</w:t>
+              <w:t>2026-09-28</w:t>
             </w:r>
           </w:p>
         </w:tc>
@@ -11843,7 +12571,7 @@
                 <w:rFonts w:ascii="Consolas" w:hAnsi="Consolas"/>
                 <w:sz w:val="17"/>
               </w:rPr>
-              <w:t>cd workers &amp;&amp; npm test</w:t>
+              <w:t>cd workers &amp;&amp; mvn test -Pengine</w:t>
             </w:r>
           </w:p>
         </w:tc>
@@ -11872,20 +12600,20 @@
               <w:rPr>
                 <w:sz w:val="16"/>
               </w:rPr>
-              <w:t xml:space="preserve"> ; </w:t>
+              <w:t xml:space="preserve"> (worker level) ; </w:t>
             </w:r>
             <w:r>
               <w:rPr>
                 <w:rFonts w:ascii="Consolas" w:hAnsi="Consolas"/>
                 <w:sz w:val="17"/>
               </w:rPr>
-              <w:t>76a7fdc</w:t>
-            </w:r>
-            <w:r>
-              <w:rPr>
-                <w:sz w:val="16"/>
-              </w:rPr>
-              <w:t xml:space="preserve"> (Java, all three levels)</w:t>
+              <w:t>57b3c1d</w:t>
+            </w:r>
+            <w:r>
+              <w:rPr>
+                <w:sz w:val="16"/>
+              </w:rPr>
+              <w:t xml:space="preserve"> (model level)</w:t>
             </w:r>
           </w:p>
         </w:tc>
@@ -11907,7 +12635,7 @@
               <w:rPr>
                 <w:sz w:val="16"/>
               </w:rPr>
-              <w:t xml:space="preserve">Pass at worker level - a slot outside the requested period is not silently accepted. The model-level branch is only reachable through the same defective urgent path, so its model-level result is covered by </w:t>
+              <w:t xml:space="preserve">Pass - a slot outside the requested period is not silently accepted, and the model-level branch that </w:t>
             </w:r>
             <w:r>
               <w:rPr>
@@ -11920,53 +12648,169 @@
               <w:rPr>
                 <w:sz w:val="16"/>
               </w:rPr>
-              <w:t>.</w:t>
-            </w:r>
-          </w:p>
-        </w:tc>
-        <w:tc>
-          <w:tcPr>
-            <w:tcW w:type="dxa" w:w="2020"/>
-          </w:tcPr>
-          <w:p>
-            <w:pPr>
-              <w:spacing w:after="0"/>
-              <w:jc w:val="left"/>
-            </w:pPr>
-            <w:r>
-              <w:rPr>
-                <w:sz w:val="16"/>
-              </w:rPr>
+              <w:t xml:space="preserve"> had blocked is now driven: </w:t>
             </w:r>
             <w:r>
               <w:rPr>
                 <w:rFonts w:ascii="Consolas" w:hAnsi="Consolas"/>
                 <w:sz w:val="17"/>
               </w:rPr>
-              <w:t>evidence/workers_unit-suite_c8556ba_2026-09-21.txt</w:t>
-            </w:r>
-          </w:p>
-        </w:tc>
-        <w:tc>
-          <w:tcPr>
-            <w:tcW w:type="dxa" w:w="2020"/>
-          </w:tcPr>
-          <w:p>
-            <w:pPr>
-              <w:spacing w:after="0"/>
-              <w:jc w:val="left"/>
-            </w:pPr>
-            <w:r>
-              <w:rPr>
-                <w:sz w:val="16"/>
-              </w:rPr>
+              <w:t>N_OB_SlotAvailable</w:t>
+            </w:r>
+            <w:r>
+              <w:rPr>
+                <w:sz w:val="16"/>
+              </w:rPr>
+              <w:t xml:space="preserve"> took its default to </w:t>
             </w:r>
             <w:r>
               <w:rPr>
                 <w:rFonts w:ascii="Consolas" w:hAnsi="Consolas"/>
                 <w:sz w:val="17"/>
               </w:rPr>
+              <w:t>N_OB_RecordNoSlot</w:t>
+            </w:r>
+            <w:r>
+              <w:rPr>
+                <w:sz w:val="16"/>
+              </w:rPr>
+              <w:t xml:space="preserve">, </w:t>
+            </w:r>
+            <w:r>
+              <w:rPr>
+                <w:rFonts w:ascii="Consolas" w:hAnsi="Consolas"/>
+                <w:sz w:val="17"/>
+              </w:rPr>
+              <w:t>N_OB_UrgentReferral</w:t>
+            </w:r>
+            <w:r>
+              <w:rPr>
+                <w:sz w:val="16"/>
+              </w:rPr>
+              <w:t xml:space="preserve"> escalated to </w:t>
+            </w:r>
+            <w:r>
+              <w:rPr>
+                <w:rFonts w:ascii="Consolas" w:hAnsi="Consolas"/>
+                <w:sz w:val="17"/>
+              </w:rPr>
+              <w:t>N_PC_EscalateUrgent</w:t>
+            </w:r>
+            <w:r>
+              <w:rPr>
+                <w:sz w:val="16"/>
+              </w:rPr>
+              <w:t xml:space="preserve">, and the instance completed at </w:t>
+            </w:r>
+            <w:r>
+              <w:rPr>
+                <w:rFonts w:ascii="Consolas" w:hAnsi="Consolas"/>
+                <w:sz w:val="17"/>
+              </w:rPr>
+              <w:t>N_PC_UrgentEscalated</w:t>
+            </w:r>
+            <w:r>
+              <w:rPr>
+                <w:sz w:val="16"/>
+              </w:rPr>
+              <w:t xml:space="preserve">. The availability check appears </w:t>
+            </w:r>
+            <w:r>
+              <w:rPr>
+                <w:b/>
+                <w:sz w:val="16"/>
+              </w:rPr>
+              <w:t>once</w:t>
+            </w:r>
+            <w:r>
+              <w:rPr>
+                <w:sz w:val="16"/>
+              </w:rPr>
+              <w:t xml:space="preserve"> in the path and the routine delay review is not taken.</w:t>
+            </w:r>
+          </w:p>
+        </w:tc>
+        <w:tc>
+          <w:tcPr>
+            <w:tcW w:type="dxa" w:w="2020"/>
+          </w:tcPr>
+          <w:p>
+            <w:pPr>
+              <w:spacing w:after="0"/>
+              <w:jc w:val="left"/>
+            </w:pPr>
+            <w:r>
+              <w:rPr>
+                <w:sz w:val="16"/>
+              </w:rPr>
+            </w:r>
+            <w:r>
+              <w:rPr>
+                <w:rFonts w:ascii="Consolas" w:hAnsi="Consolas"/>
+                <w:sz w:val="17"/>
+              </w:rPr>
+              <w:t>evidence/workers_unit-suite_c8556ba_2026-09-21.txt</w:t>
+            </w:r>
+            <w:r>
+              <w:rPr>
+                <w:sz w:val="16"/>
+              </w:rPr>
+              <w:t xml:space="preserve">; </w:t>
+            </w:r>
+            <w:r>
+              <w:rPr>
+                <w:rFonts w:ascii="Consolas" w:hAnsi="Consolas"/>
+                <w:sz w:val="17"/>
+              </w:rPr>
+              <w:t>evidence/operational-models-and-forms_end-to-end_57b3c1d_2026-09-28.txt</w:t>
+            </w:r>
+            <w:r>
+              <w:rPr>
+                <w:sz w:val="16"/>
+              </w:rPr>
+              <w:t xml:space="preserve"> (scenario 8)</w:t>
+            </w:r>
+          </w:p>
+        </w:tc>
+        <w:tc>
+          <w:tcPr>
+            <w:tcW w:type="dxa" w:w="2020"/>
+          </w:tcPr>
+          <w:p>
+            <w:pPr>
+              <w:spacing w:after="0"/>
+              <w:jc w:val="left"/>
+            </w:pPr>
+            <w:r>
+              <w:rPr>
+                <w:sz w:val="16"/>
+              </w:rPr>
+            </w:r>
+            <w:r>
+              <w:rPr>
+                <w:rFonts w:ascii="Consolas" w:hAnsi="Consolas"/>
+                <w:sz w:val="17"/>
+              </w:rPr>
               <w:t>DEF-11</w:t>
+            </w:r>
+            <w:r>
+              <w:rPr>
+                <w:sz w:val="16"/>
+              </w:rPr>
+              <w:t xml:space="preserve"> (fixed at </w:t>
+            </w:r>
+            <w:r>
+              <w:rPr>
+                <w:rFonts w:ascii="Consolas" w:hAnsi="Consolas"/>
+                <w:sz w:val="17"/>
+              </w:rPr>
+              <w:t>57b3c1d</w:t>
+            </w:r>
+            <w:r>
+              <w:rPr>
+                <w:sz w:val="16"/>
+              </w:rPr>
+              <w:t>)</w:t>
             </w:r>
           </w:p>
         </w:tc>
@@ -12202,7 +13046,7 @@
               <w:rPr>
                 <w:sz w:val="16"/>
               </w:rPr>
-              <w:t>-</w:t>
+              <w:t>2026-09-28</w:t>
             </w:r>
           </w:p>
         </w:tc>
@@ -12224,7 +13068,14 @@
               <w:rPr>
                 <w:sz w:val="16"/>
               </w:rPr>
-              <w:t>-</w:t>
+              <w:t xml:space="preserve">automated, </w:t>
+            </w:r>
+            <w:r>
+              <w:rPr>
+                <w:rFonts w:ascii="Consolas" w:hAnsi="Consolas"/>
+                <w:sz w:val="17"/>
+              </w:rPr>
+              <w:t>cd workers &amp;&amp; mvn test -Pengine</w:t>
             </w:r>
           </w:p>
         </w:tc>
@@ -12244,9 +13095,10 @@
             </w:r>
             <w:r>
               <w:rPr>
-                <w:sz w:val="16"/>
-              </w:rPr>
-              <w:t>-</w:t>
+                <w:rFonts w:ascii="Consolas" w:hAnsi="Consolas"/>
+                <w:sz w:val="17"/>
+              </w:rPr>
+              <w:t>57b3c1d</w:t>
             </w:r>
           </w:p>
         </w:tc>
@@ -12268,7 +13120,150 @@
               <w:rPr>
                 <w:sz w:val="16"/>
               </w:rPr>
-              <w:t>Not run</w:t>
+              <w:t xml:space="preserve">Partial - scenario 6 sent the real patient-enquiry message and drove the routing: the enquiry was classified </w:t>
+            </w:r>
+            <w:r>
+              <w:rPr>
+                <w:rFonts w:ascii="Consolas" w:hAnsi="Consolas"/>
+                <w:sz w:val="17"/>
+              </w:rPr>
+              <w:t>clinical</w:t>
+            </w:r>
+            <w:r>
+              <w:rPr>
+                <w:sz w:val="16"/>
+              </w:rPr>
+              <w:t xml:space="preserve">, so </w:t>
+            </w:r>
+            <w:r>
+              <w:rPr>
+                <w:rFonts w:ascii="Consolas" w:hAnsi="Consolas"/>
+                <w:sz w:val="17"/>
+              </w:rPr>
+              <w:t>N_CH_EnquiryType</w:t>
+            </w:r>
+            <w:r>
+              <w:rPr>
+                <w:sz w:val="16"/>
+              </w:rPr>
+              <w:t xml:space="preserve"> sent it to </w:t>
+            </w:r>
+            <w:r>
+              <w:rPr>
+                <w:rFonts w:ascii="Consolas" w:hAnsi="Consolas"/>
+                <w:sz w:val="17"/>
+              </w:rPr>
+              <w:t>N_CNS_ClinicalAdvice</w:t>
+            </w:r>
+            <w:r>
+              <w:rPr>
+                <w:sz w:val="16"/>
+              </w:rPr>
+              <w:t xml:space="preserve"> and </w:t>
+            </w:r>
+            <w:r>
+              <w:rPr>
+                <w:b/>
+                <w:sz w:val="16"/>
+              </w:rPr>
+              <w:t>not</w:t>
+            </w:r>
+            <w:r>
+              <w:rPr>
+                <w:sz w:val="16"/>
+              </w:rPr>
+              <w:t xml:space="preserve"> to a call-handling answer (</w:t>
+            </w:r>
+            <w:r>
+              <w:rPr>
+                <w:rFonts w:ascii="Consolas" w:hAnsi="Consolas"/>
+                <w:sz w:val="17"/>
+              </w:rPr>
+              <w:t>FR-042</w:t>
+            </w:r>
+            <w:r>
+              <w:rPr>
+                <w:sz w:val="16"/>
+              </w:rPr>
+              <w:t xml:space="preserve">), and </w:t>
+            </w:r>
+            <w:r>
+              <w:rPr>
+                <w:rFonts w:ascii="Consolas" w:hAnsi="Consolas"/>
+                <w:sz w:val="17"/>
+              </w:rPr>
+              <w:t>urgentClinicalConcern=true</w:t>
+            </w:r>
+            <w:r>
+              <w:rPr>
+                <w:sz w:val="16"/>
+              </w:rPr>
+              <w:t xml:space="preserve"> took </w:t>
+            </w:r>
+            <w:r>
+              <w:rPr>
+                <w:rFonts w:ascii="Consolas" w:hAnsi="Consolas"/>
+                <w:sz w:val="17"/>
+              </w:rPr>
+              <w:t>N_CNS_HighlightUrgent</w:t>
+            </w:r>
+            <w:r>
+              <w:rPr>
+                <w:sz w:val="16"/>
+              </w:rPr>
+              <w:t xml:space="preserve"> to </w:t>
+            </w:r>
+            <w:r>
+              <w:rPr>
+                <w:rFonts w:ascii="Consolas" w:hAnsi="Consolas"/>
+                <w:sz w:val="17"/>
+              </w:rPr>
+              <w:t>N_CNS_EnquiryResolved</w:t>
+            </w:r>
+            <w:r>
+              <w:rPr>
+                <w:sz w:val="16"/>
+              </w:rPr>
+              <w:t xml:space="preserve">. </w:t>
+            </w:r>
+            <w:r>
+              <w:rPr>
+                <w:b/>
+                <w:sz w:val="16"/>
+              </w:rPr>
+              <w:t>Still not met:</w:t>
+            </w:r>
+            <w:r>
+              <w:rPr>
+                <w:sz w:val="16"/>
+              </w:rPr>
+              <w:t xml:space="preserve"> the enquiry was completed by API call and not by a signed-in call handler, so the record </w:t>
+            </w:r>
+            <w:r>
+              <w:rPr>
+                <w:rFonts w:ascii="Consolas" w:hAnsi="Consolas"/>
+                <w:sz w:val="17"/>
+              </w:rPr>
+              <w:t>BR-37</w:t>
+            </w:r>
+            <w:r>
+              <w:rPr>
+                <w:sz w:val="16"/>
+              </w:rPr>
+              <w:t xml:space="preserve"> requires - when it was received, who handled it, the team responsible, the response and whether it is resolved - is still not shown being captured from a form. That half remains </w:t>
+            </w:r>
+            <w:r>
+              <w:rPr>
+                <w:rFonts w:ascii="Consolas" w:hAnsi="Consolas"/>
+                <w:sz w:val="17"/>
+              </w:rPr>
+              <w:t>DEF-08</w:t>
+            </w:r>
+            <w:r>
+              <w:rPr>
+                <w:sz w:val="16"/>
+              </w:rPr>
+              <w:t>.</w:t>
             </w:r>
           </w:p>
         </w:tc>
@@ -12288,9 +13283,16 @@
             </w:r>
             <w:r>
               <w:rPr>
-                <w:sz w:val="16"/>
-              </w:rPr>
-              <w:t>-</w:t>
+                <w:rFonts w:ascii="Consolas" w:hAnsi="Consolas"/>
+                <w:sz w:val="17"/>
+              </w:rPr>
+              <w:t>evidence/operational-models-and-forms_end-to-end_57b3c1d_2026-09-28.txt</w:t>
+            </w:r>
+            <w:r>
+              <w:rPr>
+                <w:sz w:val="16"/>
+              </w:rPr>
+              <w:t xml:space="preserve"> (scenario 6)</w:t>
             </w:r>
           </w:p>
         </w:tc>
@@ -12982,7 +13984,7 @@
         <w:t>c8556ba</w:t>
       </w:r>
       <w:r>
-        <w:t xml:space="preserve">, and re-run at </w:t>
+        <w:t xml:space="preserve">, re-run at </w:t>
       </w:r>
       <w:r>
         <w:rPr>
@@ -12992,7 +13994,76 @@
         <w:t>76a7fdc</w:t>
       </w:r>
       <w:r>
-        <w:t>: 17 of the 21 scenarios have a recorded result - 11 pass, 6 pass only in part. Four scenarios (TC-02, TC-13, TC-16, TC-20) have not been run at all. Seven of the ten acceptance criteria have a fully passing result: AC-01, AC-02, AC-03, AC-04, AC-08, AC-09 and AC-10.</w:t>
+        <w:t xml:space="preserve">, and re-run again at </w:t>
+      </w:r>
+      <w:r>
+        <w:rPr>
+          <w:rFonts w:ascii="Consolas" w:hAnsi="Consolas"/>
+          <w:sz w:val="17"/>
+        </w:rPr>
+        <w:t>57b3c1d</w:t>
+      </w:r>
+      <w:r>
+        <w:t xml:space="preserve">: </w:t>
+      </w:r>
+      <w:r>
+        <w:rPr>
+          <w:b/>
+        </w:rPr>
+        <w:t>19 of the 21 scenarios have a recorded result - 13 pass, 6 pass only in part. Two have not been run at all: `TC-13` and `TC-16`.</w:t>
+      </w:r>
+      <w:r>
+        <w:t xml:space="preserve"> </w:t>
+      </w:r>
+      <w:r>
+        <w:rPr>
+          <w:rFonts w:ascii="Consolas" w:hAnsi="Consolas"/>
+          <w:sz w:val="17"/>
+        </w:rPr>
+        <w:t>TC-02</w:t>
+      </w:r>
+      <w:r>
+        <w:t xml:space="preserve"> and </w:t>
+      </w:r>
+      <w:r>
+        <w:rPr>
+          <w:rFonts w:ascii="Consolas" w:hAnsi="Consolas"/>
+          <w:sz w:val="17"/>
+        </w:rPr>
+        <w:t>TC-20</w:t>
+      </w:r>
+      <w:r>
+        <w:t xml:space="preserve"> were on that list until the </w:t>
+      </w:r>
+      <w:r>
+        <w:rPr>
+          <w:rFonts w:ascii="Consolas" w:hAnsi="Consolas"/>
+          <w:sz w:val="17"/>
+        </w:rPr>
+        <w:t>57b3c1d</w:t>
+      </w:r>
+      <w:r>
+        <w:t xml:space="preserve"> run: </w:t>
+      </w:r>
+      <w:r>
+        <w:rPr>
+          <w:rFonts w:ascii="Consolas" w:hAnsi="Consolas"/>
+          <w:sz w:val="17"/>
+        </w:rPr>
+        <w:t>TC-02</w:t>
+      </w:r>
+      <w:r>
+        <w:t xml:space="preserve"> gained two of its three decisions and </w:t>
+      </w:r>
+      <w:r>
+        <w:rPr>
+          <w:rFonts w:ascii="Consolas" w:hAnsi="Consolas"/>
+          <w:sz w:val="17"/>
+        </w:rPr>
+        <w:t>TC-20</w:t>
+      </w:r>
+      <w:r>
+        <w:t xml:space="preserve"> gained its routing and its urgent branch, each as a partial result rather than a pass, for the reason stated in its row. Seven of the ten acceptance criteria have a fully passing result: AC-01, AC-02, AC-03, AC-04, AC-08, AC-09 and AC-10.</w:t>
       </w:r>
     </w:p>
     <w:p>
@@ -13054,7 +14125,7 @@
         <w:t>AC-07</w:t>
       </w:r>
       <w:r>
-        <w:t xml:space="preserve"> are partial: each has an unrun branch, and the parts of AC-01 and AC-07 that need a signed-in user (TC-13 and TC-20) cannot be met until role-based access exists (</w:t>
+        <w:t xml:space="preserve"> are partial: each still has an unrun branch, and the parts of AC-01 and AC-07 that need a signed-in user cannot be met until role-based access exists (</w:t>
       </w:r>
       <w:r>
         <w:rPr>
@@ -13074,7 +14145,27 @@
         <w:t>DEF-08</w:t>
       </w:r>
       <w:r>
-        <w:t xml:space="preserve">). Two criteria moved after this table was first written, because the defects behind them were fixed: </w:t>
+        <w:t xml:space="preserve">) - </w:t>
+      </w:r>
+      <w:r>
+        <w:rPr>
+          <w:rFonts w:ascii="Consolas" w:hAnsi="Consolas"/>
+          <w:sz w:val="17"/>
+        </w:rPr>
+        <w:t>TC-13</w:t>
+      </w:r>
+      <w:r>
+        <w:t xml:space="preserve"> for AC-01, and for AC-07 the form capture that </w:t>
+      </w:r>
+      <w:r>
+        <w:rPr>
+          <w:rFonts w:ascii="Consolas" w:hAnsi="Consolas"/>
+          <w:sz w:val="17"/>
+        </w:rPr>
+        <w:t>TC-20</w:t>
+      </w:r>
+      <w:r>
+        <w:t xml:space="preserve"> now demonstrates the routing of but not the recording of. Two criteria moved after this table was first written, because the defects behind them were fixed: </w:t>
       </w:r>
       <w:r>
         <w:rPr>
@@ -13114,7 +14205,37 @@
         <w:t>9138bcc</w:t>
       </w:r>
       <w:r>
-        <w:t xml:space="preserve"> unblocked the refund half of AC-09. Neither has had its scenario re-run, so neither is claimed as demonstrated above.</w:t>
+        <w:t xml:space="preserve"> unblocked the refund half of AC-09. Both halves now have a model-level result at </w:t>
+      </w:r>
+      <w:r>
+        <w:rPr>
+          <w:rFonts w:ascii="Consolas" w:hAnsi="Consolas"/>
+          <w:sz w:val="17"/>
+        </w:rPr>
+        <w:t>57b3c1d</w:t>
+      </w:r>
+      <w:r>
+        <w:t xml:space="preserve"> - the enquiry and cancellation decisions in scenarios 5 and 6 of </w:t>
+      </w:r>
+      <w:r>
+        <w:rPr>
+          <w:rFonts w:ascii="Consolas" w:hAnsi="Consolas"/>
+          <w:sz w:val="17"/>
+        </w:rPr>
+        <w:t>OperationalModelsTest</w:t>
+      </w:r>
+      <w:r>
+        <w:t xml:space="preserve">, the refund in scenario 5 - so neither is waiting on a re-run any more. What both still lack is a signed-in user completing the tasks, which is </w:t>
+      </w:r>
+      <w:r>
+        <w:rPr>
+          <w:rFonts w:ascii="Consolas" w:hAnsi="Consolas"/>
+          <w:sz w:val="17"/>
+        </w:rPr>
+        <w:t>DEF-08</w:t>
+      </w:r>
+      <w:r>
+        <w:t>.</w:t>
       </w:r>
     </w:p>
     <w:p>
@@ -13159,7 +14280,7 @@
         <w:t>9138bcc</w:t>
       </w:r>
       <w:r>
-        <w:t>) and 36 of the 55 user tasks bound no form, so the variables they must write were recorded nowhere (</w:t>
+        <w:t>) and 36 of the 55 userTask elements the models held at that time bound no form, so the variables they must write were recorded nowhere (</w:t>
       </w:r>
       <w:r>
         <w:rPr>
@@ -13180,6 +14301,276 @@
       </w:r>
       <w:r>
         <w:t>). Both are recorded in section 6 because a finding that only exists in a conversation is not evidence of anything.</w:t>
+      </w:r>
+    </w:p>
+    <w:p>
+      <w:pPr>
+        <w:pStyle w:val="Heading2"/>
+      </w:pPr>
+      <w:r>
+        <w:t xml:space="preserve">Re-run at </w:t>
+      </w:r>
+      <w:r>
+        <w:rPr>
+          <w:rFonts w:ascii="Consolas" w:hAnsi="Consolas"/>
+          <w:sz w:val="17"/>
+        </w:rPr>
+        <w:t>57b3c1d</w:t>
+      </w:r>
+      <w:r>
+        <w:t>, 2026-09-28</w:t>
+      </w:r>
+    </w:p>
+    <w:p>
+      <w:r>
+        <w:t xml:space="preserve">The three levels were run again at </w:t>
+      </w:r>
+      <w:r>
+        <w:rPr>
+          <w:rFonts w:ascii="Consolas" w:hAnsi="Consolas"/>
+          <w:sz w:val="17"/>
+        </w:rPr>
+        <w:t>57b3c1d</w:t>
+      </w:r>
+      <w:r>
+        <w:t xml:space="preserve">, the tip of </w:t>
+      </w:r>
+      <w:r>
+        <w:rPr>
+          <w:rFonts w:ascii="Consolas" w:hAnsi="Consolas"/>
+          <w:sz w:val="17"/>
+        </w:rPr>
+        <w:t>main</w:t>
+      </w:r>
+      <w:r>
+        <w:t xml:space="preserve">, on the engine this machine has. </w:t>
+      </w:r>
+      <w:r>
+        <w:rPr>
+          <w:b/>
+        </w:rPr>
+        <w:t>`evidence/workers_java-all-three-levels_57b3c1d_2026-09-28.txt`</w:t>
+      </w:r>
+      <w:r>
+        <w:t xml:space="preserve"> is that record, and </w:t>
+      </w:r>
+      <w:r>
+        <w:rPr>
+          <w:b/>
+        </w:rPr>
+        <w:t>`evidence/checks-static-deployment-and-engine-forms_57b3c1d_2026-09-28.txt`</w:t>
+      </w:r>
+      <w:r>
+        <w:t xml:space="preserve"> records the bindings, layout and export checks and the deployment at the same version.</w:t>
+      </w:r>
+    </w:p>
+    <w:p>
+      <w:r>
+        <w:t xml:space="preserve">It re-covers the same seventeen scenarios the </w:t>
+      </w:r>
+      <w:r>
+        <w:rPr>
+          <w:rFonts w:ascii="Consolas" w:hAnsi="Consolas"/>
+          <w:sz w:val="17"/>
+        </w:rPr>
+        <w:t>76a7fdc</w:t>
+      </w:r>
+      <w:r>
+        <w:t xml:space="preserve"> record covers, at the level each was covered at, and nothing in it fails: 38 of 38 unit tests, the configuration check, 2 of 2 smoke scenarios and 8 of 8 operational-model scenarios. It also covers three things no earlier record does:</w:t>
+      </w:r>
+    </w:p>
+    <w:p>
+      <w:pPr>
+        <w:pStyle w:val="ListBullet"/>
+      </w:pPr>
+      <w:r>
+        <w:rPr>
+          <w:b/>
+        </w:rPr>
+        <w:t>The urgent no-slot escalation, which is what `DEF-11` was raised for.</w:t>
+      </w:r>
+      <w:r>
+        <w:t xml:space="preserve"> Scenario 8 of</w:t>
+      </w:r>
+    </w:p>
+    <w:p>
+      <w:r>
+        <w:rPr>
+          <w:rFonts w:ascii="Consolas" w:hAnsi="Consolas"/>
+          <w:sz w:val="17"/>
+        </w:rPr>
+        <w:t>OperationalModelsTest</w:t>
+      </w:r>
+      <w:r>
+        <w:t xml:space="preserve"> drives </w:t>
+      </w:r>
+      <w:r>
+        <w:rPr>
+          <w:rFonts w:ascii="Consolas" w:hAnsi="Consolas"/>
+          <w:sz w:val="17"/>
+        </w:rPr>
+        <w:t>N_OB_SlotAvailable -&gt; N_OB_RecordNoSlot -&gt; N_OB_UrgentReferral -&gt; N_PC_EscalateUrgent -&gt; N_PC_UrgentEscalated</w:t>
+      </w:r>
+      <w:r>
+        <w:t>; the availability check is reached once and the instance completes. That is the half of AC-05 that could not be accepted, and it now has model-level evidence.</w:t>
+      </w:r>
+    </w:p>
+    <w:p>
+      <w:pPr>
+        <w:pStyle w:val="ListBullet"/>
+      </w:pPr>
+      <w:r>
+        <w:rPr>
+          <w:b/>
+        </w:rPr>
+        <w:t>The refund half of AC-09, which `DEF-12` blocked.</w:t>
+      </w:r>
+      <w:r>
+        <w:t xml:space="preserve"> Scenario 5 drives a paid cancellation to a</w:t>
+      </w:r>
+    </w:p>
+    <w:p>
+      <w:r>
+        <w:t>refund recorded by the provider against the payment scenario 2 settled, with no incident.</w:t>
+      </w:r>
+    </w:p>
+    <w:p>
+      <w:pPr>
+        <w:pStyle w:val="ListBullet"/>
+      </w:pPr>
+      <w:r>
+        <w:rPr>
+          <w:b/>
+        </w:rPr>
+        <w:t>Both message start events `core-4` waits for</w:t>
+      </w:r>
+      <w:r>
+        <w:t xml:space="preserve"> — the cancellation in scenario 5 and the enquiry</w:t>
+      </w:r>
+    </w:p>
+    <w:p>
+      <w:r>
+        <w:t xml:space="preserve">in scenario 6 — and both decisions that end </w:t>
+      </w:r>
+      <w:r>
+        <w:rPr>
+          <w:rFonts w:ascii="Consolas" w:hAnsi="Consolas"/>
+          <w:sz w:val="17"/>
+        </w:rPr>
+        <w:t>core-1</w:t>
+      </w:r>
+      <w:r>
+        <w:t xml:space="preserve"> before an appointment, in scenario 7.</w:t>
+      </w:r>
+    </w:p>
+    <w:p>
+      <w:r>
+        <w:t xml:space="preserve">The </w:t>
+      </w:r>
+      <w:r>
+        <w:rPr>
+          <w:rFonts w:ascii="Consolas" w:hAnsi="Consolas"/>
+          <w:sz w:val="17"/>
+        </w:rPr>
+        <w:t>DEF-12</w:t>
+      </w:r>
+      <w:r>
+        <w:t xml:space="preserve"> row and the forms' completion (</w:t>
+      </w:r>
+      <w:r>
+        <w:rPr>
+          <w:rFonts w:ascii="Consolas" w:hAnsi="Consolas"/>
+          <w:sz w:val="17"/>
+        </w:rPr>
+        <w:t>DEF-13</w:t>
+      </w:r>
+      <w:r>
+        <w:t xml:space="preserve">) both said their scenarios had not been re-run when this table was last written. The re-run above covers the refund that </w:t>
+      </w:r>
+      <w:r>
+        <w:rPr>
+          <w:rFonts w:ascii="Consolas" w:hAnsi="Consolas"/>
+          <w:sz w:val="17"/>
+        </w:rPr>
+        <w:t>DEF-12</w:t>
+      </w:r>
+      <w:r>
+        <w:t xml:space="preserve"> blocked and the enquiry and cancellation paths that the forms unblocked, and the rows in section 6 name the version each is now proved at.</w:t>
+      </w:r>
+    </w:p>
+    <w:p>
+      <w:r>
+        <w:t xml:space="preserve">What the re-run still does not cover is unchanged: </w:t>
+      </w:r>
+      <w:r>
+        <w:rPr>
+          <w:rFonts w:ascii="Consolas" w:hAnsi="Consolas"/>
+          <w:sz w:val="17"/>
+        </w:rPr>
+        <w:t>TC-02</w:t>
+      </w:r>
+      <w:r>
+        <w:t xml:space="preserve">, </w:t>
+      </w:r>
+      <w:r>
+        <w:rPr>
+          <w:rFonts w:ascii="Consolas" w:hAnsi="Consolas"/>
+          <w:sz w:val="17"/>
+        </w:rPr>
+        <w:t>TC-13</w:t>
+      </w:r>
+      <w:r>
+        <w:t xml:space="preserve">, </w:t>
+      </w:r>
+      <w:r>
+        <w:rPr>
+          <w:rFonts w:ascii="Consolas" w:hAnsi="Consolas"/>
+          <w:sz w:val="17"/>
+        </w:rPr>
+        <w:t>TC-16</w:t>
+      </w:r>
+      <w:r>
+        <w:t xml:space="preserve"> and </w:t>
+      </w:r>
+      <w:r>
+        <w:rPr>
+          <w:rFonts w:ascii="Consolas" w:hAnsi="Consolas"/>
+          <w:sz w:val="17"/>
+        </w:rPr>
+        <w:t>TC-20</w:t>
+      </w:r>
+      <w:r>
+        <w:t xml:space="preserve"> have still never been run, the user-task variables are still supplied with the completion call rather than by a signed-in user (</w:t>
+      </w:r>
+      <w:r>
+        <w:rPr>
+          <w:rFonts w:ascii="Consolas" w:hAnsi="Consolas"/>
+          <w:sz w:val="17"/>
+        </w:rPr>
+        <w:t>DEF-08</w:t>
+      </w:r>
+      <w:r>
+        <w:t>), role-based access cannot be exercised at all (</w:t>
+      </w:r>
+      <w:r>
+        <w:rPr>
+          <w:rFonts w:ascii="Consolas" w:hAnsi="Consolas"/>
+          <w:sz w:val="17"/>
+        </w:rPr>
+        <w:t>DEF-07</w:t>
+      </w:r>
+      <w:r>
+        <w:t xml:space="preserve">), and the one condition </w:t>
+      </w:r>
+      <w:r>
+        <w:rPr>
+          <w:rFonts w:ascii="Consolas" w:hAnsi="Consolas"/>
+          <w:sz w:val="17"/>
+        </w:rPr>
+        <w:t>DEF-14</w:t>
+      </w:r>
+      <w:r>
+        <w:t xml:space="preserve"> leaves on an activity's only outgoing flow is still documentation of intent rather than a guard.</w:t>
       </w:r>
     </w:p>
     <w:p>
@@ -15431,7 +16822,46 @@
               <w:rPr>
                 <w:sz w:val="16"/>
               </w:rPr>
-              <w:t>, the availability check is reached once, and the instance completes. Not committed yet, so there is no version to name.</w:t>
+              <w:t xml:space="preserve">, the availability check is reached once, and the instance completes. Committed at </w:t>
+            </w:r>
+            <w:r>
+              <w:rPr>
+                <w:rFonts w:ascii="Consolas" w:hAnsi="Consolas"/>
+                <w:sz w:val="17"/>
+              </w:rPr>
+              <w:t>57b3c1d</w:t>
+            </w:r>
+            <w:r>
+              <w:rPr>
+                <w:sz w:val="16"/>
+              </w:rPr>
+              <w:t xml:space="preserve">, and driven there in scenario 8 of </w:t>
+            </w:r>
+            <w:r>
+              <w:rPr>
+                <w:rFonts w:ascii="Consolas" w:hAnsi="Consolas"/>
+                <w:sz w:val="17"/>
+              </w:rPr>
+              <w:t>OperationalModelsTest</w:t>
+            </w:r>
+            <w:r>
+              <w:rPr>
+                <w:sz w:val="16"/>
+              </w:rPr>
+              <w:t xml:space="preserve"> (</w:t>
+            </w:r>
+            <w:r>
+              <w:rPr>
+                <w:rFonts w:ascii="Consolas" w:hAnsi="Consolas"/>
+                <w:sz w:val="17"/>
+              </w:rPr>
+              <w:t>evidence/workers_java-all-three-levels_57b3c1d_2026-09-28.txt</w:t>
+            </w:r>
+            <w:r>
+              <w:rPr>
+                <w:sz w:val="16"/>
+              </w:rPr>
+              <w:t>).</w:t>
             </w:r>
           </w:p>
         </w:tc>
@@ -15702,7 +17132,46 @@
               <w:rPr>
                 <w:sz w:val="16"/>
               </w:rPr>
-              <w:t xml:space="preserve"> no form has a field for the offending variable, so a Tasklist user cannot clear card details that have reached the process, and the refusal repeats until they are cleared some other way.</w:t>
+              <w:t xml:space="preserve"> no form has a field for the offending variable, so a Tasklist user cannot clear card details that have reached the process, and the refusal repeats until they are cleared some other way. Re-run at </w:t>
+            </w:r>
+            <w:r>
+              <w:rPr>
+                <w:rFonts w:ascii="Consolas" w:hAnsi="Consolas"/>
+                <w:sz w:val="17"/>
+              </w:rPr>
+              <w:t>57b3c1d</w:t>
+            </w:r>
+            <w:r>
+              <w:rPr>
+                <w:sz w:val="16"/>
+              </w:rPr>
+              <w:t xml:space="preserve">: scenario 5 of </w:t>
+            </w:r>
+            <w:r>
+              <w:rPr>
+                <w:rFonts w:ascii="Consolas" w:hAnsi="Consolas"/>
+                <w:sz w:val="17"/>
+              </w:rPr>
+              <w:t>OperationalModelsTest</w:t>
+            </w:r>
+            <w:r>
+              <w:rPr>
+                <w:sz w:val="16"/>
+              </w:rPr>
+              <w:t xml:space="preserve"> drives a paid cancellation to a refund recorded against the payment scenario 2 settled, with no incident (</w:t>
+            </w:r>
+            <w:r>
+              <w:rPr>
+                <w:rFonts w:ascii="Consolas" w:hAnsi="Consolas"/>
+                <w:sz w:val="17"/>
+              </w:rPr>
+              <w:t>evidence/workers_java-all-three-levels_57b3c1d_2026-09-28.txt</w:t>
+            </w:r>
+            <w:r>
+              <w:rPr>
+                <w:sz w:val="16"/>
+              </w:rPr>
+              <w:t>).</w:t>
             </w:r>
           </w:p>
         </w:tc>
@@ -16011,7 +17480,7 @@
               <w:rPr>
                 <w:sz w:val="16"/>
               </w:rPr>
-              <w:t xml:space="preserve">36 of the 55 user tasks in the four models bind no form: 7 in </w:t>
+              <w:t xml:space="preserve">36 of the 55 userTask elements the four models held at that time bound no form: 7 in </w:t>
             </w:r>
             <w:r>
               <w:rPr>
@@ -16063,103 +17532,129 @@
               <w:rPr>
                 <w:sz w:val="16"/>
               </w:rPr>
-              <w:t>. A task with no form has no defined variable contract, so the variables it must write are recorded nowhere and a downstream gateway that reads them can only be satisfied by injecting the variables with the completion call. The tasks affected include the ones the case requires a record from: the missing-information request, the funding approval details (</w:t>
+              <w:t xml:space="preserve"> (recounted at </w:t>
             </w:r>
             <w:r>
               <w:rPr>
                 <w:rFonts w:ascii="Consolas" w:hAnsi="Consolas"/>
                 <w:sz w:val="17"/>
               </w:rPr>
-              <w:t>N_F_RecordApproval</w:t>
-            </w:r>
-            <w:r>
-              <w:rPr>
-                <w:sz w:val="16"/>
-              </w:rPr>
-              <w:t>, FR-026), the payment investigation, the clinic-letter processing and clinical-error review, the reminder and both escalations, and the whole enquiry path (</w:t>
+              <w:t>a62e783^</w:t>
+            </w:r>
+            <w:r>
+              <w:rPr>
+                <w:sz w:val="16"/>
+              </w:rPr>
+              <w:t>, which is the version this row describes: 55 elements, 19 bound, 36 unbound). A task with no form has no defined variable contract, so the variables it must write are recorded nowhere and a downstream gateway that reads them can only be satisfied by injecting the variables with the completion call. The tasks affected include the ones the case requires a record from: the missing-information request, the funding approval details (</w:t>
             </w:r>
             <w:r>
               <w:rPr>
                 <w:rFonts w:ascii="Consolas" w:hAnsi="Consolas"/>
                 <w:sz w:val="17"/>
               </w:rPr>
-              <w:t>N_CH_ClassifyEnquiry</w:t>
-            </w:r>
-            <w:r>
-              <w:rPr>
-                <w:sz w:val="16"/>
-              </w:rPr>
-              <w:t xml:space="preserve">, </w:t>
+              <w:t>N_F_RecordApproval</w:t>
+            </w:r>
+            <w:r>
+              <w:rPr>
+                <w:sz w:val="16"/>
+              </w:rPr>
+              <w:t>, FR-026), the payment investigation, the clinic-letter processing and clinical-error review, the reminder and both escalations, and the whole enquiry path (</w:t>
             </w:r>
             <w:r>
               <w:rPr>
                 <w:rFonts w:ascii="Consolas" w:hAnsi="Consolas"/>
                 <w:sz w:val="17"/>
               </w:rPr>
-              <w:t>N_CH_AnswerAdmin</w:t>
-            </w:r>
-            <w:r>
-              <w:rPr>
-                <w:sz w:val="16"/>
-              </w:rPr>
-              <w:t>, FR-041).</w:t>
-            </w:r>
-          </w:p>
-        </w:tc>
-        <w:tc>
-          <w:tcPr>
-            <w:tcW w:type="dxa" w:w="2357"/>
-          </w:tcPr>
-          <w:p>
-            <w:pPr>
-              <w:spacing w:after="0"/>
-              <w:jc w:val="left"/>
-            </w:pPr>
-            <w:r>
-              <w:rPr>
-                <w:sz w:val="16"/>
-              </w:rPr>
-            </w:r>
-            <w:r>
-              <w:rPr>
-                <w:sz w:val="16"/>
-              </w:rPr>
-              <w:t>High</w:t>
-            </w:r>
-          </w:p>
-        </w:tc>
-        <w:tc>
-          <w:tcPr>
-            <w:tcW w:type="dxa" w:w="2357"/>
-          </w:tcPr>
-          <w:p>
-            <w:pPr>
-              <w:spacing w:after="0"/>
-              <w:jc w:val="left"/>
-            </w:pPr>
-            <w:r>
-              <w:rPr>
-                <w:sz w:val="16"/>
-              </w:rPr>
-            </w:r>
-            <w:r>
-              <w:rPr>
-                <w:sz w:val="16"/>
-              </w:rPr>
-              <w:t xml:space="preserve">Fixed at </w:t>
+              <w:t>N_CH_ClassifyEnquiry</w:t>
+            </w:r>
+            <w:r>
+              <w:rPr>
+                <w:sz w:val="16"/>
+              </w:rPr>
+              <w:t xml:space="preserve">, </w:t>
             </w:r>
             <w:r>
               <w:rPr>
                 <w:rFonts w:ascii="Consolas" w:hAnsi="Consolas"/>
                 <w:sz w:val="17"/>
               </w:rPr>
+              <w:t>N_CH_AnswerAdmin</w:t>
+            </w:r>
+            <w:r>
+              <w:rPr>
+                <w:sz w:val="16"/>
+              </w:rPr>
+              <w:t>, FR-041).</w:t>
+            </w:r>
+          </w:p>
+        </w:tc>
+        <w:tc>
+          <w:tcPr>
+            <w:tcW w:type="dxa" w:w="2357"/>
+          </w:tcPr>
+          <w:p>
+            <w:pPr>
+              <w:spacing w:after="0"/>
+              <w:jc w:val="left"/>
+            </w:pPr>
+            <w:r>
+              <w:rPr>
+                <w:sz w:val="16"/>
+              </w:rPr>
+            </w:r>
+            <w:r>
+              <w:rPr>
+                <w:sz w:val="16"/>
+              </w:rPr>
+              <w:t>High</w:t>
+            </w:r>
+          </w:p>
+        </w:tc>
+        <w:tc>
+          <w:tcPr>
+            <w:tcW w:type="dxa" w:w="2357"/>
+          </w:tcPr>
+          <w:p>
+            <w:pPr>
+              <w:spacing w:after="0"/>
+              <w:jc w:val="left"/>
+            </w:pPr>
+            <w:r>
+              <w:rPr>
+                <w:sz w:val="16"/>
+              </w:rPr>
+            </w:r>
+            <w:r>
+              <w:rPr>
+                <w:sz w:val="16"/>
+              </w:rPr>
+              <w:t xml:space="preserve">Fixed at </w:t>
+            </w:r>
+            <w:r>
+              <w:rPr>
+                <w:rFonts w:ascii="Consolas" w:hAnsi="Consolas"/>
+                <w:sz w:val="17"/>
+              </w:rPr>
               <w:t>a62e783</w:t>
             </w:r>
             <w:r>
               <w:rPr>
                 <w:sz w:val="16"/>
               </w:rPr>
-              <w:t xml:space="preserve">; 40 forms cover all 55 user tasks. Writing them also showed that the eight forms that existed had never rendered a field, for the four reasons in </w:t>
+              <w:t xml:space="preserve">, where 40 forms covered all 55 elements that existed then; at </w:t>
+            </w:r>
+            <w:r>
+              <w:rPr>
+                <w:rFonts w:ascii="Consolas" w:hAnsi="Consolas"/>
+                <w:sz w:val="17"/>
+              </w:rPr>
+              <w:t>57b3c1d</w:t>
+            </w:r>
+            <w:r>
+              <w:rPr>
+                <w:sz w:val="16"/>
+              </w:rPr>
+              <w:t xml:space="preserve"> the tree holds 56 elements and 41 forms, so no user task is left without one. Writing them also showed that the eight forms that existed had never rendered a field, for the four reasons in </w:t>
             </w:r>
             <w:r>
               <w:rPr>

--- a/tests/exports/test-plan.docx
+++ b/tests/exports/test-plan.docx
@@ -971,7 +971,7 @@
               <w:rPr>
                 <w:sz w:val="16"/>
               </w:rPr>
-              <w:t xml:space="preserve">the four </w:t>
+              <w:t xml:space="preserve">the five </w:t>
             </w:r>
             <w:r>
               <w:rPr>
@@ -984,46 +984,92 @@
               <w:rPr>
                 <w:sz w:val="16"/>
               </w:rPr>
-              <w:t xml:space="preserve"> models; 41 Camunda Forms covering all 56 user tasks (</w:t>
+              <w:t xml:space="preserve"> models (four at </w:t>
             </w:r>
             <w:r>
               <w:rPr>
                 <w:rFonts w:ascii="Consolas" w:hAnsi="Consolas"/>
                 <w:sz w:val="17"/>
               </w:rPr>
-              <w:t>a62e783</w:t>
-            </w:r>
-            <w:r>
-              <w:rPr>
-                <w:sz w:val="16"/>
-              </w:rPr>
-              <w:t xml:space="preserve">, extended at </w:t>
+              <w:t>release-1.0</w:t>
+            </w:r>
+            <w:r>
+              <w:rPr>
+                <w:sz w:val="16"/>
+              </w:rPr>
+              <w:t xml:space="preserve">; </w:t>
             </w:r>
             <w:r>
               <w:rPr>
                 <w:rFonts w:ascii="Consolas" w:hAnsi="Consolas"/>
                 <w:sz w:val="17"/>
               </w:rPr>
-              <w:t>57b3c1d</w:t>
-            </w:r>
-            <w:r>
-              <w:rPr>
-                <w:sz w:val="16"/>
-              </w:rPr>
-              <w:t>); workers in Java (</w:t>
+              <w:t>core-5</w:t>
+            </w:r>
+            <w:r>
+              <w:rPr>
+                <w:sz w:val="16"/>
+              </w:rPr>
+              <w:t xml:space="preserve"> added at </w:t>
             </w:r>
             <w:r>
               <w:rPr>
                 <w:rFonts w:ascii="Consolas" w:hAnsi="Consolas"/>
                 <w:sz w:val="17"/>
               </w:rPr>
+              <w:t>2c3c2eb</w:t>
+            </w:r>
+            <w:r>
+              <w:rPr>
+                <w:sz w:val="16"/>
+              </w:rPr>
+              <w:t xml:space="preserve">); 41 Camunda Forms covering all 58 user tasks (40 and 55 at </w:t>
+            </w:r>
+            <w:r>
+              <w:rPr>
+                <w:rFonts w:ascii="Consolas" w:hAnsi="Consolas"/>
+                <w:sz w:val="17"/>
+              </w:rPr>
+              <w:t>a62e783</w:t>
+            </w:r>
+            <w:r>
+              <w:rPr>
+                <w:sz w:val="16"/>
+              </w:rPr>
+              <w:t xml:space="preserve">, 41 and 56 at </w:t>
+            </w:r>
+            <w:r>
+              <w:rPr>
+                <w:rFonts w:ascii="Consolas" w:hAnsi="Consolas"/>
+                <w:sz w:val="17"/>
+              </w:rPr>
+              <w:t>57b3c1d</w:t>
+            </w:r>
+            <w:r>
+              <w:rPr>
+                <w:sz w:val="16"/>
+              </w:rPr>
+              <w:t xml:space="preserve">); seven workers (six before </w:t>
+            </w:r>
+            <w:r>
+              <w:rPr>
+                <w:rFonts w:ascii="Consolas" w:hAnsi="Consolas"/>
+                <w:sz w:val="17"/>
+              </w:rPr>
+              <w:t>2c3c2eb</w:t>
+            </w:r>
+            <w:r>
+              <w:rPr>
+                <w:sz w:val="16"/>
+              </w:rPr>
+              <w:t xml:space="preserve">); workers in Java since </w:t>
+            </w:r>
+            <w:r>
+              <w:rPr>
+                <w:rFonts w:ascii="Consolas" w:hAnsi="Consolas"/>
+                <w:sz w:val="17"/>
+              </w:rPr>
               <w:t>4eb3fee</w:t>
-            </w:r>
-            <w:r>
-              <w:rPr>
-                <w:sz w:val="16"/>
-              </w:rPr>
-              <w:t>)</w:t>
             </w:r>
           </w:p>
         </w:tc>
@@ -14143,7 +14189,7 @@
         <w:t>76a7fdc</w:t>
       </w:r>
       <w:r>
-        <w:t xml:space="preserve">, and re-run again at </w:t>
+        <w:t xml:space="preserve">, re-run again at </w:t>
       </w:r>
       <w:r>
         <w:rPr>
@@ -14153,13 +14199,23 @@
         <w:t>57b3c1d</w:t>
       </w:r>
       <w:r>
+        <w:t xml:space="preserve">, and re-run once more at </w:t>
+      </w:r>
+      <w:r>
+        <w:rPr>
+          <w:rFonts w:ascii="Consolas" w:hAnsi="Consolas"/>
+          <w:sz w:val="17"/>
+        </w:rPr>
+        <w:t>2c3c2eb</w:t>
+      </w:r>
+      <w:r>
         <w:t xml:space="preserve">: </w:t>
       </w:r>
       <w:r>
         <w:rPr>
           <w:b/>
         </w:rPr>
-        <w:t>19 of the 21 scenarios have a recorded result - 13 pass, 6 pass only in part. Two have not been run at all: `TC-13` and `TC-16`.</w:t>
+        <w:t>19 of the 21 scenarios have a recorded result - 12 pass, 7 pass only in part. Two have never been run: `TC-13` and `TC-16`.</w:t>
       </w:r>
       <w:r>
         <w:t xml:space="preserve"> </w:t>
@@ -14212,7 +14268,37 @@
         <w:t>TC-20</w:t>
       </w:r>
       <w:r>
-        <w:t xml:space="preserve"> gained its routing and its urgent branch, each as a partial result rather than a pass, for the reason stated in its row. Seven of the ten acceptance criteria have a fully passing result: AC-01, AC-02, AC-03, AC-04, AC-08, AC-09 and AC-10.</w:t>
+        <w:t xml:space="preserve"> gained its routing and its urgent branch, each as a partial result rather than a pass, for the reason stated in its row. </w:t>
+      </w:r>
+      <w:r>
+        <w:rPr>
+          <w:rFonts w:ascii="Consolas" w:hAnsi="Consolas"/>
+          <w:sz w:val="17"/>
+        </w:rPr>
+        <w:t>2c3c2eb</w:t>
+      </w:r>
+      <w:r>
+        <w:t xml:space="preserve"> then added the </w:t>
+      </w:r>
+      <w:r>
+        <w:rPr>
+          <w:rFonts w:ascii="Consolas" w:hAnsi="Consolas"/>
+          <w:sz w:val="17"/>
+        </w:rPr>
+        <w:t>core-5</w:t>
+      </w:r>
+      <w:r>
+        <w:t xml:space="preserve"> exchange, which is </w:t>
+      </w:r>
+      <w:r>
+        <w:rPr>
+          <w:rFonts w:ascii="Consolas" w:hAnsi="Consolas"/>
+          <w:sz w:val="17"/>
+        </w:rPr>
+        <w:t>TC-03</w:t>
+      </w:r>
+      <w:r>
+        <w:t>'s missing-documentation half. Seven of the ten acceptance criteria have a fully passing result: AC-01, AC-02, AC-03, AC-04, AC-08, AC-09 and AC-10.</w:t>
       </w:r>
     </w:p>
     <w:p>

--- a/tests/exports/test-plan.docx
+++ b/tests/exports/test-plan.docx
@@ -87,7 +87,7 @@
     </w:p>
     <w:p>
       <w:r>
-        <w:t xml:space="preserve">The release is tagged </w:t>
+        <w:t xml:space="preserve">Two tags name versions, and they are different versions. </w:t>
       </w:r>
       <w:r>
         <w:rPr>
@@ -97,7 +97,7 @@
         <w:t>release-1.0</w:t>
       </w:r>
       <w:r>
-        <w:t xml:space="preserve">. Measured on 2026-09-28, the tag resolves to </w:t>
+        <w:t xml:space="preserve"> names the first release and resolves to </w:t>
       </w:r>
       <w:r>
         <w:rPr>
@@ -107,7 +107,16 @@
         <w:t>69e01a1</w:t>
       </w:r>
       <w:r>
-        <w:t xml:space="preserve">, and </w:t>
+        <w:t xml:space="preserve">; it stays where it is, because the records made at that version - the completed form set, the refund catch event - are only readable against it. The tree this file is committed in is tagged </w:t>
+      </w:r>
+      <w:r>
+        <w:rPr>
+          <w:b/>
+        </w:rPr>
+        <w:t>`submission-2026-09-29`</w:t>
+      </w:r>
+      <w:r>
+        <w:t xml:space="preserve">, and that is the version the project is submitted at. An earlier edition of this section recorded that the first-release tag no longer named the tree these records describe, and that either the tag had to move forward or the records had to be read as describing </w:t>
       </w:r>
       <w:r>
         <w:rPr>
@@ -117,81 +126,22 @@
         <w:t>main</w:t>
       </w:r>
       <w:r>
-        <w:t xml:space="preserve"> has since moved one commit past it, to </w:t>
+        <w:t xml:space="preserve"> after it; tagging the submitted tree settles that without re-pointing a tag that results already cite. No hash is written for the submission, because a hash written here is stale one commit later: the tag is what identifies it, and </w:t>
       </w:r>
       <w:r>
         <w:rPr>
           <w:rFonts w:ascii="Consolas" w:hAnsi="Consolas"/>
           <w:sz w:val="17"/>
         </w:rPr>
-        <w:t>57b3c1d</w:t>
+        <w:t>git rev-parse --short submission-2026-09-29</w:t>
       </w:r>
       <w:r>
-        <w:t xml:space="preserve">. That commit changed these version records themselves (90 lines of this file, and </w:t>
-      </w:r>
-      <w:r>
-        <w:rPr>
-          <w:rFonts w:ascii="Consolas" w:hAnsi="Consolas"/>
-          <w:sz w:val="17"/>
-        </w:rPr>
-        <w:t>exports/test-plan.docx</w:t>
-      </w:r>
-      <w:r>
-        <w:t xml:space="preserve">), re-laid out all six models, regenerated every export, and added a user task and the form that covers it. </w:t>
-      </w:r>
-      <w:r>
-        <w:rPr>
-          <w:b/>
-        </w:rPr>
-        <w:t>So the tag does not currently name the tree these records describe</w:t>
-      </w:r>
-      <w:r>
-        <w:t xml:space="preserve">: either the tag is moved forward onto </w:t>
-      </w:r>
-      <w:r>
-        <w:rPr>
-          <w:rFonts w:ascii="Consolas" w:hAnsi="Consolas"/>
-          <w:sz w:val="17"/>
-        </w:rPr>
-        <w:t>57b3c1d</w:t>
-      </w:r>
-      <w:r>
-        <w:t xml:space="preserve">, or the release is read as </w:t>
-      </w:r>
-      <w:r>
-        <w:rPr>
-          <w:rFonts w:ascii="Consolas" w:hAnsi="Consolas"/>
-          <w:sz w:val="17"/>
-        </w:rPr>
-        <w:t>69e01a1</w:t>
-      </w:r>
-      <w:r>
-        <w:t xml:space="preserve"> and this plan's records are read as describing </w:t>
-      </w:r>
-      <w:r>
-        <w:rPr>
-          <w:rFonts w:ascii="Consolas" w:hAnsi="Consolas"/>
-          <w:sz w:val="17"/>
-        </w:rPr>
-        <w:t>main</w:t>
-      </w:r>
-      <w:r>
-        <w:t xml:space="preserve"> after it. The hash is written here rather than left to </w:t>
-      </w:r>
-      <w:r>
-        <w:rPr>
-          <w:rFonts w:ascii="Consolas" w:hAnsi="Consolas"/>
-          <w:sz w:val="17"/>
-        </w:rPr>
-        <w:t>git rev-parse</w:t>
-      </w:r>
-      <w:r>
-        <w:t xml:space="preserve"> because the record has to be readable at more than one commit.</w:t>
+        <w:t xml:space="preserve"> names the commit.</w:t>
       </w:r>
     </w:p>
     <w:p>
       <w:r>
-        <w:t xml:space="preserve">The tag has been re-pointed twice. It was made at </w:t>
+        <w:t xml:space="preserve">The first-release tag has been re-pointed twice. It was made at </w:t>
       </w:r>
       <w:r>
         <w:rPr>
@@ -297,7 +247,7 @@
         <w:rPr>
           <w:b/>
         </w:rPr>
-        <w:t>five `core-N` models, 58 user tasks, 41 forms and seven workers, with no user task left without one</w:t>
+        <w:t>five `core-N` models, 58 `userTask` elements over 56 distinct ids, 41 forms and seven workers, with no user task left without one</w:t>
       </w:r>
       <w:r>
         <w:t xml:space="preserve">. The results recorded in this plan's execution table were produced against the Node.js version and </w:t>
@@ -349,7 +299,7 @@
           <w:i/>
           <w:sz w:val="18"/>
         </w:rPr>
-        <w:t xml:space="preserve"> Counting the four models gives </w:t>
+        <w:t xml:space="preserve"> Counting the models gives </w:t>
       </w:r>
       <w:r>
         <w:rPr>
@@ -357,7 +307,22 @@
           <w:i/>
           <w:sz w:val="18"/>
         </w:rPr>
-        <w:t>56 `userTask` elements over 54 distinct ids</w:t>
+        <w:t>58 `userTask` elements over 56 distinct ids</w:t>
+      </w:r>
+      <w:r>
+        <w:rPr>
+          <w:i/>
+          <w:sz w:val="18"/>
+        </w:rPr>
+        <w:t xml:space="preserve"> in the current tree, </w:t>
+      </w:r>
+      <w:r>
+        <w:rPr>
+          <w:b/>
+          <w:i/>
+          <w:sz w:val="18"/>
+        </w:rPr>
+        <w:t>56 over 54</w:t>
       </w:r>
       <w:r>
         <w:rPr>
@@ -379,7 +344,7 @@
           <w:i/>
           <w:sz w:val="18"/>
         </w:rPr>
-        <w:t xml:space="preserve"> and later, and gave </w:t>
+        <w:t xml:space="preserve">, and gave </w:t>
       </w:r>
       <w:r>
         <w:rPr>
@@ -424,7 +389,7 @@
           <w:i/>
           <w:sz w:val="18"/>
         </w:rPr>
-        <w:t xml:space="preserve">. The gap is the same two ids in both cases: </w:t>
+        <w:t xml:space="preserve">. The gap is the same two ids in every case: </w:t>
       </w:r>
       <w:r>
         <w:rPr>
@@ -499,7 +464,22 @@
           <w:i/>
           <w:sz w:val="18"/>
         </w:rPr>
-        <w:t xml:space="preserve"> legitimately took it to 56. What no record stated is the id count, which is what </w:t>
+        <w:t xml:space="preserve"> legitimately took it to 56 and </w:t>
+      </w:r>
+      <w:r>
+        <w:rPr>
+          <w:rFonts w:ascii="Consolas" w:hAnsi="Consolas"/>
+          <w:i/>
+          <w:sz w:val="18"/>
+        </w:rPr>
+        <w:t>core-5</w:t>
+      </w:r>
+      <w:r>
+        <w:rPr>
+          <w:i/>
+          <w:sz w:val="18"/>
+        </w:rPr>
+        <w:t xml:space="preserve"> to 58. What no record stated is the id count, which is what </w:t>
       </w:r>
       <w:r>
         <w:rPr>
@@ -514,7 +494,7 @@
           <w:i/>
           <w:sz w:val="18"/>
         </w:rPr>
-        <w:t xml:space="preserve"> requires to be unique and which is 54 now rather than 56. Counts here now say which of the two they mean. A count keyed on the task id alone silently drops one of each reused pair and reports 54 where the element count is 56, which is how the distinction gets lost. </w:t>
+        <w:t xml:space="preserve"> requires to be unique and which is 56 now rather than 58. Counts here now say which of the two they mean. A count keyed on the task id alone silently drops one of each reused pair and reports 56 where the element count is 58, which is how the distinction gets lost. </w:t>
       </w:r>
       <w:r>
         <w:rPr>
@@ -529,7 +509,22 @@
           <w:i/>
           <w:sz w:val="18"/>
         </w:rPr>
-        <w:t xml:space="preserve"> records the same measurement and the field counts that came with it.</w:t>
+        <w:t xml:space="preserve"> records the same measurement at </w:t>
+      </w:r>
+      <w:r>
+        <w:rPr>
+          <w:rFonts w:ascii="Consolas" w:hAnsi="Consolas"/>
+          <w:i/>
+          <w:sz w:val="18"/>
+        </w:rPr>
+        <w:t>57b3c1d</w:t>
+      </w:r>
+      <w:r>
+        <w:rPr>
+          <w:i/>
+          <w:sz w:val="18"/>
+        </w:rPr>
+        <w:t>, and the field counts that came with it.</w:t>
       </w:r>
     </w:p>
     <w:tbl>
@@ -623,39 +618,39 @@
                 <w:rFonts w:ascii="Consolas" w:hAnsi="Consolas"/>
                 <w:sz w:val="17"/>
               </w:rPr>
-              <w:t>release-1.0</w:t>
-            </w:r>
-            <w:r>
-              <w:rPr>
-                <w:sz w:val="16"/>
-              </w:rPr>
-              <w:t xml:space="preserve">, which resolves to </w:t>
+              <w:t>submission-2026-09-29</w:t>
+            </w:r>
+            <w:r>
+              <w:rPr>
+                <w:sz w:val="16"/>
+              </w:rPr>
+              <w:t xml:space="preserve">, the tag on the commit this file is committed in: five </w:t>
             </w:r>
             <w:r>
               <w:rPr>
                 <w:rFonts w:ascii="Consolas" w:hAnsi="Consolas"/>
                 <w:sz w:val="17"/>
               </w:rPr>
-              <w:t>69e01a1</w:t>
-            </w:r>
-            <w:r>
-              <w:rPr>
-                <w:sz w:val="16"/>
-              </w:rPr>
-              <w:t xml:space="preserve">: four </w:t>
+              <w:t>core-N</w:t>
+            </w:r>
+            <w:r>
+              <w:rPr>
+                <w:sz w:val="16"/>
+              </w:rPr>
+              <w:t xml:space="preserve"> models, 58 </w:t>
             </w:r>
             <w:r>
               <w:rPr>
                 <w:rFonts w:ascii="Consolas" w:hAnsi="Consolas"/>
                 <w:sz w:val="17"/>
               </w:rPr>
-              <w:t>core-N</w:t>
-            </w:r>
-            <w:r>
-              <w:rPr>
-                <w:sz w:val="16"/>
-              </w:rPr>
-              <w:t xml:space="preserve"> models, 40 Camunda Forms covering the 55 user tasks that existed then, workers in Java</w:t>
+              <w:t>userTask</w:t>
+            </w:r>
+            <w:r>
+              <w:rPr>
+                <w:sz w:val="16"/>
+              </w:rPr>
+              <w:t xml:space="preserve"> elements over 56 ids, 41 Camunda Forms covering all of them, workers in Java</w:t>
             </w:r>
           </w:p>
         </w:tc>
@@ -679,43 +674,49 @@
               <w:rPr>
                 <w:sz w:val="16"/>
               </w:rPr>
-              <w:t xml:space="preserve">Current </w:t>
+              <w:t>First release</w:t>
+            </w:r>
+          </w:p>
+        </w:tc>
+        <w:tc>
+          <w:tcPr>
+            <w:tcW w:type="dxa" w:w="7070"/>
+          </w:tcPr>
+          <w:p>
+            <w:pPr>
+              <w:spacing w:after="0"/>
+              <w:jc w:val="left"/>
+            </w:pPr>
+            <w:r>
+              <w:rPr>
+                <w:sz w:val="16"/>
+              </w:rPr>
             </w:r>
             <w:r>
               <w:rPr>
                 <w:rFonts w:ascii="Consolas" w:hAnsi="Consolas"/>
                 <w:sz w:val="17"/>
               </w:rPr>
-              <w:t>main</w:t>
-            </w:r>
-          </w:p>
-        </w:tc>
-        <w:tc>
-          <w:tcPr>
-            <w:tcW w:type="dxa" w:w="7070"/>
-          </w:tcPr>
-          <w:p>
-            <w:pPr>
-              <w:spacing w:after="0"/>
-              <w:jc w:val="left"/>
-            </w:pPr>
-            <w:r>
-              <w:rPr>
-                <w:sz w:val="16"/>
-              </w:rPr>
+              <w:t>release-1.0</w:t>
+            </w:r>
+            <w:r>
+              <w:rPr>
+                <w:sz w:val="16"/>
+              </w:rPr>
+              <w:t xml:space="preserve">, which resolves to </w:t>
             </w:r>
             <w:r>
               <w:rPr>
                 <w:rFonts w:ascii="Consolas" w:hAnsi="Consolas"/>
                 <w:sz w:val="17"/>
               </w:rPr>
-              <w:t>2c3c2eb</w:t>
-            </w:r>
-            <w:r>
-              <w:rPr>
-                <w:sz w:val="16"/>
-              </w:rPr>
-              <w:t xml:space="preserve">: five </w:t>
+              <w:t>69e01a1</w:t>
+            </w:r>
+            <w:r>
+              <w:rPr>
+                <w:sz w:val="16"/>
+              </w:rPr>
+              <w:t xml:space="preserve">: four </w:t>
             </w:r>
             <w:r>
               <w:rPr>
@@ -728,33 +729,105 @@
               <w:rPr>
                 <w:sz w:val="16"/>
               </w:rPr>
-              <w:t xml:space="preserve"> models, 58 user tasks, 41 Camunda Forms, seven workers, and the message exchange </w:t>
+              <w:t xml:space="preserve"> models, 40 Camunda Forms covering the 55 user tasks that existed then, workers in Java</w:t>
+            </w:r>
+          </w:p>
+        </w:tc>
+      </w:tr>
+      <w:tr>
+        <w:tc>
+          <w:tcPr>
+            <w:tcW w:type="dxa" w:w="7070"/>
+          </w:tcPr>
+          <w:p>
+            <w:pPr>
+              <w:spacing w:after="0"/>
+              <w:jc w:val="left"/>
+            </w:pPr>
+            <w:r>
+              <w:rPr>
+                <w:sz w:val="16"/>
+              </w:rPr>
+            </w:r>
+            <w:r>
+              <w:rPr>
+                <w:sz w:val="16"/>
+              </w:rPr>
+              <w:t>Current tree</w:t>
+            </w:r>
+          </w:p>
+        </w:tc>
+        <w:tc>
+          <w:tcPr>
+            <w:tcW w:type="dxa" w:w="7070"/>
+          </w:tcPr>
+          <w:p>
+            <w:pPr>
+              <w:spacing w:after="0"/>
+              <w:jc w:val="left"/>
+            </w:pPr>
+            <w:r>
+              <w:rPr>
+                <w:sz w:val="16"/>
+              </w:rPr>
+            </w:r>
+            <w:r>
+              <w:rPr>
+                <w:sz w:val="16"/>
+              </w:rPr>
+              <w:t xml:space="preserve">five </w:t>
             </w:r>
             <w:r>
               <w:rPr>
                 <w:rFonts w:ascii="Consolas" w:hAnsi="Consolas"/>
                 <w:sz w:val="17"/>
               </w:rPr>
-              <w:t>core-5</w:t>
-            </w:r>
-            <w:r>
-              <w:rPr>
-                <w:sz w:val="16"/>
-              </w:rPr>
-              <w:t xml:space="preserve"> waits on. </w:t>
+              <w:t>core-N</w:t>
+            </w:r>
+            <w:r>
+              <w:rPr>
+                <w:sz w:val="16"/>
+              </w:rPr>
+              <w:t xml:space="preserve"> models, 58 </w:t>
             </w:r>
             <w:r>
               <w:rPr>
                 <w:rFonts w:ascii="Consolas" w:hAnsi="Consolas"/>
                 <w:sz w:val="17"/>
               </w:rPr>
+              <w:t>userTask</w:t>
+            </w:r>
+            <w:r>
+              <w:rPr>
+                <w:sz w:val="16"/>
+              </w:rPr>
+              <w:t xml:space="preserve"> elements over 56 ids, 41 Camunda Forms, seven workers, and the message exchange </w:t>
+            </w:r>
+            <w:r>
+              <w:rPr>
+                <w:rFonts w:ascii="Consolas" w:hAnsi="Consolas"/>
+                <w:sz w:val="17"/>
+              </w:rPr>
+              <w:t>core-5</w:t>
+            </w:r>
+            <w:r>
+              <w:rPr>
+                <w:sz w:val="16"/>
+              </w:rPr>
+              <w:t xml:space="preserve"> waits on. </w:t>
+            </w:r>
+            <w:r>
+              <w:rPr>
+                <w:rFonts w:ascii="Consolas" w:hAnsi="Consolas"/>
+                <w:sz w:val="17"/>
+              </w:rPr>
               <w:t>57b3c1d</w:t>
             </w:r>
             <w:r>
               <w:rPr>
                 <w:sz w:val="16"/>
               </w:rPr>
-              <w:t xml:space="preserve"> is one commit past the tag and has 56 user tasks and six workers</w:t>
+              <w:t xml:space="preserve"> was one commit past the first-release tag and held 56 elements and six workers</w:t>
             </w:r>
           </w:p>
         </w:tc>
@@ -971,7 +1044,7 @@
               <w:rPr>
                 <w:sz w:val="16"/>
               </w:rPr>
-              <w:t xml:space="preserve">the four </w:t>
+              <w:t xml:space="preserve">the five </w:t>
             </w:r>
             <w:r>
               <w:rPr>
@@ -984,33 +1057,59 @@
               <w:rPr>
                 <w:sz w:val="16"/>
               </w:rPr>
-              <w:t xml:space="preserve"> models; 41 Camunda Forms covering all 56 user tasks (</w:t>
+              <w:t xml:space="preserve"> models; 41 Camunda Forms covering all 58 </w:t>
             </w:r>
             <w:r>
               <w:rPr>
                 <w:rFonts w:ascii="Consolas" w:hAnsi="Consolas"/>
                 <w:sz w:val="17"/>
               </w:rPr>
-              <w:t>a62e783</w:t>
-            </w:r>
-            <w:r>
-              <w:rPr>
-                <w:sz w:val="16"/>
-              </w:rPr>
-              <w:t xml:space="preserve">, extended at </w:t>
+              <w:t>userTask</w:t>
+            </w:r>
+            <w:r>
+              <w:rPr>
+                <w:sz w:val="16"/>
+              </w:rPr>
+              <w:t xml:space="preserve"> elements (</w:t>
             </w:r>
             <w:r>
               <w:rPr>
                 <w:rFonts w:ascii="Consolas" w:hAnsi="Consolas"/>
                 <w:sz w:val="17"/>
               </w:rPr>
+              <w:t>a62e783</w:t>
+            </w:r>
+            <w:r>
+              <w:rPr>
+                <w:sz w:val="16"/>
+              </w:rPr>
+              <w:t xml:space="preserve"> brought the set to 40, </w:t>
+            </w:r>
+            <w:r>
+              <w:rPr>
+                <w:rFonts w:ascii="Consolas" w:hAnsi="Consolas"/>
+                <w:sz w:val="17"/>
+              </w:rPr>
               <w:t>57b3c1d</w:t>
             </w:r>
             <w:r>
               <w:rPr>
                 <w:sz w:val="16"/>
               </w:rPr>
-              <w:t>); workers in Java (</w:t>
+              <w:t xml:space="preserve"> and </w:t>
+            </w:r>
+            <w:r>
+              <w:rPr>
+                <w:rFonts w:ascii="Consolas" w:hAnsi="Consolas"/>
+                <w:sz w:val="17"/>
+              </w:rPr>
+              <w:t>2c3c2eb</w:t>
+            </w:r>
+            <w:r>
+              <w:rPr>
+                <w:sz w:val="16"/>
+              </w:rPr>
+              <w:t xml:space="preserve"> extended it); workers in Java (</w:t>
             </w:r>
             <w:r>
               <w:rPr>
@@ -1259,7 +1358,7 @@
               <w:rPr>
                 <w:sz w:val="16"/>
               </w:rPr>
-              <w:t xml:space="preserve">The four executable processes in </w:t>
+              <w:t xml:space="preserve">The five executable processes in </w:t>
             </w:r>
             <w:r>
               <w:rPr>
@@ -1292,7 +1391,7 @@
                 <w:rFonts w:ascii="Consolas" w:hAnsi="Consolas"/>
                 <w:sz w:val="17"/>
               </w:rPr>
-              <w:t>core-4</w:t>
+              <w:t>core-5</w:t>
             </w:r>
             <w:r>
               <w:rPr>
@@ -1311,7 +1410,7 @@
               <w:rPr>
                 <w:sz w:val="16"/>
               </w:rPr>
-              <w:t xml:space="preserve">, and the six external workers in </w:t>
+              <w:t xml:space="preserve">, and the seven external workers in </w:t>
             </w:r>
             <w:r>
               <w:rPr>
@@ -1659,7 +1758,7 @@
               <w:rPr>
                 <w:sz w:val="16"/>
               </w:rPr>
-              <w:t>Every service task in the four models must be reached by at least one scenario, and every gateway must route on what a worker or a form actually returned, with no incident left open.</w:t>
+              <w:t>Every service task in the five models must be reached by at least one scenario, and every gateway must route on what a worker or a form actually returned, with no incident left open.</w:t>
             </w:r>
           </w:p>
         </w:tc>
@@ -14108,7 +14207,7 @@
         <w:t>error-paths-and-urgent-path_e852224_...</w:t>
       </w:r>
       <w:r>
-        <w:t xml:space="preserve"> were run against the first edition of the operational models, which the four </w:t>
+        <w:t xml:space="preserve"> were run against the first edition of the operational models, which the </w:t>
       </w:r>
       <w:r>
         <w:rPr>
@@ -14159,7 +14258,7 @@
         <w:rPr>
           <w:b/>
         </w:rPr>
-        <w:t>19 of the 21 scenarios have a recorded result - 13 pass, 6 pass only in part. Two have not been run at all: `TC-13` and `TC-16`.</w:t>
+        <w:t>19 of the 21 scenarios have a recorded result - 12 pass, 7 pass only in part. Two have not been run at all: `TC-13` and `TC-16`.</w:t>
       </w:r>
       <w:r>
         <w:t xml:space="preserve"> </w:t>
@@ -14212,13 +14311,10 @@
         <w:t>TC-20</w:t>
       </w:r>
       <w:r>
-        <w:t xml:space="preserve"> gained its routing and its urgent branch, each as a partial result rather than a pass, for the reason stated in its row. Seven of the ten acceptance criteria have a fully passing result: AC-01, AC-02, AC-03, AC-04, AC-08, AC-09 and AC-10.</w:t>
+        <w:t xml:space="preserve"> gained its routing and its urgent branch, each as a partial result rather than a pass, for the reason stated in its row. Eight of the ten acceptance criteria have a fully passing result: AC-01, AC-02, AC-03, AC-04, AC-05, AC-08, AC-09 and AC-10.</w:t>
       </w:r>
     </w:p>
     <w:p>
-      <w:r>
-        <w:t xml:space="preserve">Of the other three, </w:t>
-      </w:r>
       <w:r>
         <w:rPr>
           <w:b/>
@@ -14226,7 +14322,17 @@
         <w:t>AC-05</w:t>
       </w:r>
       <w:r>
-        <w:t xml:space="preserve"> was the one that could not be accepted: it passes at worker level but the urgent half of it looped for ever in </w:t>
+        <w:t xml:space="preserve"> moved when </w:t>
+      </w:r>
+      <w:r>
+        <w:rPr>
+          <w:rFonts w:ascii="Consolas" w:hAnsi="Consolas"/>
+          <w:sz w:val="17"/>
+        </w:rPr>
+        <w:t>DEF-11</w:t>
+      </w:r>
+      <w:r>
+        <w:t xml:space="preserve"> was fixed: it passes at worker level, and the urgent half that used to loop for ever in </w:t>
       </w:r>
       <w:r>
         <w:rPr>
@@ -14236,17 +14342,7 @@
         <w:t>core-1</w:t>
       </w:r>
       <w:r>
-        <w:t xml:space="preserve"> (</w:t>
-      </w:r>
-      <w:r>
-        <w:rPr>
-          <w:rFonts w:ascii="Consolas" w:hAnsi="Consolas"/>
-          <w:sz w:val="17"/>
-        </w:rPr>
-        <w:t>DEF-11</w:t>
-      </w:r>
-      <w:r>
-        <w:t xml:space="preserve">) and had no evidence in the current models at all. Both halves now stand: the urgent branch escalates out of the booking process instead of re-checking, and it is driven in scenario 8 of </w:t>
+        <w:t xml:space="preserve"> now escalates out of the booking process instead of re-checking, driven in scenario 8 of </w:t>
       </w:r>
       <w:r>
         <w:rPr>
@@ -14274,7 +14370,7 @@
         <w:t>AC-07</w:t>
       </w:r>
       <w:r>
-        <w:t xml:space="preserve"> are partial: each still has an unrun branch, and the parts of AC-01 and AC-07 that need a signed-in user cannot be met until role-based access exists (</w:t>
+        <w:t xml:space="preserve"> are the two that remain partial: each still has an unrun branch, and the parts of AC-01 and AC-07 that need a signed-in user cannot be met until role-based access exists (</w:t>
       </w:r>
       <w:r>
         <w:rPr>
@@ -14656,27 +14752,7 @@
           <w:rFonts w:ascii="Consolas" w:hAnsi="Consolas"/>
           <w:sz w:val="17"/>
         </w:rPr>
-        <w:t>TC-02</w:t>
-      </w:r>
-      <w:r>
-        <w:t xml:space="preserve">, </w:t>
-      </w:r>
-      <w:r>
-        <w:rPr>
-          <w:rFonts w:ascii="Consolas" w:hAnsi="Consolas"/>
-          <w:sz w:val="17"/>
-        </w:rPr>
         <w:t>TC-13</w:t>
-      </w:r>
-      <w:r>
-        <w:t xml:space="preserve">, </w:t>
-      </w:r>
-      <w:r>
-        <w:rPr>
-          <w:rFonts w:ascii="Consolas" w:hAnsi="Consolas"/>
-          <w:sz w:val="17"/>
-        </w:rPr>
-        <w:t>TC-16</w:t>
       </w:r>
       <w:r>
         <w:t xml:space="preserve"> and </w:t>
@@ -14686,7 +14762,7 @@
           <w:rFonts w:ascii="Consolas" w:hAnsi="Consolas"/>
           <w:sz w:val="17"/>
         </w:rPr>
-        <w:t>TC-20</w:t>
+        <w:t>TC-16</w:t>
       </w:r>
       <w:r>
         <w:t xml:space="preserve"> have still never been run, the user-task variables are still supplied with the completion call rather than by a signed-in user (</w:t>
@@ -14897,7 +14973,7 @@
     </w:p>
     <w:p>
       <w:r>
-        <w:t>What the re-run still does not cover is the four scenarios that have never been run and the two defects no test can close (</w:t>
+        <w:t>What the re-run still does not cover is the two scenarios that have never been run and the two defects no test can close (</w:t>
       </w:r>
       <w:r>
         <w:rPr>
@@ -15210,7 +15286,7 @@
               <w:rPr>
                 <w:sz w:val="16"/>
               </w:rPr>
-              <w:t xml:space="preserve">; every gateway in the four </w:t>
+              <w:t xml:space="preserve">; every gateway in the </w:t>
             </w:r>
             <w:r>
               <w:rPr>
@@ -18021,7 +18097,20 @@
               <w:rPr>
                 <w:sz w:val="16"/>
               </w:rPr>
-              <w:t xml:space="preserve"> the tree holds 56 elements and 41 forms, so no user task is left without one. Writing them also showed that the eight forms that existed had never rendered a field, for the four reasons in </w:t>
+              <w:t xml:space="preserve"> the tree held 56 elements and 41 forms and </w:t>
+            </w:r>
+            <w:r>
+              <w:rPr>
+                <w:rFonts w:ascii="Consolas" w:hAnsi="Consolas"/>
+                <w:sz w:val="17"/>
+              </w:rPr>
+              <w:t>2c3c2eb</w:t>
+            </w:r>
+            <w:r>
+              <w:rPr>
+                <w:sz w:val="16"/>
+              </w:rPr>
+              <w:t xml:space="preserve"> took it to 58 over 56 ids, so no user task is left without one. Writing them also showed that the eight forms that existed had never rendered a field, for the four reasons in </w:t>
             </w:r>
             <w:r>
               <w:rPr>

--- a/tests/exports/test-plan.docx
+++ b/tests/exports/test-plan.docx
@@ -87,7 +87,25 @@
     </w:p>
     <w:p>
       <w:r>
-        <w:t xml:space="preserve">Two tags name versions, and they are different versions. </w:t>
+        <w:t xml:space="preserve">Three tags name versions. Two of them sit together on the commit this file is committed in: </w:t>
+      </w:r>
+      <w:r>
+        <w:rPr>
+          <w:b/>
+        </w:rPr>
+        <w:t>`release-2.0`</w:t>
+      </w:r>
+      <w:r>
+        <w:t xml:space="preserve">, which marks that tree as the second release, and </w:t>
+      </w:r>
+      <w:r>
+        <w:rPr>
+          <w:b/>
+        </w:rPr>
+        <w:t>`submission-2026-09-29`</w:t>
+      </w:r>
+      <w:r>
+        <w:t xml:space="preserve">, which names it as the submission. The third, </w:t>
       </w:r>
       <w:r>
         <w:rPr>
@@ -97,7 +115,7 @@
         <w:t>release-1.0</w:t>
       </w:r>
       <w:r>
-        <w:t xml:space="preserve"> names the first release and resolves to </w:t>
+        <w:t xml:space="preserve">, names the first release and resolves to </w:t>
       </w:r>
       <w:r>
         <w:rPr>
@@ -107,16 +125,7 @@
         <w:t>69e01a1</w:t>
       </w:r>
       <w:r>
-        <w:t xml:space="preserve">; it stays where it is, because the records made at that version - the completed form set, the refund catch event - are only readable against it. The tree this file is committed in is tagged </w:t>
-      </w:r>
-      <w:r>
-        <w:rPr>
-          <w:b/>
-        </w:rPr>
-        <w:t>`submission-2026-09-29`</w:t>
-      </w:r>
-      <w:r>
-        <w:t xml:space="preserve">, and that is the version the project is submitted at. An earlier edition of this section recorded that the first-release tag no longer named the tree these records describe, and that either the tag had to move forward or the records had to be read as describing </w:t>
+        <w:t xml:space="preserve">; it stays where it is, because the records made at that version - the completed form set, the refund catch event - are only readable against it. An earlier edition of this section recorded that the first-release tag no longer named the tree these records describe, and that either the tag had to move forward or the records had to be read as describing </w:t>
       </w:r>
       <w:r>
         <w:rPr>
@@ -624,7 +633,20 @@
               <w:rPr>
                 <w:sz w:val="16"/>
               </w:rPr>
-              <w:t xml:space="preserve">, the tag on the commit this file is committed in: five </w:t>
+              <w:t xml:space="preserve"> and </w:t>
+            </w:r>
+            <w:r>
+              <w:rPr>
+                <w:rFonts w:ascii="Consolas" w:hAnsi="Consolas"/>
+                <w:sz w:val="17"/>
+              </w:rPr>
+              <w:t>release-2.0</w:t>
+            </w:r>
+            <w:r>
+              <w:rPr>
+                <w:sz w:val="16"/>
+              </w:rPr>
+              <w:t xml:space="preserve">, the tags on the commit this file is committed in: five </w:t>
             </w:r>
             <w:r>
               <w:rPr>

--- a/tests/exports/test-plan.docx
+++ b/tests/exports/test-plan.docx
@@ -146,6 +146,60 @@
       </w:r>
       <w:r>
         <w:t xml:space="preserve"> names the commit.</w:t>
+      </w:r>
+    </w:p>
+    <w:p>
+      <w:r>
+        <w:t xml:space="preserve">With the feedback pass of 2026-10-13 the tree has </w:t>
+      </w:r>
+      <w:r>
+        <w:rPr>
+          <w:b/>
+        </w:rPr>
+        <w:t>six operational models - the five stages and `core-0`, which calls them - 61 `userTask` elements over 59 distinct ids, one start form on the end-to-end process, 43 forms and eight workers</w:t>
+      </w:r>
+      <w:r>
+        <w:t xml:space="preserve">, and the record store the workers now keep their records in. The scenarios below that were driven at this tree - </w:t>
+      </w:r>
+      <w:r>
+        <w:rPr>
+          <w:rFonts w:ascii="Consolas" w:hAnsi="Consolas"/>
+          <w:sz w:val="17"/>
+        </w:rPr>
+        <w:t>TC-22</w:t>
+      </w:r>
+      <w:r>
+        <w:t xml:space="preserve"> to </w:t>
+      </w:r>
+      <w:r>
+        <w:rPr>
+          <w:rFonts w:ascii="Consolas" w:hAnsi="Consolas"/>
+          <w:sz w:val="17"/>
+        </w:rPr>
+        <w:t>TC-25</w:t>
+      </w:r>
+      <w:r>
+        <w:t xml:space="preserve"> - name it as the working tree rather than a commit, because the pass is uncommitted: </w:t>
+      </w:r>
+      <w:r>
+        <w:rPr>
+          <w:rFonts w:ascii="Consolas" w:hAnsi="Consolas"/>
+          <w:sz w:val="17"/>
+        </w:rPr>
+        <w:t>aba6b29</w:t>
+      </w:r>
+      <w:r>
+        <w:t xml:space="preserve"> is the commit the changes sit on and </w:t>
+      </w:r>
+      <w:r>
+        <w:rPr>
+          <w:rFonts w:ascii="Consolas" w:hAnsi="Consolas"/>
+          <w:sz w:val="17"/>
+        </w:rPr>
+        <w:t>git status</w:t>
+      </w:r>
+      <w:r>
+        <w:t xml:space="preserve"> says which files differ from it.</w:t>
       </w:r>
     </w:p>
     <w:p>
@@ -672,7 +726,33 @@
               <w:rPr>
                 <w:sz w:val="16"/>
               </w:rPr>
-              <w:t xml:space="preserve"> elements over 56 ids, 41 Camunda Forms covering all of them, workers in Java</w:t>
+              <w:t xml:space="preserve"> elements over 56 ids, 41 Camunda Forms covering all of them, workers in Java. </w:t>
+            </w:r>
+            <w:r>
+              <w:rPr>
+                <w:b/>
+                <w:sz w:val="16"/>
+              </w:rPr>
+              <w:t>The current tree goes further</w:t>
+            </w:r>
+            <w:r>
+              <w:rPr>
+                <w:sz w:val="16"/>
+              </w:rPr>
+              <w:t xml:space="preserve">: six models, 61 </w:t>
+            </w:r>
+            <w:r>
+              <w:rPr>
+                <w:rFonts w:ascii="Consolas" w:hAnsi="Consolas"/>
+                <w:sz w:val="17"/>
+              </w:rPr>
+              <w:t>userTask</w:t>
+            </w:r>
+            <w:r>
+              <w:rPr>
+                <w:sz w:val="16"/>
+              </w:rPr>
+              <w:t xml:space="preserve"> elements over 59 ids, a start form, 43 forms, eight workers and the record store</w:t>
             </w:r>
           </w:p>
         </w:tc>
@@ -797,20 +877,20 @@
               <w:rPr>
                 <w:sz w:val="16"/>
               </w:rPr>
-              <w:t xml:space="preserve">five </w:t>
+              <w:t xml:space="preserve">six models - the five stages and </w:t>
             </w:r>
             <w:r>
               <w:rPr>
                 <w:rFonts w:ascii="Consolas" w:hAnsi="Consolas"/>
                 <w:sz w:val="17"/>
               </w:rPr>
-              <w:t>core-N</w:t>
-            </w:r>
-            <w:r>
-              <w:rPr>
-                <w:sz w:val="16"/>
-              </w:rPr>
-              <w:t xml:space="preserve"> models, 58 </w:t>
+              <w:t>core-0</w:t>
+            </w:r>
+            <w:r>
+              <w:rPr>
+                <w:sz w:val="16"/>
+              </w:rPr>
+              <w:t xml:space="preserve">, which calls them - 61 </w:t>
             </w:r>
             <w:r>
               <w:rPr>
@@ -823,20 +903,7 @@
               <w:rPr>
                 <w:sz w:val="16"/>
               </w:rPr>
-              <w:t xml:space="preserve"> elements over 56 ids, 41 Camunda Forms, seven workers, and the message exchange </w:t>
-            </w:r>
-            <w:r>
-              <w:rPr>
-                <w:rFonts w:ascii="Consolas" w:hAnsi="Consolas"/>
-                <w:sz w:val="17"/>
-              </w:rPr>
-              <w:t>core-5</w:t>
-            </w:r>
-            <w:r>
-              <w:rPr>
-                <w:sz w:val="16"/>
-              </w:rPr>
-              <w:t xml:space="preserve"> waits on. </w:t>
+              <w:t xml:space="preserve"> elements over 59 ids, a start form on the end-to-end process, 43 Camunda Forms, eight workers, and the record store the workers keep the hospital's records in. </w:t>
             </w:r>
             <w:r>
               <w:rPr>
@@ -1413,7 +1480,7 @@
               <w:rPr>
                 <w:sz w:val="16"/>
               </w:rPr>
-              <w:t xml:space="preserve">The five executable processes in </w:t>
+              <w:t xml:space="preserve">The six executable processes in </w:t>
             </w:r>
             <w:r>
               <w:rPr>
@@ -1433,7 +1500,7 @@
                 <w:rFonts w:ascii="Consolas" w:hAnsi="Consolas"/>
                 <w:sz w:val="17"/>
               </w:rPr>
-              <w:t>core-1</w:t>
+              <w:t>core-0</w:t>
             </w:r>
             <w:r>
               <w:rPr>
@@ -1452,7 +1519,7 @@
               <w:rPr>
                 <w:sz w:val="16"/>
               </w:rPr>
-              <w:t xml:space="preserve">), the 41 Camunda Forms in </w:t>
+              <w:t xml:space="preserve">), the 43 Camunda Forms in </w:t>
             </w:r>
             <w:r>
               <w:rPr>
@@ -1465,7 +1532,7 @@
               <w:rPr>
                 <w:sz w:val="16"/>
               </w:rPr>
-              <w:t xml:space="preserve">, and the seven external workers in </w:t>
+              <w:t xml:space="preserve">, the eight external workers in </w:t>
             </w:r>
             <w:r>
               <w:rPr>
@@ -1478,7 +1545,7 @@
               <w:rPr>
                 <w:sz w:val="16"/>
               </w:rPr>
-              <w:t xml:space="preserve"> with their simulated external services.</w:t>
+              <w:t xml:space="preserve"> with their simulated external services, and the record store those workers persist the hospital's records in.</w:t>
             </w:r>
           </w:p>
         </w:tc>
@@ -1813,7 +1880,7 @@
               <w:rPr>
                 <w:sz w:val="16"/>
               </w:rPr>
-              <w:t>Every service task in the five models must be reached by at least one scenario, and every gateway must route on what a worker or a form actually returned, with no incident left open.</w:t>
+              <w:t>Every service task in the stage models must be reached by at least one scenario, and every gateway must route on what a worker or a form actually returned, with no incident left open.</w:t>
             </w:r>
           </w:p>
         </w:tc>
@@ -2115,7 +2182,7 @@
               <w:rPr>
                 <w:sz w:val="16"/>
               </w:rPr>
-              <w:t xml:space="preserve">Not implemented. User tasks carry the candidate group of their lane, but no user is authenticated, no task is claimed through Tasklist and no audit record is produced. These are Must requirements that cannot currently be accepted; recorded as </w:t>
+              <w:t xml:space="preserve">Not implemented. User tasks carry the candidate group of their lane - and since the feedback pass every one of them does, and the bindings check requires it - but no user is authenticated, no task is claimed through Tasklist and no audit record is produced. These are Must requirements that cannot currently be accepted; recorded as </w:t>
             </w:r>
             <w:r>
               <w:rPr>
@@ -2264,22 +2331,29 @@
             </w:r>
             <w:r>
               <w:rPr>
-                <w:sz w:val="16"/>
-              </w:rPr>
-              <w:t xml:space="preserve">Not implemented. </w:t>
+                <w:b/>
+                <w:sz w:val="16"/>
+              </w:rPr>
+              <w:t>Partly implemented since the feedback pass.</w:t>
+            </w:r>
+            <w:r>
+              <w:rPr>
+                <w:sz w:val="16"/>
+              </w:rPr>
+              <w:t xml:space="preserve"> </w:t>
             </w:r>
             <w:r>
               <w:rPr>
                 <w:rFonts w:ascii="Consolas" w:hAnsi="Consolas"/>
                 <w:sz w:val="17"/>
               </w:rPr>
-              <w:t>N_MS_CheckReferral</w:t>
-            </w:r>
-            <w:r>
-              <w:rPr>
-                <w:sz w:val="16"/>
-              </w:rPr>
-              <w:t xml:space="preserve"> records an identification check as a task field, but no matching or duplicate check runs behind it.</w:t>
+              <w:t>referral-validation</w:t>
+            </w:r>
+            <w:r>
+              <w:rPr>
+                <w:sz w:val="16"/>
+              </w:rPr>
+              <w:t xml:space="preserve"> requires an NHS number of ten digits, looks the patient up in the register by it, reports whether the record was found and whether the name the referral carries agrees with the one held, and registers a patient the hospital does not hold. What is still not implemented is the duplicate-*record* problem: two hospital identifiers for one NHS number are reconciled by the unique index rather than by a merge, and nothing checks a patient against a national register.</w:t>
             </w:r>
           </w:p>
         </w:tc>
@@ -2456,6 +2530,60 @@
       </w:pPr>
       <w:r>
         <w:t>3. Acceptance criteria</w:t>
+      </w:r>
+    </w:p>
+    <w:p>
+      <w:r>
+        <w:t>The criteria were agreed as an empty template with the second owner in Sprint 1 (</w:t>
+      </w:r>
+      <w:r>
+        <w:rPr>
+          <w:rFonts w:ascii="Consolas" w:hAnsi="Consolas"/>
+          <w:sz w:val="17"/>
+        </w:rPr>
+        <w:t>TB-016</w:t>
+      </w:r>
+      <w:r>
+        <w:t>) and completed, with the scenarios below, in Sprint 2 (</w:t>
+      </w:r>
+      <w:r>
+        <w:rPr>
+          <w:rFonts w:ascii="Consolas" w:hAnsi="Consolas"/>
+          <w:sz w:val="17"/>
+        </w:rPr>
+        <w:t>TB-014</w:t>
+      </w:r>
+      <w:r>
+        <w:t xml:space="preserve">, at </w:t>
+      </w:r>
+      <w:r>
+        <w:rPr>
+          <w:rFonts w:ascii="Consolas" w:hAnsi="Consolas"/>
+          <w:sz w:val="17"/>
+        </w:rPr>
+        <w:t>6fa61c7</w:t>
+      </w:r>
+      <w:r>
+        <w:t xml:space="preserve">); </w:t>
+      </w:r>
+      <w:r>
+        <w:rPr>
+          <w:b/>
+        </w:rPr>
+        <w:t>the text of the ten criteria has not been rewritten since.</w:t>
+      </w:r>
+      <w:r>
+        <w:t xml:space="preserve"> What has moved is the *verdict* on three of them - AC-05, AC-07 and AC-09 - each because the defect behind it was fixed, and each movement is recorded with the commit that caused it in </w:t>
+      </w:r>
+      <w:r>
+        <w:rPr>
+          <w:rFonts w:ascii="Consolas" w:hAnsi="Consolas"/>
+          <w:sz w:val="17"/>
+        </w:rPr>
+        <w:t>../docs/planning/plan-evaluation.md</w:t>
+      </w:r>
+      <w:r>
+        <w:t xml:space="preserve"> section 6. A criterion is met or not against the version its evidence names, which is why the section that judges them is written version by version and not once.</w:t>
       </w:r>
     </w:p>
     <w:tbl>
@@ -8584,6 +8712,765 @@
                 <w:sz w:val="16"/>
               </w:rPr>
               <w:t>AC-07</w:t>
+            </w:r>
+          </w:p>
+        </w:tc>
+      </w:tr>
+      <w:tr>
+        <w:tc>
+          <w:tcPr>
+            <w:tcW w:type="dxa" w:w="1571"/>
+          </w:tcPr>
+          <w:p>
+            <w:pPr>
+              <w:spacing w:after="0"/>
+              <w:jc w:val="left"/>
+            </w:pPr>
+            <w:r>
+              <w:rPr>
+                <w:sz w:val="16"/>
+              </w:rPr>
+            </w:r>
+            <w:r>
+              <w:rPr>
+                <w:sz w:val="16"/>
+              </w:rPr>
+              <w:t>TC-22</w:t>
+            </w:r>
+          </w:p>
+        </w:tc>
+        <w:tc>
+          <w:tcPr>
+            <w:tcW w:type="dxa" w:w="1571"/>
+          </w:tcPr>
+          <w:p>
+            <w:pPr>
+              <w:spacing w:after="0"/>
+              <w:jc w:val="left"/>
+            </w:pPr>
+            <w:r>
+              <w:rPr>
+                <w:sz w:val="16"/>
+              </w:rPr>
+            </w:r>
+            <w:r>
+              <w:rPr>
+                <w:sz w:val="16"/>
+              </w:rPr>
+              <w:t>The confirmation contact does not confirm: the patient declines the treatment appointment, or the hospital cancels it.</w:t>
+            </w:r>
+          </w:p>
+        </w:tc>
+        <w:tc>
+          <w:tcPr>
+            <w:tcW w:type="dxa" w:w="1571"/>
+          </w:tcPr>
+          <w:p>
+            <w:pPr>
+              <w:spacing w:after="0"/>
+              <w:jc w:val="left"/>
+            </w:pPr>
+            <w:r>
+              <w:rPr>
+                <w:sz w:val="16"/>
+              </w:rPr>
+            </w:r>
+            <w:r>
+              <w:rPr>
+                <w:sz w:val="16"/>
+              </w:rPr>
+              <w:t>alternative</w:t>
+            </w:r>
+          </w:p>
+        </w:tc>
+        <w:tc>
+          <w:tcPr>
+            <w:tcW w:type="dxa" w:w="1571"/>
+          </w:tcPr>
+          <w:p>
+            <w:pPr>
+              <w:spacing w:after="0"/>
+              <w:jc w:val="left"/>
+            </w:pPr>
+            <w:r>
+              <w:rPr>
+                <w:sz w:val="16"/>
+              </w:rPr>
+            </w:r>
+            <w:r>
+              <w:rPr>
+                <w:sz w:val="16"/>
+              </w:rPr>
+              <w:t>A treatment appointment ready to confirm, with the funding route settled</w:t>
+            </w:r>
+          </w:p>
+        </w:tc>
+        <w:tc>
+          <w:tcPr>
+            <w:tcW w:type="dxa" w:w="1571"/>
+          </w:tcPr>
+          <w:p>
+            <w:pPr>
+              <w:spacing w:after="0"/>
+              <w:jc w:val="left"/>
+            </w:pPr>
+            <w:r>
+              <w:rPr>
+                <w:sz w:val="16"/>
+              </w:rPr>
+            </w:r>
+            <w:r>
+              <w:rPr>
+                <w:rFonts w:ascii="Consolas" w:hAnsi="Consolas"/>
+                <w:sz w:val="17"/>
+              </w:rPr>
+              <w:t>confirmationOutcome="declined_by_patient"</w:t>
+            </w:r>
+            <w:r>
+              <w:rPr>
+                <w:sz w:val="16"/>
+              </w:rPr>
+              <w:t xml:space="preserve">, then </w:t>
+            </w:r>
+            <w:r>
+              <w:rPr>
+                <w:rFonts w:ascii="Consolas" w:hAnsi="Consolas"/>
+                <w:sz w:val="17"/>
+              </w:rPr>
+              <w:t>"cancelled_by_hospital"</w:t>
+            </w:r>
+          </w:p>
+        </w:tc>
+        <w:tc>
+          <w:tcPr>
+            <w:tcW w:type="dxa" w:w="1571"/>
+          </w:tcPr>
+          <w:p>
+            <w:pPr>
+              <w:spacing w:after="0"/>
+              <w:jc w:val="left"/>
+            </w:pPr>
+            <w:r>
+              <w:rPr>
+                <w:sz w:val="16"/>
+              </w:rPr>
+            </w:r>
+            <w:r>
+              <w:rPr>
+                <w:sz w:val="16"/>
+              </w:rPr>
+              <w:t>Complete the confirmation with the declining outcome, then the recording task</w:t>
+            </w:r>
+          </w:p>
+        </w:tc>
+        <w:tc>
+          <w:tcPr>
+            <w:tcW w:type="dxa" w:w="1571"/>
+          </w:tcPr>
+          <w:p>
+            <w:pPr>
+              <w:spacing w:after="0"/>
+              <w:jc w:val="left"/>
+            </w:pPr>
+            <w:r>
+              <w:rPr>
+                <w:sz w:val="16"/>
+              </w:rPr>
+            </w:r>
+            <w:r>
+              <w:rPr>
+                <w:sz w:val="16"/>
+              </w:rPr>
+              <w:t>The outcome is recorded rather than assumed; the appointment is released and the instance ends at the appointment-not-confirmed event, with no appointment letter sent as though the appointment were going ahead</w:t>
+            </w:r>
+          </w:p>
+        </w:tc>
+        <w:tc>
+          <w:tcPr>
+            <w:tcW w:type="dxa" w:w="1571"/>
+          </w:tcPr>
+          <w:p>
+            <w:pPr>
+              <w:spacing w:after="0"/>
+              <w:jc w:val="left"/>
+            </w:pPr>
+            <w:r>
+              <w:rPr>
+                <w:sz w:val="16"/>
+              </w:rPr>
+            </w:r>
+            <w:r>
+              <w:rPr>
+                <w:rFonts w:ascii="Consolas" w:hAnsi="Consolas"/>
+                <w:sz w:val="17"/>
+              </w:rPr>
+              <w:t>N_TB_ConfirmationOutcome</w:t>
+            </w:r>
+            <w:r>
+              <w:rPr>
+                <w:sz w:val="16"/>
+              </w:rPr>
+              <w:t xml:space="preserve"> takes the recorded outcome, </w:t>
+            </w:r>
+            <w:r>
+              <w:rPr>
+                <w:rFonts w:ascii="Consolas" w:hAnsi="Consolas"/>
+                <w:sz w:val="17"/>
+              </w:rPr>
+              <w:t>N_TB_RecordCancellation</w:t>
+            </w:r>
+            <w:r>
+              <w:rPr>
+                <w:sz w:val="16"/>
+              </w:rPr>
+              <w:t xml:space="preserve"> is reached, </w:t>
+            </w:r>
+            <w:r>
+              <w:rPr>
+                <w:rFonts w:ascii="Consolas" w:hAnsi="Consolas"/>
+                <w:sz w:val="17"/>
+              </w:rPr>
+              <w:t>N_TB_AppointmentCancelled</w:t>
+            </w:r>
+            <w:r>
+              <w:rPr>
+                <w:sz w:val="16"/>
+              </w:rPr>
+              <w:t xml:space="preserve"> is the end event, and neither </w:t>
+            </w:r>
+            <w:r>
+              <w:rPr>
+                <w:rFonts w:ascii="Consolas" w:hAnsi="Consolas"/>
+                <w:sz w:val="17"/>
+              </w:rPr>
+              <w:t>N_TB_NotifyPatient</w:t>
+            </w:r>
+            <w:r>
+              <w:rPr>
+                <w:sz w:val="16"/>
+              </w:rPr>
+              <w:t xml:space="preserve"> nor </w:t>
+            </w:r>
+            <w:r>
+              <w:rPr>
+                <w:rFonts w:ascii="Consolas" w:hAnsi="Consolas"/>
+                <w:sz w:val="17"/>
+              </w:rPr>
+              <w:t>N_OC_PreCycleReview</w:t>
+            </w:r>
+            <w:r>
+              <w:rPr>
+                <w:sz w:val="16"/>
+              </w:rPr>
+              <w:t xml:space="preserve"> is reached</w:t>
+            </w:r>
+          </w:p>
+        </w:tc>
+        <w:tc>
+          <w:tcPr>
+            <w:tcW w:type="dxa" w:w="1571"/>
+          </w:tcPr>
+          <w:p>
+            <w:pPr>
+              <w:spacing w:after="0"/>
+              <w:jc w:val="left"/>
+            </w:pPr>
+            <w:r>
+              <w:rPr>
+                <w:sz w:val="16"/>
+              </w:rPr>
+            </w:r>
+            <w:r>
+              <w:rPr>
+                <w:sz w:val="16"/>
+              </w:rPr>
+              <w:t>AC-07</w:t>
+            </w:r>
+          </w:p>
+        </w:tc>
+      </w:tr>
+      <w:tr>
+        <w:tc>
+          <w:tcPr>
+            <w:tcW w:type="dxa" w:w="1571"/>
+          </w:tcPr>
+          <w:p>
+            <w:pPr>
+              <w:spacing w:after="0"/>
+              <w:jc w:val="left"/>
+            </w:pPr>
+            <w:r>
+              <w:rPr>
+                <w:sz w:val="16"/>
+              </w:rPr>
+            </w:r>
+            <w:r>
+              <w:rPr>
+                <w:sz w:val="16"/>
+              </w:rPr>
+              <w:t>TC-23</w:t>
+            </w:r>
+          </w:p>
+        </w:tc>
+        <w:tc>
+          <w:tcPr>
+            <w:tcW w:type="dxa" w:w="1571"/>
+          </w:tcPr>
+          <w:p>
+            <w:pPr>
+              <w:spacing w:after="0"/>
+              <w:jc w:val="left"/>
+            </w:pPr>
+            <w:r>
+              <w:rPr>
+                <w:sz w:val="16"/>
+              </w:rPr>
+            </w:r>
+            <w:r>
+              <w:rPr>
+                <w:sz w:val="16"/>
+              </w:rPr>
+              <w:t>The patient asks for another date when the appointment is confirmed.</w:t>
+            </w:r>
+          </w:p>
+        </w:tc>
+        <w:tc>
+          <w:tcPr>
+            <w:tcW w:type="dxa" w:w="1571"/>
+          </w:tcPr>
+          <w:p>
+            <w:pPr>
+              <w:spacing w:after="0"/>
+              <w:jc w:val="left"/>
+            </w:pPr>
+            <w:r>
+              <w:rPr>
+                <w:sz w:val="16"/>
+              </w:rPr>
+            </w:r>
+            <w:r>
+              <w:rPr>
+                <w:sz w:val="16"/>
+              </w:rPr>
+              <w:t>alternative</w:t>
+            </w:r>
+          </w:p>
+        </w:tc>
+        <w:tc>
+          <w:tcPr>
+            <w:tcW w:type="dxa" w:w="1571"/>
+          </w:tcPr>
+          <w:p>
+            <w:pPr>
+              <w:spacing w:after="0"/>
+              <w:jc w:val="left"/>
+            </w:pPr>
+            <w:r>
+              <w:rPr>
+                <w:sz w:val="16"/>
+              </w:rPr>
+            </w:r>
+            <w:r>
+              <w:rPr>
+                <w:sz w:val="16"/>
+              </w:rPr>
+              <w:t>A treatment appointment ready to confirm</w:t>
+            </w:r>
+          </w:p>
+        </w:tc>
+        <w:tc>
+          <w:tcPr>
+            <w:tcW w:type="dxa" w:w="1571"/>
+          </w:tcPr>
+          <w:p>
+            <w:pPr>
+              <w:spacing w:after="0"/>
+              <w:jc w:val="left"/>
+            </w:pPr>
+            <w:r>
+              <w:rPr>
+                <w:sz w:val="16"/>
+              </w:rPr>
+            </w:r>
+            <w:r>
+              <w:rPr>
+                <w:rFonts w:ascii="Consolas" w:hAnsi="Consolas"/>
+                <w:sz w:val="17"/>
+              </w:rPr>
+              <w:t>confirmationOutcome="reschedule_requested"</w:t>
+            </w:r>
+            <w:r>
+              <w:rPr>
+                <w:sz w:val="16"/>
+              </w:rPr>
+              <w:t xml:space="preserve"> for the first contact, </w:t>
+            </w:r>
+            <w:r>
+              <w:rPr>
+                <w:rFonts w:ascii="Consolas" w:hAnsi="Consolas"/>
+                <w:sz w:val="17"/>
+              </w:rPr>
+              <w:t>"confirmed"</w:t>
+            </w:r>
+            <w:r>
+              <w:rPr>
+                <w:sz w:val="16"/>
+              </w:rPr>
+              <w:t xml:space="preserve"> for the second, and the new date </w:t>
+            </w:r>
+            <w:r>
+              <w:rPr>
+                <w:rFonts w:ascii="Consolas" w:hAnsi="Consolas"/>
+                <w:sz w:val="17"/>
+              </w:rPr>
+              <w:t>2026-10-15</w:t>
+            </w:r>
+          </w:p>
+        </w:tc>
+        <w:tc>
+          <w:tcPr>
+            <w:tcW w:type="dxa" w:w="1571"/>
+          </w:tcPr>
+          <w:p>
+            <w:pPr>
+              <w:spacing w:after="0"/>
+              <w:jc w:val="left"/>
+            </w:pPr>
+            <w:r>
+              <w:rPr>
+                <w:sz w:val="16"/>
+              </w:rPr>
+            </w:r>
+            <w:r>
+              <w:rPr>
+                <w:sz w:val="16"/>
+              </w:rPr>
+              <w:t>Complete the confirmation with the reschedule outcome, complete the recording task, then complete the second confirmation</w:t>
+            </w:r>
+          </w:p>
+        </w:tc>
+        <w:tc>
+          <w:tcPr>
+            <w:tcW w:type="dxa" w:w="1571"/>
+          </w:tcPr>
+          <w:p>
+            <w:pPr>
+              <w:spacing w:after="0"/>
+              <w:jc w:val="left"/>
+            </w:pPr>
+            <w:r>
+              <w:rPr>
+                <w:sz w:val="16"/>
+              </w:rPr>
+            </w:r>
+            <w:r>
+              <w:rPr>
+                <w:sz w:val="16"/>
+              </w:rPr>
+              <w:t>The change is recorded with the date the patient asked for, and the booking is sought again for the new request: the appointment the second request makes is a new one, and the one it replaces is marked superseded on the register</w:t>
+            </w:r>
+          </w:p>
+        </w:tc>
+        <w:tc>
+          <w:tcPr>
+            <w:tcW w:type="dxa" w:w="1571"/>
+          </w:tcPr>
+          <w:p>
+            <w:pPr>
+              <w:spacing w:after="0"/>
+              <w:jc w:val="left"/>
+            </w:pPr>
+            <w:r>
+              <w:rPr>
+                <w:sz w:val="16"/>
+              </w:rPr>
+            </w:r>
+            <w:r>
+              <w:rPr>
+                <w:rFonts w:ascii="Consolas" w:hAnsi="Consolas"/>
+                <w:sz w:val="17"/>
+              </w:rPr>
+              <w:t>N_TB_RescheduleAppointment</w:t>
+            </w:r>
+            <w:r>
+              <w:rPr>
+                <w:sz w:val="16"/>
+              </w:rPr>
+              <w:t xml:space="preserve"> is reached, </w:t>
+            </w:r>
+            <w:r>
+              <w:rPr>
+                <w:rFonts w:ascii="Consolas" w:hAnsi="Consolas"/>
+                <w:sz w:val="17"/>
+              </w:rPr>
+              <w:t>N_TB_CheckAvailability</w:t>
+            </w:r>
+            <w:r>
+              <w:rPr>
+                <w:sz w:val="16"/>
+              </w:rPr>
+              <w:t xml:space="preserve"> runs a second time, the second confirmation is reached, and the register holds one superseded and one live appointment</w:t>
+            </w:r>
+          </w:p>
+        </w:tc>
+        <w:tc>
+          <w:tcPr>
+            <w:tcW w:type="dxa" w:w="1571"/>
+          </w:tcPr>
+          <w:p>
+            <w:pPr>
+              <w:spacing w:after="0"/>
+              <w:jc w:val="left"/>
+            </w:pPr>
+            <w:r>
+              <w:rPr>
+                <w:sz w:val="16"/>
+              </w:rPr>
+            </w:r>
+            <w:r>
+              <w:rPr>
+                <w:sz w:val="16"/>
+              </w:rPr>
+              <w:t>AC-01, AC-07, AC-10</w:t>
+            </w:r>
+          </w:p>
+        </w:tc>
+      </w:tr>
+      <w:tr>
+        <w:tc>
+          <w:tcPr>
+            <w:tcW w:type="dxa" w:w="1571"/>
+          </w:tcPr>
+          <w:p>
+            <w:pPr>
+              <w:spacing w:after="0"/>
+              <w:jc w:val="left"/>
+            </w:pPr>
+            <w:r>
+              <w:rPr>
+                <w:sz w:val="16"/>
+              </w:rPr>
+            </w:r>
+            <w:r>
+              <w:rPr>
+                <w:sz w:val="16"/>
+              </w:rPr>
+              <w:t>TC-24</w:t>
+            </w:r>
+          </w:p>
+        </w:tc>
+        <w:tc>
+          <w:tcPr>
+            <w:tcW w:type="dxa" w:w="1571"/>
+          </w:tcPr>
+          <w:p>
+            <w:pPr>
+              <w:spacing w:after="0"/>
+              <w:jc w:val="left"/>
+            </w:pPr>
+            <w:r>
+              <w:rPr>
+                <w:sz w:val="16"/>
+              </w:rPr>
+            </w:r>
+            <w:r>
+              <w:rPr>
+                <w:sz w:val="16"/>
+              </w:rPr>
+              <w:t>The pathway is run end to end as one instance.</w:t>
+            </w:r>
+          </w:p>
+        </w:tc>
+        <w:tc>
+          <w:tcPr>
+            <w:tcW w:type="dxa" w:w="1571"/>
+          </w:tcPr>
+          <w:p>
+            <w:pPr>
+              <w:spacing w:after="0"/>
+              <w:jc w:val="left"/>
+            </w:pPr>
+            <w:r>
+              <w:rPr>
+                <w:sz w:val="16"/>
+              </w:rPr>
+            </w:r>
+            <w:r>
+              <w:rPr>
+                <w:sz w:val="16"/>
+              </w:rPr>
+              <w:t>main</w:t>
+            </w:r>
+          </w:p>
+        </w:tc>
+        <w:tc>
+          <w:tcPr>
+            <w:tcW w:type="dxa" w:w="1571"/>
+          </w:tcPr>
+          <w:p>
+            <w:pPr>
+              <w:spacing w:after="0"/>
+              <w:jc w:val="left"/>
+            </w:pPr>
+            <w:r>
+              <w:rPr>
+                <w:sz w:val="16"/>
+              </w:rPr>
+            </w:r>
+            <w:r>
+              <w:rPr>
+                <w:sz w:val="16"/>
+              </w:rPr>
+              <w:t>The six models and the forms deployed, the workers running</w:t>
+            </w:r>
+          </w:p>
+        </w:tc>
+        <w:tc>
+          <w:tcPr>
+            <w:tcW w:type="dxa" w:w="1571"/>
+          </w:tcPr>
+          <w:p>
+            <w:pPr>
+              <w:spacing w:after="0"/>
+              <w:jc w:val="left"/>
+            </w:pPr>
+            <w:r>
+              <w:rPr>
+                <w:sz w:val="16"/>
+              </w:rPr>
+            </w:r>
+            <w:r>
+              <w:rPr>
+                <w:sz w:val="16"/>
+              </w:rPr>
+              <w:t xml:space="preserve">A referral with </w:t>
+            </w:r>
+            <w:r>
+              <w:rPr>
+                <w:rFonts w:ascii="Consolas" w:hAnsi="Consolas"/>
+                <w:sz w:val="17"/>
+              </w:rPr>
+              <w:t>documentsComplete=false</w:t>
+            </w:r>
+            <w:r>
+              <w:rPr>
+                <w:sz w:val="16"/>
+              </w:rPr>
+              <w:t>, the identifiers the start form collects, and the reply to the documentation request published for the referral</w:t>
+            </w:r>
+          </w:p>
+        </w:tc>
+        <w:tc>
+          <w:tcPr>
+            <w:tcW w:type="dxa" w:w="1571"/>
+          </w:tcPr>
+          <w:p>
+            <w:pPr>
+              <w:spacing w:after="0"/>
+              <w:jc w:val="left"/>
+            </w:pPr>
+            <w:r>
+              <w:rPr>
+                <w:sz w:val="16"/>
+              </w:rPr>
+            </w:r>
+            <w:r>
+              <w:rPr>
+                <w:sz w:val="16"/>
+              </w:rPr>
+              <w:t xml:space="preserve">Start </w:t>
+            </w:r>
+            <w:r>
+              <w:rPr>
+                <w:rFonts w:ascii="Consolas" w:hAnsi="Consolas"/>
+                <w:sz w:val="17"/>
+              </w:rPr>
+              <w:t>core-0-patient-pathway-end-to-end</w:t>
+            </w:r>
+            <w:r>
+              <w:rPr>
+                <w:sz w:val="16"/>
+              </w:rPr>
+              <w:t xml:space="preserve"> with the referral, complete every user task the tree opens</w:t>
+            </w:r>
+          </w:p>
+        </w:tc>
+        <w:tc>
+          <w:tcPr>
+            <w:tcW w:type="dxa" w:w="1571"/>
+          </w:tcPr>
+          <w:p>
+            <w:pPr>
+              <w:spacing w:after="0"/>
+              <w:jc w:val="left"/>
+            </w:pPr>
+            <w:r>
+              <w:rPr>
+                <w:sz w:val="16"/>
+              </w:rPr>
+            </w:r>
+            <w:r>
+              <w:rPr>
+                <w:sz w:val="16"/>
+              </w:rPr>
+              <w:t>Every stage runs as the process its call activity names - the documentation exchange, the referral, the treatment, the letter and the follow-up - and the instance ends at the pathway-complete event</w:t>
+            </w:r>
+          </w:p>
+        </w:tc>
+        <w:tc>
+          <w:tcPr>
+            <w:tcW w:type="dxa" w:w="1571"/>
+          </w:tcPr>
+          <w:p>
+            <w:pPr>
+              <w:spacing w:after="0"/>
+              <w:jc w:val="left"/>
+            </w:pPr>
+            <w:r>
+              <w:rPr>
+                <w:sz w:val="16"/>
+              </w:rPr>
+            </w:r>
+            <w:r>
+              <w:rPr>
+                <w:sz w:val="16"/>
+              </w:rPr>
+              <w:t xml:space="preserve">The tree of instances the engine recorded contains all five stage processes, and the root reached </w:t>
+            </w:r>
+            <w:r>
+              <w:rPr>
+                <w:rFonts w:ascii="Consolas" w:hAnsi="Consolas"/>
+                <w:sz w:val="17"/>
+              </w:rPr>
+              <w:t>N_CO_PathwayComplete</w:t>
+            </w:r>
+            <w:r>
+              <w:rPr>
+                <w:sz w:val="16"/>
+              </w:rPr>
+              <w:t xml:space="preserve"> with no incident</w:t>
+            </w:r>
+          </w:p>
+        </w:tc>
+        <w:tc>
+          <w:tcPr>
+            <w:tcW w:type="dxa" w:w="1571"/>
+          </w:tcPr>
+          <w:p>
+            <w:pPr>
+              <w:spacing w:after="0"/>
+              <w:jc w:val="left"/>
+            </w:pPr>
+            <w:r>
+              <w:rPr>
+                <w:sz w:val="16"/>
+              </w:rPr>
+            </w:r>
+            <w:r>
+              <w:rPr>
+                <w:sz w:val="16"/>
+              </w:rPr>
+              <w:t>AC-01, AC-02, AC-06, AC-07</w:t>
             </w:r>
           </w:p>
         </w:tc>
@@ -13642,6 +14529,834 @@
               <w:rPr>
                 <w:sz w:val="16"/>
               </w:rPr>
+              <w:t>TC-22</w:t>
+            </w:r>
+          </w:p>
+        </w:tc>
+        <w:tc>
+          <w:tcPr>
+            <w:tcW w:type="dxa" w:w="2020"/>
+          </w:tcPr>
+          <w:p>
+            <w:pPr>
+              <w:spacing w:after="0"/>
+              <w:jc w:val="left"/>
+            </w:pPr>
+            <w:r>
+              <w:rPr>
+                <w:sz w:val="16"/>
+              </w:rPr>
+            </w:r>
+            <w:r>
+              <w:rPr>
+                <w:sz w:val="16"/>
+              </w:rPr>
+              <w:t>2026-10-13</w:t>
+            </w:r>
+          </w:p>
+        </w:tc>
+        <w:tc>
+          <w:tcPr>
+            <w:tcW w:type="dxa" w:w="2020"/>
+          </w:tcPr>
+          <w:p>
+            <w:pPr>
+              <w:spacing w:after="0"/>
+              <w:jc w:val="left"/>
+            </w:pPr>
+            <w:r>
+              <w:rPr>
+                <w:sz w:val="16"/>
+              </w:rPr>
+            </w:r>
+            <w:r>
+              <w:rPr>
+                <w:sz w:val="16"/>
+              </w:rPr>
+              <w:t xml:space="preserve">automated, </w:t>
+            </w:r>
+            <w:r>
+              <w:rPr>
+                <w:rFonts w:ascii="Consolas" w:hAnsi="Consolas"/>
+                <w:sz w:val="17"/>
+              </w:rPr>
+              <w:t>cd workers &amp;&amp; mvn test -Pengine</w:t>
+            </w:r>
+          </w:p>
+        </w:tc>
+        <w:tc>
+          <w:tcPr>
+            <w:tcW w:type="dxa" w:w="2020"/>
+          </w:tcPr>
+          <w:p>
+            <w:pPr>
+              <w:spacing w:after="0"/>
+              <w:jc w:val="left"/>
+            </w:pPr>
+            <w:r>
+              <w:rPr>
+                <w:sz w:val="16"/>
+              </w:rPr>
+            </w:r>
+            <w:r>
+              <w:rPr>
+                <w:sz w:val="16"/>
+              </w:rPr>
+              <w:t xml:space="preserve">the working tree on </w:t>
+            </w:r>
+            <w:r>
+              <w:rPr>
+                <w:rFonts w:ascii="Consolas" w:hAnsi="Consolas"/>
+                <w:sz w:val="17"/>
+              </w:rPr>
+              <w:t>aba6b29</w:t>
+            </w:r>
+            <w:r>
+              <w:rPr>
+                <w:sz w:val="16"/>
+              </w:rPr>
+              <w:t xml:space="preserve"> (the feedback pass; not a commit)</w:t>
+            </w:r>
+          </w:p>
+        </w:tc>
+        <w:tc>
+          <w:tcPr>
+            <w:tcW w:type="dxa" w:w="2020"/>
+          </w:tcPr>
+          <w:p>
+            <w:pPr>
+              <w:spacing w:after="0"/>
+              <w:jc w:val="left"/>
+            </w:pPr>
+            <w:r>
+              <w:rPr>
+                <w:sz w:val="16"/>
+              </w:rPr>
+            </w:r>
+            <w:r>
+              <w:rPr>
+                <w:sz w:val="16"/>
+              </w:rPr>
+              <w:t xml:space="preserve">Pass - scenario 10 of </w:t>
+            </w:r>
+            <w:r>
+              <w:rPr>
+                <w:rFonts w:ascii="Consolas" w:hAnsi="Consolas"/>
+                <w:sz w:val="17"/>
+              </w:rPr>
+              <w:t>OperationalModelsTest</w:t>
+            </w:r>
+            <w:r>
+              <w:rPr>
+                <w:sz w:val="16"/>
+              </w:rPr>
+              <w:t xml:space="preserve">: the declined appointment reached </w:t>
+            </w:r>
+            <w:r>
+              <w:rPr>
+                <w:rFonts w:ascii="Consolas" w:hAnsi="Consolas"/>
+                <w:sz w:val="17"/>
+              </w:rPr>
+              <w:t>N_TB_ConfirmationOutcome -&gt; N_TB_RecordCancellation -&gt; N_TB_AppointmentCancelled</w:t>
+            </w:r>
+            <w:r>
+              <w:rPr>
+                <w:sz w:val="16"/>
+              </w:rPr>
+              <w:t>, the instance completed, and neither the notification nor the cycle review was reached. The hospital-cancelled outcome shares that branch and is refused nothing by it</w:t>
+            </w:r>
+          </w:p>
+        </w:tc>
+        <w:tc>
+          <w:tcPr>
+            <w:tcW w:type="dxa" w:w="2020"/>
+          </w:tcPr>
+          <w:p>
+            <w:pPr>
+              <w:spacing w:after="0"/>
+              <w:jc w:val="left"/>
+            </w:pPr>
+            <w:r>
+              <w:rPr>
+                <w:sz w:val="16"/>
+              </w:rPr>
+            </w:r>
+            <w:r>
+              <w:rPr>
+                <w:rFonts w:ascii="Consolas" w:hAnsi="Consolas"/>
+                <w:sz w:val="17"/>
+              </w:rPr>
+              <w:t>evidence/workers-and-models_working-tree_2026-10-13.txt</w:t>
+            </w:r>
+          </w:p>
+        </w:tc>
+        <w:tc>
+          <w:tcPr>
+            <w:tcW w:type="dxa" w:w="2020"/>
+          </w:tcPr>
+          <w:p>
+            <w:pPr>
+              <w:spacing w:after="0"/>
+              <w:jc w:val="left"/>
+            </w:pPr>
+            <w:r>
+              <w:rPr>
+                <w:sz w:val="16"/>
+              </w:rPr>
+            </w:r>
+            <w:r>
+              <w:rPr>
+                <w:sz w:val="16"/>
+              </w:rPr>
+              <w:t>-</w:t>
+            </w:r>
+          </w:p>
+        </w:tc>
+      </w:tr>
+      <w:tr>
+        <w:tc>
+          <w:tcPr>
+            <w:tcW w:type="dxa" w:w="2020"/>
+          </w:tcPr>
+          <w:p>
+            <w:pPr>
+              <w:spacing w:after="0"/>
+              <w:jc w:val="left"/>
+            </w:pPr>
+            <w:r>
+              <w:rPr>
+                <w:sz w:val="16"/>
+              </w:rPr>
+            </w:r>
+            <w:r>
+              <w:rPr>
+                <w:sz w:val="16"/>
+              </w:rPr>
+              <w:t>TC-23</w:t>
+            </w:r>
+          </w:p>
+        </w:tc>
+        <w:tc>
+          <w:tcPr>
+            <w:tcW w:type="dxa" w:w="2020"/>
+          </w:tcPr>
+          <w:p>
+            <w:pPr>
+              <w:spacing w:after="0"/>
+              <w:jc w:val="left"/>
+            </w:pPr>
+            <w:r>
+              <w:rPr>
+                <w:sz w:val="16"/>
+              </w:rPr>
+            </w:r>
+            <w:r>
+              <w:rPr>
+                <w:sz w:val="16"/>
+              </w:rPr>
+              <w:t>2026-10-13</w:t>
+            </w:r>
+          </w:p>
+        </w:tc>
+        <w:tc>
+          <w:tcPr>
+            <w:tcW w:type="dxa" w:w="2020"/>
+          </w:tcPr>
+          <w:p>
+            <w:pPr>
+              <w:spacing w:after="0"/>
+              <w:jc w:val="left"/>
+            </w:pPr>
+            <w:r>
+              <w:rPr>
+                <w:sz w:val="16"/>
+              </w:rPr>
+            </w:r>
+            <w:r>
+              <w:rPr>
+                <w:sz w:val="16"/>
+              </w:rPr>
+              <w:t xml:space="preserve">automated, </w:t>
+            </w:r>
+            <w:r>
+              <w:rPr>
+                <w:rFonts w:ascii="Consolas" w:hAnsi="Consolas"/>
+                <w:sz w:val="17"/>
+              </w:rPr>
+              <w:t>cd workers &amp;&amp; mvn test -Pengine</w:t>
+            </w:r>
+          </w:p>
+        </w:tc>
+        <w:tc>
+          <w:tcPr>
+            <w:tcW w:type="dxa" w:w="2020"/>
+          </w:tcPr>
+          <w:p>
+            <w:pPr>
+              <w:spacing w:after="0"/>
+              <w:jc w:val="left"/>
+            </w:pPr>
+            <w:r>
+              <w:rPr>
+                <w:sz w:val="16"/>
+              </w:rPr>
+            </w:r>
+            <w:r>
+              <w:rPr>
+                <w:sz w:val="16"/>
+              </w:rPr>
+              <w:t xml:space="preserve">the working tree on </w:t>
+            </w:r>
+            <w:r>
+              <w:rPr>
+                <w:rFonts w:ascii="Consolas" w:hAnsi="Consolas"/>
+                <w:sz w:val="17"/>
+              </w:rPr>
+              <w:t>aba6b29</w:t>
+            </w:r>
+          </w:p>
+        </w:tc>
+        <w:tc>
+          <w:tcPr>
+            <w:tcW w:type="dxa" w:w="2020"/>
+          </w:tcPr>
+          <w:p>
+            <w:pPr>
+              <w:spacing w:after="0"/>
+              <w:jc w:val="left"/>
+            </w:pPr>
+            <w:r>
+              <w:rPr>
+                <w:sz w:val="16"/>
+              </w:rPr>
+            </w:r>
+            <w:r>
+              <w:rPr>
+                <w:sz w:val="16"/>
+              </w:rPr>
+              <w:t xml:space="preserve">Pass - scenario 11 of </w:t>
+            </w:r>
+            <w:r>
+              <w:rPr>
+                <w:rFonts w:ascii="Consolas" w:hAnsi="Consolas"/>
+                <w:sz w:val="17"/>
+              </w:rPr>
+              <w:t>OperationalModelsTest</w:t>
+            </w:r>
+            <w:r>
+              <w:rPr>
+                <w:sz w:val="16"/>
+              </w:rPr>
+              <w:t>: the reschedule was recorded, the booking was sought again (</w:t>
+            </w:r>
+            <w:r>
+              <w:rPr>
+                <w:rFonts w:ascii="Consolas" w:hAnsi="Consolas"/>
+                <w:sz w:val="17"/>
+              </w:rPr>
+              <w:t>N_TB_CheckAvailability</w:t>
+            </w:r>
+            <w:r>
+              <w:rPr>
+                <w:sz w:val="16"/>
+              </w:rPr>
+              <w:t xml:space="preserve"> ran twice), the second confirmation was reached and the instance completed. The register holds the appointment the first request made as </w:t>
+            </w:r>
+            <w:r>
+              <w:rPr>
+                <w:rFonts w:ascii="Consolas" w:hAnsi="Consolas"/>
+                <w:sz w:val="17"/>
+              </w:rPr>
+              <w:t>superseded</w:t>
+            </w:r>
+            <w:r>
+              <w:rPr>
+                <w:sz w:val="16"/>
+              </w:rPr>
+              <w:t xml:space="preserve"> and the second as </w:t>
+            </w:r>
+            <w:r>
+              <w:rPr>
+                <w:rFonts w:ascii="Consolas" w:hAnsi="Consolas"/>
+                <w:sz w:val="17"/>
+              </w:rPr>
+              <w:t>booked</w:t>
+            </w:r>
+          </w:p>
+        </w:tc>
+        <w:tc>
+          <w:tcPr>
+            <w:tcW w:type="dxa" w:w="2020"/>
+          </w:tcPr>
+          <w:p>
+            <w:pPr>
+              <w:spacing w:after="0"/>
+              <w:jc w:val="left"/>
+            </w:pPr>
+            <w:r>
+              <w:rPr>
+                <w:sz w:val="16"/>
+              </w:rPr>
+            </w:r>
+            <w:r>
+              <w:rPr>
+                <w:rFonts w:ascii="Consolas" w:hAnsi="Consolas"/>
+                <w:sz w:val="17"/>
+              </w:rPr>
+              <w:t>evidence/workers-and-models_working-tree_2026-10-13.txt</w:t>
+            </w:r>
+          </w:p>
+        </w:tc>
+        <w:tc>
+          <w:tcPr>
+            <w:tcW w:type="dxa" w:w="2020"/>
+          </w:tcPr>
+          <w:p>
+            <w:pPr>
+              <w:spacing w:after="0"/>
+              <w:jc w:val="left"/>
+            </w:pPr>
+            <w:r>
+              <w:rPr>
+                <w:sz w:val="16"/>
+              </w:rPr>
+            </w:r>
+            <w:r>
+              <w:rPr>
+                <w:rFonts w:ascii="Consolas" w:hAnsi="Consolas"/>
+                <w:sz w:val="17"/>
+              </w:rPr>
+              <w:t>DEF-15</w:t>
+            </w:r>
+            <w:r>
+              <w:rPr>
+                <w:sz w:val="16"/>
+              </w:rPr>
+              <w:t xml:space="preserve"> (raised and fixed during this pass)</w:t>
+            </w:r>
+          </w:p>
+        </w:tc>
+      </w:tr>
+      <w:tr>
+        <w:tc>
+          <w:tcPr>
+            <w:tcW w:type="dxa" w:w="2020"/>
+          </w:tcPr>
+          <w:p>
+            <w:pPr>
+              <w:spacing w:after="0"/>
+              <w:jc w:val="left"/>
+            </w:pPr>
+            <w:r>
+              <w:rPr>
+                <w:sz w:val="16"/>
+              </w:rPr>
+            </w:r>
+            <w:r>
+              <w:rPr>
+                <w:sz w:val="16"/>
+              </w:rPr>
+              <w:t>TC-24</w:t>
+            </w:r>
+          </w:p>
+        </w:tc>
+        <w:tc>
+          <w:tcPr>
+            <w:tcW w:type="dxa" w:w="2020"/>
+          </w:tcPr>
+          <w:p>
+            <w:pPr>
+              <w:spacing w:after="0"/>
+              <w:jc w:val="left"/>
+            </w:pPr>
+            <w:r>
+              <w:rPr>
+                <w:sz w:val="16"/>
+              </w:rPr>
+            </w:r>
+            <w:r>
+              <w:rPr>
+                <w:sz w:val="16"/>
+              </w:rPr>
+              <w:t>2026-10-13</w:t>
+            </w:r>
+          </w:p>
+        </w:tc>
+        <w:tc>
+          <w:tcPr>
+            <w:tcW w:type="dxa" w:w="2020"/>
+          </w:tcPr>
+          <w:p>
+            <w:pPr>
+              <w:spacing w:after="0"/>
+              <w:jc w:val="left"/>
+            </w:pPr>
+            <w:r>
+              <w:rPr>
+                <w:sz w:val="16"/>
+              </w:rPr>
+            </w:r>
+            <w:r>
+              <w:rPr>
+                <w:sz w:val="16"/>
+              </w:rPr>
+              <w:t xml:space="preserve">automated, </w:t>
+            </w:r>
+            <w:r>
+              <w:rPr>
+                <w:rFonts w:ascii="Consolas" w:hAnsi="Consolas"/>
+                <w:sz w:val="17"/>
+              </w:rPr>
+              <w:t>cd workers &amp;&amp; mvn test -Pengine</w:t>
+            </w:r>
+          </w:p>
+        </w:tc>
+        <w:tc>
+          <w:tcPr>
+            <w:tcW w:type="dxa" w:w="2020"/>
+          </w:tcPr>
+          <w:p>
+            <w:pPr>
+              <w:spacing w:after="0"/>
+              <w:jc w:val="left"/>
+            </w:pPr>
+            <w:r>
+              <w:rPr>
+                <w:sz w:val="16"/>
+              </w:rPr>
+            </w:r>
+            <w:r>
+              <w:rPr>
+                <w:sz w:val="16"/>
+              </w:rPr>
+              <w:t xml:space="preserve">the working tree on </w:t>
+            </w:r>
+            <w:r>
+              <w:rPr>
+                <w:rFonts w:ascii="Consolas" w:hAnsi="Consolas"/>
+                <w:sz w:val="17"/>
+              </w:rPr>
+              <w:t>aba6b29</w:t>
+            </w:r>
+          </w:p>
+        </w:tc>
+        <w:tc>
+          <w:tcPr>
+            <w:tcW w:type="dxa" w:w="2020"/>
+          </w:tcPr>
+          <w:p>
+            <w:pPr>
+              <w:spacing w:after="0"/>
+              <w:jc w:val="left"/>
+            </w:pPr>
+            <w:r>
+              <w:rPr>
+                <w:sz w:val="16"/>
+              </w:rPr>
+            </w:r>
+            <w:r>
+              <w:rPr>
+                <w:sz w:val="16"/>
+              </w:rPr>
+              <w:t xml:space="preserve">Pass - scenario 12 of </w:t>
+            </w:r>
+            <w:r>
+              <w:rPr>
+                <w:rFonts w:ascii="Consolas" w:hAnsi="Consolas"/>
+                <w:sz w:val="17"/>
+              </w:rPr>
+              <w:t>OperationalModelsTest</w:t>
+            </w:r>
+            <w:r>
+              <w:rPr>
+                <w:sz w:val="16"/>
+              </w:rPr>
+              <w:t xml:space="preserve">: one </w:t>
+            </w:r>
+            <w:r>
+              <w:rPr>
+                <w:rFonts w:ascii="Consolas" w:hAnsi="Consolas"/>
+                <w:sz w:val="17"/>
+              </w:rPr>
+              <w:t>core-0</w:t>
+            </w:r>
+            <w:r>
+              <w:rPr>
+                <w:sz w:val="16"/>
+              </w:rPr>
+              <w:t xml:space="preserve"> instance drove the documentation exchange, the referral and its appointment, the treatment, the letter and the follow-up; the tree of instances contains all five stage processes and the root ended at </w:t>
+            </w:r>
+            <w:r>
+              <w:rPr>
+                <w:rFonts w:ascii="Consolas" w:hAnsi="Consolas"/>
+                <w:sz w:val="17"/>
+              </w:rPr>
+              <w:t>N_CO_PathwayComplete</w:t>
+            </w:r>
+          </w:p>
+        </w:tc>
+        <w:tc>
+          <w:tcPr>
+            <w:tcW w:type="dxa" w:w="2020"/>
+          </w:tcPr>
+          <w:p>
+            <w:pPr>
+              <w:spacing w:after="0"/>
+              <w:jc w:val="left"/>
+            </w:pPr>
+            <w:r>
+              <w:rPr>
+                <w:sz w:val="16"/>
+              </w:rPr>
+            </w:r>
+            <w:r>
+              <w:rPr>
+                <w:rFonts w:ascii="Consolas" w:hAnsi="Consolas"/>
+                <w:sz w:val="17"/>
+              </w:rPr>
+              <w:t>evidence/workers-and-models_working-tree_2026-10-13.txt</w:t>
+            </w:r>
+          </w:p>
+        </w:tc>
+        <w:tc>
+          <w:tcPr>
+            <w:tcW w:type="dxa" w:w="2020"/>
+          </w:tcPr>
+          <w:p>
+            <w:pPr>
+              <w:spacing w:after="0"/>
+              <w:jc w:val="left"/>
+            </w:pPr>
+            <w:r>
+              <w:rPr>
+                <w:sz w:val="16"/>
+              </w:rPr>
+            </w:r>
+            <w:r>
+              <w:rPr>
+                <w:sz w:val="16"/>
+              </w:rPr>
+              <w:t>-</w:t>
+            </w:r>
+          </w:p>
+        </w:tc>
+      </w:tr>
+      <w:tr>
+        <w:tc>
+          <w:tcPr>
+            <w:tcW w:type="dxa" w:w="2020"/>
+          </w:tcPr>
+          <w:p>
+            <w:pPr>
+              <w:spacing w:after="0"/>
+              <w:jc w:val="left"/>
+            </w:pPr>
+            <w:r>
+              <w:rPr>
+                <w:sz w:val="16"/>
+              </w:rPr>
+            </w:r>
+            <w:r>
+              <w:rPr>
+                <w:sz w:val="16"/>
+              </w:rPr>
+              <w:t>TC-25</w:t>
+            </w:r>
+          </w:p>
+        </w:tc>
+        <w:tc>
+          <w:tcPr>
+            <w:tcW w:type="dxa" w:w="2020"/>
+          </w:tcPr>
+          <w:p>
+            <w:pPr>
+              <w:spacing w:after="0"/>
+              <w:jc w:val="left"/>
+            </w:pPr>
+            <w:r>
+              <w:rPr>
+                <w:sz w:val="16"/>
+              </w:rPr>
+            </w:r>
+            <w:r>
+              <w:rPr>
+                <w:sz w:val="16"/>
+              </w:rPr>
+              <w:t>2026-10-13</w:t>
+            </w:r>
+          </w:p>
+        </w:tc>
+        <w:tc>
+          <w:tcPr>
+            <w:tcW w:type="dxa" w:w="2020"/>
+          </w:tcPr>
+          <w:p>
+            <w:pPr>
+              <w:spacing w:after="0"/>
+              <w:jc w:val="left"/>
+            </w:pPr>
+            <w:r>
+              <w:rPr>
+                <w:sz w:val="16"/>
+              </w:rPr>
+            </w:r>
+            <w:r>
+              <w:rPr>
+                <w:sz w:val="16"/>
+              </w:rPr>
+              <w:t xml:space="preserve">automated, </w:t>
+            </w:r>
+            <w:r>
+              <w:rPr>
+                <w:rFonts w:ascii="Consolas" w:hAnsi="Consolas"/>
+                <w:sz w:val="17"/>
+              </w:rPr>
+              <w:t>cd workers &amp;&amp; mvn test</w:t>
+            </w:r>
+            <w:r>
+              <w:rPr>
+                <w:sz w:val="16"/>
+              </w:rPr>
+              <w:t xml:space="preserve"> and </w:t>
+            </w:r>
+            <w:r>
+              <w:rPr>
+                <w:rFonts w:ascii="Consolas" w:hAnsi="Consolas"/>
+                <w:sz w:val="17"/>
+              </w:rPr>
+              <w:t>cd workers &amp;&amp; mvn compile exec:java -Dexec.args="--show-records"</w:t>
+            </w:r>
+          </w:p>
+        </w:tc>
+        <w:tc>
+          <w:tcPr>
+            <w:tcW w:type="dxa" w:w="2020"/>
+          </w:tcPr>
+          <w:p>
+            <w:pPr>
+              <w:spacing w:after="0"/>
+              <w:jc w:val="left"/>
+            </w:pPr>
+            <w:r>
+              <w:rPr>
+                <w:sz w:val="16"/>
+              </w:rPr>
+            </w:r>
+            <w:r>
+              <w:rPr>
+                <w:sz w:val="16"/>
+              </w:rPr>
+              <w:t xml:space="preserve">the working tree on </w:t>
+            </w:r>
+            <w:r>
+              <w:rPr>
+                <w:rFonts w:ascii="Consolas" w:hAnsi="Consolas"/>
+                <w:sz w:val="17"/>
+              </w:rPr>
+              <w:t>aba6b29</w:t>
+            </w:r>
+          </w:p>
+        </w:tc>
+        <w:tc>
+          <w:tcPr>
+            <w:tcW w:type="dxa" w:w="2020"/>
+          </w:tcPr>
+          <w:p>
+            <w:pPr>
+              <w:spacing w:after="0"/>
+              <w:jc w:val="left"/>
+            </w:pPr>
+            <w:r>
+              <w:rPr>
+                <w:sz w:val="16"/>
+              </w:rPr>
+            </w:r>
+            <w:r>
+              <w:rPr>
+                <w:sz w:val="16"/>
+              </w:rPr>
+              <w:t xml:space="preserve">Pass - </w:t>
+            </w:r>
+            <w:r>
+              <w:rPr>
+                <w:rFonts w:ascii="Consolas" w:hAnsi="Consolas"/>
+                <w:sz w:val="17"/>
+              </w:rPr>
+              <w:t>PersistenceTest</w:t>
+            </w:r>
+            <w:r>
+              <w:rPr>
+                <w:sz w:val="16"/>
+              </w:rPr>
+              <w:t>: a payment settled against a file store is still a duplicate after the store is closed and opened again (the worker process is gone in between); a patient the register holds is found by NHS number and their recorded channel preference is used by a letter that names none; a name that disagrees with the register is flagged rather than written over; a patient the register does not hold is registered; an NHS number that is not ten digits is refused; a rebooking marks the appointment it replaces superseded; and the reply to a documentation request updates the recorded request</w:t>
+            </w:r>
+          </w:p>
+        </w:tc>
+        <w:tc>
+          <w:tcPr>
+            <w:tcW w:type="dxa" w:w="2020"/>
+          </w:tcPr>
+          <w:p>
+            <w:pPr>
+              <w:spacing w:after="0"/>
+              <w:jc w:val="left"/>
+            </w:pPr>
+            <w:r>
+              <w:rPr>
+                <w:sz w:val="16"/>
+              </w:rPr>
+            </w:r>
+            <w:r>
+              <w:rPr>
+                <w:rFonts w:ascii="Consolas" w:hAnsi="Consolas"/>
+                <w:sz w:val="17"/>
+              </w:rPr>
+              <w:t>evidence/workers-and-models_working-tree_2026-10-13.txt</w:t>
+            </w:r>
+          </w:p>
+        </w:tc>
+        <w:tc>
+          <w:tcPr>
+            <w:tcW w:type="dxa" w:w="2020"/>
+          </w:tcPr>
+          <w:p>
+            <w:pPr>
+              <w:spacing w:after="0"/>
+              <w:jc w:val="left"/>
+            </w:pPr>
+            <w:r>
+              <w:rPr>
+                <w:sz w:val="16"/>
+              </w:rPr>
+            </w:r>
+            <w:r>
+              <w:rPr>
+                <w:sz w:val="16"/>
+              </w:rPr>
+              <w:t>-</w:t>
+            </w:r>
+          </w:p>
+        </w:tc>
+      </w:tr>
+      <w:tr>
+        <w:tc>
+          <w:tcPr>
+            <w:tcW w:type="dxa" w:w="2020"/>
+          </w:tcPr>
+          <w:p>
+            <w:pPr>
+              <w:spacing w:after="0"/>
+              <w:jc w:val="left"/>
+            </w:pPr>
+            <w:r>
+              <w:rPr>
+                <w:sz w:val="16"/>
+              </w:rPr>
+            </w:r>
+            <w:r>
+              <w:rPr>
+                <w:sz w:val="16"/>
+              </w:rPr>
               <w:t>TC-21</w:t>
             </w:r>
           </w:p>
@@ -14307,7 +16022,7 @@
         <w:t>57b3c1d</w:t>
       </w:r>
       <w:r>
-        <w:t xml:space="preserve">, and re-run once more at </w:t>
+        <w:t xml:space="preserve">, re-run once more at </w:t>
       </w:r>
       <w:r>
         <w:rPr>
@@ -14317,16 +16032,36 @@
         <w:t>2c3c2eb</w:t>
       </w:r>
       <w:r>
-        <w:t xml:space="preserve">: </w:t>
+        <w:t xml:space="preserve">, and extended at the working tree of 2026-10-13: </w:t>
       </w:r>
       <w:r>
         <w:rPr>
           <w:b/>
         </w:rPr>
-        <w:t>19 of the 21 scenarios have a recorded result - 12 pass, 7 pass only in part. Two have never been run: `TC-13` and `TC-16`.</w:t>
+        <w:t>23 of the 25 scenarios have a recorded result - 16 pass, 7 pass only in part. Two have never been run: `TC-13` and `TC-16`.</w:t>
       </w:r>
       <w:r>
-        <w:t xml:space="preserve"> </w:t>
+        <w:t xml:space="preserve"> The four added by the feedback pass - </w:t>
+      </w:r>
+      <w:r>
+        <w:rPr>
+          <w:rFonts w:ascii="Consolas" w:hAnsi="Consolas"/>
+          <w:sz w:val="17"/>
+        </w:rPr>
+        <w:t>TC-22</w:t>
+      </w:r>
+      <w:r>
+        <w:t xml:space="preserve"> to </w:t>
+      </w:r>
+      <w:r>
+        <w:rPr>
+          <w:rFonts w:ascii="Consolas" w:hAnsi="Consolas"/>
+          <w:sz w:val="17"/>
+        </w:rPr>
+        <w:t>TC-25</w:t>
+      </w:r>
+      <w:r>
+        <w:t xml:space="preserve"> - pass, which is what makes the confirmation outcomes, the reschedule, the end-to-end pathway and the record store results rather than claims. </w:t>
       </w:r>
       <w:r>
         <w:rPr>
@@ -16530,7 +18265,20 @@
               <w:rPr>
                 <w:sz w:val="16"/>
               </w:rPr>
-              <w:t>-</w:t>
+              <w:t xml:space="preserve">- </w:t>
+            </w:r>
+            <w:r>
+              <w:rPr>
+                <w:b/>
+                <w:sz w:val="16"/>
+              </w:rPr>
+              <w:t>The pass of 2026-10-13 makes the *assignment* complete and machine-checked</w:t>
+            </w:r>
+            <w:r>
+              <w:rPr>
+                <w:sz w:val="16"/>
+              </w:rPr>
+              <w:t xml:space="preserve"> - every user task carries the group of its lane and the bindings check fails without one - and the record store keeps what the workers did; neither is authentication or an audit trail, and neither closes this row.</w:t>
             </w:r>
           </w:p>
         </w:tc>
@@ -17000,7 +18748,7 @@
               <w:rPr>
                 <w:sz w:val="16"/>
               </w:rPr>
-              <w:t>Each simulated service keeps its ledger in memory, so it is per worker process and is cleared when the worker restarts. A duplicate-prevention result is therefore only valid within one worker process.</w:t>
+              <w:t>Each simulated service kept its ledger in memory, so it was per worker process and was cleared when the worker restarted, and a duplicate-prevention result was therefore only valid within one worker process.</w:t>
             </w:r>
           </w:p>
         </w:tc>
@@ -17042,22 +18790,42 @@
             </w:r>
             <w:r>
               <w:rPr>
-                <w:sz w:val="16"/>
-              </w:rPr>
-              <w:t>Accepted limitation of the simulation (</w:t>
+                <w:b/>
+                <w:sz w:val="16"/>
+              </w:rPr>
+              <w:t>Closed at the feedback pass</w:t>
+            </w:r>
+            <w:r>
+              <w:rPr>
+                <w:sz w:val="16"/>
+              </w:rPr>
+              <w:t xml:space="preserve"> for the part that was a defect: the ledgers are in the hospital's record store (an embedded H2 database), so a settled payment, a booked appointment and a recorded refund survive the worker process, which </w:t>
             </w:r>
             <w:r>
               <w:rPr>
                 <w:rFonts w:ascii="Consolas" w:hAnsi="Consolas"/>
                 <w:sz w:val="17"/>
               </w:rPr>
+              <w:t>PersistenceTest.recordsSurviveARestart</w:t>
+            </w:r>
+            <w:r>
+              <w:rPr>
+                <w:sz w:val="16"/>
+              </w:rPr>
+              <w:t xml:space="preserve"> drives. The *simulation* is unchanged and its limits with it (</w:t>
+            </w:r>
+            <w:r>
+              <w:rPr>
+                <w:rFonts w:ascii="Consolas" w:hAnsi="Consolas"/>
+                <w:sz w:val="17"/>
+              </w:rPr>
               <w:t>AS-12</w:t>
             </w:r>
             <w:r>
               <w:rPr>
                 <w:sz w:val="16"/>
               </w:rPr>
-              <w:t>)</w:t>
+              <w:t>): there is still no real diary, capacity, card processing or postage behind the services</w:t>
             </w:r>
           </w:p>
         </w:tc>
@@ -17079,7 +18847,232 @@
               <w:rPr>
                 <w:sz w:val="16"/>
               </w:rPr>
-              <w:t>State the limitation wherever a duplicate result is claimed</w:t>
+              <w:t>None needed for the ledger; the limitations of the simulated services are listed in section 7</w:t>
+            </w:r>
+          </w:p>
+        </w:tc>
+        <w:tc>
+          <w:tcPr>
+            <w:tcW w:type="dxa" w:w="2357"/>
+          </w:tcPr>
+          <w:p>
+            <w:pPr>
+              <w:spacing w:after="0"/>
+              <w:jc w:val="left"/>
+            </w:pPr>
+            <w:r>
+              <w:rPr>
+                <w:sz w:val="16"/>
+              </w:rPr>
+            </w:r>
+            <w:r>
+              <w:rPr>
+                <w:sz w:val="16"/>
+              </w:rPr>
+              <w:t>-</w:t>
+            </w:r>
+          </w:p>
+        </w:tc>
+      </w:tr>
+      <w:tr>
+        <w:tc>
+          <w:tcPr>
+            <w:tcW w:type="dxa" w:w="2357"/>
+          </w:tcPr>
+          <w:p>
+            <w:pPr>
+              <w:spacing w:after="0"/>
+              <w:jc w:val="left"/>
+            </w:pPr>
+            <w:r>
+              <w:rPr>
+                <w:sz w:val="16"/>
+              </w:rPr>
+            </w:r>
+            <w:r>
+              <w:rPr>
+                <w:sz w:val="16"/>
+              </w:rPr>
+              <w:t>DEF-15</w:t>
+            </w:r>
+          </w:p>
+        </w:tc>
+        <w:tc>
+          <w:tcPr>
+            <w:tcW w:type="dxa" w:w="2357"/>
+          </w:tcPr>
+          <w:p>
+            <w:pPr>
+              <w:spacing w:after="0"/>
+              <w:jc w:val="left"/>
+            </w:pPr>
+            <w:r>
+              <w:rPr>
+                <w:sz w:val="16"/>
+              </w:rPr>
+            </w:r>
+            <w:r>
+              <w:rPr>
+                <w:sz w:val="16"/>
+              </w:rPr>
+              <w:t xml:space="preserve">An </w:t>
+            </w:r>
+            <w:r>
+              <w:rPr>
+                <w:b/>
+                <w:sz w:val="16"/>
+              </w:rPr>
+              <w:t>optional</w:t>
+            </w:r>
+            <w:r>
+              <w:rPr>
+                <w:sz w:val="16"/>
+              </w:rPr>
+              <w:t xml:space="preserve"> list that was empty was refused as unusable by </w:t>
+            </w:r>
+            <w:r>
+              <w:rPr>
+                <w:rFonts w:ascii="Consolas" w:hAnsi="Consolas"/>
+                <w:sz w:val="17"/>
+              </w:rPr>
+              <w:t>Validate.checkVariables</w:t>
+            </w:r>
+            <w:r>
+              <w:rPr>
+                <w:sz w:val="16"/>
+              </w:rPr>
+              <w:t xml:space="preserve">, because the list rule rejected an empty list whatever the field's declaration said. Nothing hit it until a booking was sought twice: the first attempt writes back the </w:t>
+            </w:r>
+            <w:r>
+              <w:rPr>
+                <w:rFonts w:ascii="Consolas" w:hAnsi="Consolas"/>
+                <w:sz w:val="17"/>
+              </w:rPr>
+              <w:t>specialResources</w:t>
+            </w:r>
+            <w:r>
+              <w:rPr>
+                <w:sz w:val="16"/>
+              </w:rPr>
+              <w:t xml:space="preserve"> list it read - empty when the form left it empty - and the second attempt then refused what the first had written. Found by driving </w:t>
+            </w:r>
+            <w:r>
+              <w:rPr>
+                <w:rFonts w:ascii="Consolas" w:hAnsi="Consolas"/>
+                <w:sz w:val="17"/>
+              </w:rPr>
+              <w:t>TC-23</w:t>
+            </w:r>
+            <w:r>
+              <w:rPr>
+                <w:sz w:val="16"/>
+              </w:rPr>
+              <w:t>, the reschedule, whose whole point is a second attempt.</w:t>
+            </w:r>
+          </w:p>
+        </w:tc>
+        <w:tc>
+          <w:tcPr>
+            <w:tcW w:type="dxa" w:w="2357"/>
+          </w:tcPr>
+          <w:p>
+            <w:pPr>
+              <w:spacing w:after="0"/>
+              <w:jc w:val="left"/>
+            </w:pPr>
+            <w:r>
+              <w:rPr>
+                <w:sz w:val="16"/>
+              </w:rPr>
+            </w:r>
+            <w:r>
+              <w:rPr>
+                <w:sz w:val="16"/>
+              </w:rPr>
+              <w:t>Medium</w:t>
+            </w:r>
+          </w:p>
+        </w:tc>
+        <w:tc>
+          <w:tcPr>
+            <w:tcW w:type="dxa" w:w="2357"/>
+          </w:tcPr>
+          <w:p>
+            <w:pPr>
+              <w:spacing w:after="0"/>
+              <w:jc w:val="left"/>
+            </w:pPr>
+            <w:r>
+              <w:rPr>
+                <w:sz w:val="16"/>
+              </w:rPr>
+            </w:r>
+            <w:r>
+              <w:rPr>
+                <w:sz w:val="16"/>
+              </w:rPr>
+              <w:t xml:space="preserve">Fixed at the feedback pass: an empty list is a problem only where the field is required, which is where "names nothing, so nothing can be acted on" is true. </w:t>
+            </w:r>
+            <w:r>
+              <w:rPr>
+                <w:rFonts w:ascii="Consolas" w:hAnsi="Consolas"/>
+                <w:sz w:val="17"/>
+              </w:rPr>
+              <w:t>WorkersTest.anEmptyOptionalListIsNotAProblem</w:t>
+            </w:r>
+            <w:r>
+              <w:rPr>
+                <w:sz w:val="16"/>
+              </w:rPr>
+              <w:t xml:space="preserve"> holds both halves - an empty </w:t>
+            </w:r>
+            <w:r>
+              <w:rPr>
+                <w:rFonts w:ascii="Consolas" w:hAnsi="Consolas"/>
+                <w:sz w:val="17"/>
+              </w:rPr>
+              <w:t>specialResources</w:t>
+            </w:r>
+            <w:r>
+              <w:rPr>
+                <w:sz w:val="16"/>
+              </w:rPr>
+              <w:t xml:space="preserve"> is accepted, an empty </w:t>
+            </w:r>
+            <w:r>
+              <w:rPr>
+                <w:rFonts w:ascii="Consolas" w:hAnsi="Consolas"/>
+                <w:sz w:val="17"/>
+              </w:rPr>
+              <w:t>recipients</w:t>
+            </w:r>
+            <w:r>
+              <w:rPr>
+                <w:sz w:val="16"/>
+              </w:rPr>
+              <w:t xml:space="preserve"> is refused</w:t>
+            </w:r>
+          </w:p>
+        </w:tc>
+        <w:tc>
+          <w:tcPr>
+            <w:tcW w:type="dxa" w:w="2357"/>
+          </w:tcPr>
+          <w:p>
+            <w:pPr>
+              <w:spacing w:after="0"/>
+              <w:jc w:val="left"/>
+            </w:pPr>
+            <w:r>
+              <w:rPr>
+                <w:sz w:val="16"/>
+              </w:rPr>
+            </w:r>
+            <w:r>
+              <w:rPr>
+                <w:sz w:val="16"/>
+              </w:rPr>
+              <w:t>None needed</w:t>
             </w:r>
           </w:p>
         </w:tc>
@@ -19083,7 +21076,88 @@
               <w:rPr>
                 <w:sz w:val="16"/>
               </w:rPr>
-              <w:t>Not a real person and not a form submission, so task claiming, form validation and the candidate-group restriction are not tested (DEF-08).</w:t>
+              <w:t>Not a real person and not a form submission, so task claiming and the candidate-group restriction are not tested (DEF-08). The forms' own validation is tested separately, in the renderer library rather than in Tasklist.</w:t>
+            </w:r>
+          </w:p>
+        </w:tc>
+      </w:tr>
+      <w:tr>
+        <w:tc>
+          <w:tcPr>
+            <w:tcW w:type="dxa" w:w="4713"/>
+          </w:tcPr>
+          <w:p>
+            <w:pPr>
+              <w:spacing w:after="0"/>
+              <w:jc w:val="left"/>
+            </w:pPr>
+            <w:r>
+              <w:rPr>
+                <w:sz w:val="16"/>
+              </w:rPr>
+            </w:r>
+            <w:r>
+              <w:rPr>
+                <w:sz w:val="16"/>
+              </w:rPr>
+              <w:t>The hospital's own records (</w:t>
+            </w:r>
+            <w:r>
+              <w:rPr>
+                <w:rFonts w:ascii="Consolas" w:hAnsi="Consolas"/>
+                <w:sz w:val="17"/>
+              </w:rPr>
+              <w:t>workers/src/main/java/uk/ac/uwe/hprtas/workers/db/Database.java</w:t>
+            </w:r>
+            <w:r>
+              <w:rPr>
+                <w:sz w:val="16"/>
+              </w:rPr>
+              <w:t>)</w:t>
+            </w:r>
+          </w:p>
+        </w:tc>
+        <w:tc>
+          <w:tcPr>
+            <w:tcW w:type="dxa" w:w="4713"/>
+          </w:tcPr>
+          <w:p>
+            <w:pPr>
+              <w:spacing w:after="0"/>
+              <w:jc w:val="left"/>
+            </w:pPr>
+            <w:r>
+              <w:rPr>
+                <w:sz w:val="16"/>
+              </w:rPr>
+            </w:r>
+            <w:r>
+              <w:rPr>
+                <w:sz w:val="16"/>
+              </w:rPr>
+              <w:t>An embedded H2 database holding the patient register, the referrals, the appointments, the payment and refund ledger, the dispatches and the outstanding information requests. The engine runs every scenario against it.</w:t>
+            </w:r>
+          </w:p>
+        </w:tc>
+        <w:tc>
+          <w:tcPr>
+            <w:tcW w:type="dxa" w:w="4713"/>
+          </w:tcPr>
+          <w:p>
+            <w:pPr>
+              <w:spacing w:after="0"/>
+              <w:jc w:val="left"/>
+            </w:pPr>
+            <w:r>
+              <w:rPr>
+                <w:sz w:val="16"/>
+              </w:rPr>
+            </w:r>
+            <w:r>
+              <w:rPr>
+                <w:sz w:val="16"/>
+              </w:rPr>
+              <w:t>It is a single-user local database with no backup, no retention policy and no access control, and the records the scenarios write are discarded at the end of the run (an in-memory store). What it demonstrates is that the process reads and writes a record store rather than a variable scope, not that the hospital's data-protection obligations are met.</w:t>
             </w:r>
           </w:p>
         </w:tc>

--- a/tests/exports/test-plan.docx
+++ b/tests/exports/test-plan.docx
@@ -179,7 +179,7 @@
         <w:t>TC-25</w:t>
       </w:r>
       <w:r>
-        <w:t xml:space="preserve"> - name it as the working tree rather than a commit, because the pass is uncommitted: </w:t>
+        <w:t xml:space="preserve"> - name it as the working tree on </w:t>
       </w:r>
       <w:r>
         <w:rPr>
@@ -189,17 +189,27 @@
         <w:t>aba6b29</w:t>
       </w:r>
       <w:r>
-        <w:t xml:space="preserve"> is the commit the changes sit on and </w:t>
+        <w:t xml:space="preserve"> rather than a commit, because the pass was uncommitted when they were driven; it is committed at </w:t>
       </w:r>
       <w:r>
         <w:rPr>
           <w:rFonts w:ascii="Consolas" w:hAnsi="Consolas"/>
           <w:sz w:val="17"/>
         </w:rPr>
-        <w:t>git status</w:t>
+        <w:t>378b319</w:t>
       </w:r>
       <w:r>
-        <w:t xml:space="preserve"> says which files differ from it.</w:t>
+        <w:t xml:space="preserve">, which the tag </w:t>
+      </w:r>
+      <w:r>
+        <w:rPr>
+          <w:rFonts w:ascii="Consolas" w:hAnsi="Consolas"/>
+          <w:sz w:val="17"/>
+        </w:rPr>
+        <w:t>submission-2026-10-22</w:t>
+      </w:r>
+      <w:r>
+        <w:t xml:space="preserve"> names, and the runs of 2026-10-15 name that commit.</w:t>
       </w:r>
     </w:p>
     <w:p>
@@ -2573,7 +2583,47 @@
         <w:t>the text of the ten criteria has not been rewritten since.</w:t>
       </w:r>
       <w:r>
-        <w:t xml:space="preserve"> What has moved is the *verdict* on three of them - AC-05, AC-07 and AC-09 - each because the defect behind it was fixed, and each movement is recorded with the commit that caused it in </w:t>
+        <w:t xml:space="preserve"> The second release revises the *verdict* on them and the scenarios that measure them - </w:t>
+      </w:r>
+      <w:r>
+        <w:rPr>
+          <w:rFonts w:ascii="Consolas" w:hAnsi="Consolas"/>
+          <w:sz w:val="17"/>
+        </w:rPr>
+        <w:t>TC-22</w:t>
+      </w:r>
+      <w:r>
+        <w:t xml:space="preserve"> to </w:t>
+      </w:r>
+      <w:r>
+        <w:rPr>
+          <w:rFonts w:ascii="Consolas" w:hAnsi="Consolas"/>
+          <w:sz w:val="17"/>
+        </w:rPr>
+        <w:t>TC-25</w:t>
+      </w:r>
+      <w:r>
+        <w:t xml:space="preserve"> were added by the feedback pass and </w:t>
+      </w:r>
+      <w:r>
+        <w:rPr>
+          <w:rFonts w:ascii="Consolas" w:hAnsi="Consolas"/>
+          <w:sz w:val="17"/>
+        </w:rPr>
+        <w:t>TC-13</w:t>
+      </w:r>
+      <w:r>
+        <w:t xml:space="preserve"> and </w:t>
+      </w:r>
+      <w:r>
+        <w:rPr>
+          <w:rFonts w:ascii="Consolas" w:hAnsi="Consolas"/>
+          <w:sz w:val="17"/>
+        </w:rPr>
+        <w:t>TC-16</w:t>
+      </w:r>
+      <w:r>
+        <w:t xml:space="preserve"> were driven on 2026-10-15 - and this record says so rather than presenting a rewritten criteria set as if one existed. What has moved is the *verdict* on three of them - AC-05, AC-07 and AC-09 - each because the defect behind it was fixed, and each movement is recorded with the commit that caused it in </w:t>
       </w:r>
       <w:r>
         <w:rPr>
@@ -12828,7 +12878,7 @@
               <w:rPr>
                 <w:sz w:val="16"/>
               </w:rPr>
-              <w:t>-</w:t>
+              <w:t>2026-10-15</w:t>
             </w:r>
           </w:p>
         </w:tc>
@@ -12850,7 +12900,14 @@
               <w:rPr>
                 <w:sz w:val="16"/>
               </w:rPr>
-              <w:t>-</w:t>
+              <w:t xml:space="preserve">automated, </w:t>
+            </w:r>
+            <w:r>
+              <w:rPr>
+                <w:rFonts w:ascii="Consolas" w:hAnsi="Consolas"/>
+                <w:sz w:val="17"/>
+              </w:rPr>
+              <w:t>python tools/drive_tc13_contact_outcomes.py</w:t>
             </w:r>
           </w:p>
         </w:tc>
@@ -12870,9 +12927,10 @@
             </w:r>
             <w:r>
               <w:rPr>
-                <w:sz w:val="16"/>
-              </w:rPr>
-              <w:t>-</w:t>
+                <w:rFonts w:ascii="Consolas" w:hAnsi="Consolas"/>
+                <w:sz w:val="17"/>
+              </w:rPr>
+              <w:t>378b319</w:t>
             </w:r>
           </w:p>
         </w:tc>
@@ -12894,7 +12952,137 @@
               <w:rPr>
                 <w:sz w:val="16"/>
               </w:rPr>
-              <w:t>Not run - the contact outcomes are user tasks, and no scenario has completed one through Tasklist</w:t>
+              <w:t xml:space="preserve">Pass - three instances, one per outcome. </w:t>
+            </w:r>
+            <w:r>
+              <w:rPr>
+                <w:rFonts w:ascii="Consolas" w:hAnsi="Consolas"/>
+                <w:sz w:val="17"/>
+              </w:rPr>
+              <w:t>unanswered</w:t>
+            </w:r>
+            <w:r>
+              <w:rPr>
+                <w:sz w:val="16"/>
+              </w:rPr>
+              <w:t xml:space="preserve"> and </w:t>
+            </w:r>
+            <w:r>
+              <w:rPr>
+                <w:rFonts w:ascii="Consolas" w:hAnsi="Consolas"/>
+                <w:sz w:val="17"/>
+              </w:rPr>
+              <w:t>wrong_number</w:t>
+            </w:r>
+            <w:r>
+              <w:rPr>
+                <w:sz w:val="16"/>
+              </w:rPr>
+              <w:t xml:space="preserve"> take the default flow into </w:t>
+            </w:r>
+            <w:r>
+              <w:rPr>
+                <w:rFonts w:ascii="Consolas" w:hAnsi="Consolas"/>
+                <w:sz w:val="17"/>
+              </w:rPr>
+              <w:t>N_OB_RecordAttempt</w:t>
+            </w:r>
+            <w:r>
+              <w:rPr>
+                <w:sz w:val="16"/>
+              </w:rPr>
+              <w:t xml:space="preserve">, put the contact back and are completed again as </w:t>
+            </w:r>
+            <w:r>
+              <w:rPr>
+                <w:rFonts w:ascii="Consolas" w:hAnsi="Consolas"/>
+                <w:sz w:val="17"/>
+              </w:rPr>
+              <w:t>contacted</w:t>
+            </w:r>
+            <w:r>
+              <w:rPr>
+                <w:sz w:val="16"/>
+              </w:rPr>
+              <w:t xml:space="preserve">; </w:t>
+            </w:r>
+            <w:r>
+              <w:rPr>
+                <w:rFonts w:ascii="Consolas" w:hAnsi="Consolas"/>
+                <w:sz w:val="17"/>
+              </w:rPr>
+              <w:t>alternative_requested</w:t>
+            </w:r>
+            <w:r>
+              <w:rPr>
+                <w:sz w:val="16"/>
+              </w:rPr>
+              <w:t xml:space="preserve"> takes </w:t>
+            </w:r>
+            <w:r>
+              <w:rPr>
+                <w:rFonts w:ascii="Consolas" w:hAnsi="Consolas"/>
+                <w:sz w:val="17"/>
+              </w:rPr>
+              <w:t>F33</w:t>
+            </w:r>
+            <w:r>
+              <w:rPr>
+                <w:sz w:val="16"/>
+              </w:rPr>
+              <w:t xml:space="preserve"> back into the booking (</w:t>
+            </w:r>
+            <w:r>
+              <w:rPr>
+                <w:rFonts w:ascii="Consolas" w:hAnsi="Consolas"/>
+                <w:sz w:val="17"/>
+              </w:rPr>
+              <w:t>N_OB_PrepareRequest</w:t>
+            </w:r>
+            <w:r>
+              <w:rPr>
+                <w:sz w:val="16"/>
+              </w:rPr>
+              <w:t xml:space="preserve"> reached a second time) and the second contact confirms. Every instance ended at </w:t>
+            </w:r>
+            <w:r>
+              <w:rPr>
+                <w:rFonts w:ascii="Consolas" w:hAnsi="Consolas"/>
+                <w:sz w:val="17"/>
+              </w:rPr>
+              <w:t>N_OB_AppointmentArranged</w:t>
+            </w:r>
+            <w:r>
+              <w:rPr>
+                <w:sz w:val="16"/>
+              </w:rPr>
+              <w:t xml:space="preserve"> with no attempt losing the appointment. </w:t>
+            </w:r>
+            <w:r>
+              <w:rPr>
+                <w:b/>
+                <w:sz w:val="16"/>
+              </w:rPr>
+              <w:t>Limit:</w:t>
+            </w:r>
+            <w:r>
+              <w:rPr>
+                <w:sz w:val="16"/>
+              </w:rPr>
+              <w:t xml:space="preserve"> the tasks were completed through the API with the variables a validated form would supply; no task was claimed by a signed-in user (</w:t>
+            </w:r>
+            <w:r>
+              <w:rPr>
+                <w:rFonts w:ascii="Consolas" w:hAnsi="Consolas"/>
+                <w:sz w:val="17"/>
+              </w:rPr>
+              <w:t>DEF-08</w:t>
+            </w:r>
+            <w:r>
+              <w:rPr>
+                <w:sz w:val="16"/>
+              </w:rPr>
+              <w:t>)</w:t>
             </w:r>
           </w:p>
         </w:tc>
@@ -12914,9 +13102,10 @@
             </w:r>
             <w:r>
               <w:rPr>
-                <w:sz w:val="16"/>
-              </w:rPr>
-              <w:t>-</w:t>
+                <w:rFonts w:ascii="Consolas" w:hAnsi="Consolas"/>
+                <w:sz w:val="17"/>
+              </w:rPr>
+              <w:t>evidence/TC-13_telephone-contact-outcomes_378b319_2026-10-15.txt</w:t>
             </w:r>
           </w:p>
         </w:tc>
@@ -13365,7 +13554,7 @@
               <w:rPr>
                 <w:sz w:val="16"/>
               </w:rPr>
-              <w:t>-</w:t>
+              <w:t>2026-10-15</w:t>
             </w:r>
           </w:p>
         </w:tc>
@@ -13387,7 +13576,14 @@
               <w:rPr>
                 <w:sz w:val="16"/>
               </w:rPr>
-              <w:t>-</w:t>
+              <w:t xml:space="preserve">automated, </w:t>
+            </w:r>
+            <w:r>
+              <w:rPr>
+                <w:rFonts w:ascii="Consolas" w:hAnsi="Consolas"/>
+                <w:sz w:val="17"/>
+              </w:rPr>
+              <w:t>python tools/drive_tc16_letter_overdue_timer.py</w:t>
             </w:r>
           </w:p>
         </w:tc>
@@ -13407,9 +13603,10 @@
             </w:r>
             <w:r>
               <w:rPr>
-                <w:sz w:val="16"/>
-              </w:rPr>
-              <w:t>-</w:t>
+                <w:rFonts w:ascii="Consolas" w:hAnsi="Consolas"/>
+                <w:sz w:val="17"/>
+              </w:rPr>
+              <w:t>378b319</w:t>
             </w:r>
           </w:p>
         </w:tc>
@@ -13431,7 +13628,137 @@
               <w:rPr>
                 <w:sz w:val="16"/>
               </w:rPr>
-              <w:t>Not run - needs a letter left outstanding past seven days so the timer fires</w:t>
+              <w:t xml:space="preserve">Pass - two instances. The </w:t>
+            </w:r>
+            <w:r>
+              <w:rPr>
+                <w:rFonts w:ascii="Consolas" w:hAnsi="Consolas"/>
+                <w:sz w:val="17"/>
+              </w:rPr>
+              <w:t>P7D</w:t>
+            </w:r>
+            <w:r>
+              <w:rPr>
+                <w:sz w:val="16"/>
+              </w:rPr>
+              <w:t xml:space="preserve"> boundary timer on </w:t>
+            </w:r>
+            <w:r>
+              <w:rPr>
+                <w:rFonts w:ascii="Consolas" w:hAnsi="Consolas"/>
+                <w:sz w:val="17"/>
+              </w:rPr>
+              <w:t>N_C_ApproveLetter</w:t>
+            </w:r>
+            <w:r>
+              <w:rPr>
+                <w:sz w:val="16"/>
+              </w:rPr>
+              <w:t xml:space="preserve"> fired with no worker involved (</w:t>
+            </w:r>
+            <w:r>
+              <w:rPr>
+                <w:rFonts w:ascii="Consolas" w:hAnsi="Consolas"/>
+                <w:sz w:val="17"/>
+              </w:rPr>
+              <w:t>B_C_LetterOverdue</w:t>
+            </w:r>
+            <w:r>
+              <w:rPr>
+                <w:sz w:val="16"/>
+              </w:rPr>
+              <w:t xml:space="preserve"> completed, </w:t>
+            </w:r>
+            <w:r>
+              <w:rPr>
+                <w:rFonts w:ascii="Consolas" w:hAnsi="Consolas"/>
+                <w:sz w:val="17"/>
+              </w:rPr>
+              <w:t>N_C_ApproveLetter</w:t>
+            </w:r>
+            <w:r>
+              <w:rPr>
+                <w:sz w:val="16"/>
+              </w:rPr>
+              <w:t xml:space="preserve"> terminated), the outstanding letter entered monitoring and took </w:t>
+            </w:r>
+            <w:r>
+              <w:rPr>
+                <w:rFonts w:ascii="Consolas" w:hAnsi="Consolas"/>
+                <w:sz w:val="17"/>
+              </w:rPr>
+              <w:t>N_PC_IssueReminder</w:t>
+            </w:r>
+            <w:r>
+              <w:rPr>
+                <w:sz w:val="16"/>
+              </w:rPr>
+              <w:t xml:space="preserve"> and </w:t>
+            </w:r>
+            <w:r>
+              <w:rPr>
+                <w:rFonts w:ascii="Consolas" w:hAnsi="Consolas"/>
+                <w:sz w:val="17"/>
+              </w:rPr>
+              <w:t>N_PC_OverdueDuration</w:t>
+            </w:r>
+            <w:r>
+              <w:rPr>
+                <w:sz w:val="16"/>
+              </w:rPr>
+              <w:t xml:space="preserve"> (</w:t>
+            </w:r>
+            <w:r>
+              <w:rPr>
+                <w:rFonts w:ascii="Consolas" w:hAnsi="Consolas"/>
+                <w:sz w:val="17"/>
+              </w:rPr>
+              <w:t>over_three_months</w:t>
+            </w:r>
+            <w:r>
+              <w:rPr>
+                <w:sz w:val="16"/>
+              </w:rPr>
+              <w:t xml:space="preserve">) to </w:t>
+            </w:r>
+            <w:r>
+              <w:rPr>
+                <w:rFonts w:ascii="Consolas" w:hAnsi="Consolas"/>
+                <w:sz w:val="17"/>
+              </w:rPr>
+              <w:t>N_AM_Escalated</w:t>
+            </w:r>
+            <w:r>
+              <w:rPr>
+                <w:sz w:val="16"/>
+              </w:rPr>
+              <w:t xml:space="preserve">; the in-target letter ended at </w:t>
+            </w:r>
+            <w:r>
+              <w:rPr>
+                <w:rFonts w:ascii="Consolas" w:hAnsi="Consolas"/>
+                <w:sz w:val="17"/>
+              </w:rPr>
+              <w:t>N_PC_LetterOnTrack</w:t>
+            </w:r>
+            <w:r>
+              <w:rPr>
+                <w:sz w:val="16"/>
+              </w:rPr>
+              <w:t xml:space="preserve"> with no reminder. </w:t>
+            </w:r>
+            <w:r>
+              <w:rPr>
+                <w:b/>
+                <w:sz w:val="16"/>
+              </w:rPr>
+              <w:t>Limits:</w:t>
+            </w:r>
+            <w:r>
+              <w:rPr>
+                <w:sz w:val="16"/>
+              </w:rPr>
+              <w:t xml:space="preserve"> the engine clock was advanced eight days for the run - the method, and what the alternative operations do on this build, are in the record - and the escalation thresholds are recorded data rather than measured periods</w:t>
             </w:r>
           </w:p>
         </w:tc>
@@ -13451,9 +13778,10 @@
             </w:r>
             <w:r>
               <w:rPr>
-                <w:sz w:val="16"/>
-              </w:rPr>
-              <w:t>-</w:t>
+                <w:rFonts w:ascii="Consolas" w:hAnsi="Consolas"/>
+                <w:sz w:val="17"/>
+              </w:rPr>
+              <w:t>evidence/TC-16_letter-overdue-timer_378b319_2026-10-15.txt</w:t>
             </w:r>
           </w:p>
         </w:tc>
@@ -16032,16 +16360,76 @@
         <w:t>2c3c2eb</w:t>
       </w:r>
       <w:r>
-        <w:t xml:space="preserve">, and extended at the working tree of 2026-10-13: </w:t>
+        <w:t xml:space="preserve">, extended at the working tree of 2026-10-13, and completed at </w:t>
+      </w:r>
+      <w:r>
+        <w:rPr>
+          <w:rFonts w:ascii="Consolas" w:hAnsi="Consolas"/>
+          <w:sz w:val="17"/>
+        </w:rPr>
+        <w:t>378b319</w:t>
+      </w:r>
+      <w:r>
+        <w:t xml:space="preserve"> on 2026-10-15: </w:t>
       </w:r>
       <w:r>
         <w:rPr>
           <w:b/>
         </w:rPr>
-        <w:t>23 of the 25 scenarios have a recorded result - 16 pass, 7 pass only in part. Two have never been run: `TC-13` and `TC-16`.</w:t>
+        <w:t>every scenario now has a recorded result - 25 of 25, 18 pass and 7 pass only in part.</w:t>
       </w:r>
       <w:r>
-        <w:t xml:space="preserve"> The four added by the feedback pass - </w:t>
+        <w:t xml:space="preserve"> </w:t>
+      </w:r>
+      <w:r>
+        <w:rPr>
+          <w:rFonts w:ascii="Consolas" w:hAnsi="Consolas"/>
+          <w:sz w:val="17"/>
+        </w:rPr>
+        <w:t>TC-13</w:t>
+      </w:r>
+      <w:r>
+        <w:t xml:space="preserve"> and </w:t>
+      </w:r>
+      <w:r>
+        <w:rPr>
+          <w:rFonts w:ascii="Consolas" w:hAnsi="Consolas"/>
+          <w:sz w:val="17"/>
+        </w:rPr>
+        <w:t>TC-16</w:t>
+      </w:r>
+      <w:r>
+        <w:t xml:space="preserve">, the two the plan had never run, are driven by </w:t>
+      </w:r>
+      <w:r>
+        <w:rPr>
+          <w:rFonts w:ascii="Consolas" w:hAnsi="Consolas"/>
+          <w:sz w:val="17"/>
+        </w:rPr>
+        <w:t>tools/drive_tc13_contact_outcomes.py</w:t>
+      </w:r>
+      <w:r>
+        <w:t xml:space="preserve"> and </w:t>
+      </w:r>
+      <w:r>
+        <w:rPr>
+          <w:rFonts w:ascii="Consolas" w:hAnsi="Consolas"/>
+          <w:sz w:val="17"/>
+        </w:rPr>
+        <w:t>tools/drive_tc16_letter_overdue_timer.py</w:t>
+      </w:r>
+      <w:r>
+        <w:t>, each a pass with the limit stated in its row, and the suite itself was re-run at the same commit (</w:t>
+      </w:r>
+      <w:r>
+        <w:rPr>
+          <w:rFonts w:ascii="Consolas" w:hAnsi="Consolas"/>
+          <w:sz w:val="17"/>
+        </w:rPr>
+        <w:t>evidence/workers-and-models_378b319_2026-10-15.txt</w:t>
+      </w:r>
+      <w:r>
+        <w:t xml:space="preserve">). The four added by the feedback pass - </w:t>
       </w:r>
       <w:r>
         <w:rPr>
@@ -16141,7 +16529,37 @@
         <w:t>TC-03</w:t>
       </w:r>
       <w:r>
-        <w:t>'s missing-documentation half. Eight of the ten acceptance criteria have a fully passing result: AC-01, AC-02, AC-03, AC-04, AC-05, AC-08, AC-09 and AC-10.</w:t>
+        <w:t xml:space="preserve">'s missing-documentation half. Eight of the ten acceptance criteria have a fully passing result: AC-01, AC-02, AC-03, AC-04, AC-05, AC-08, AC-09 and AC-10, and with </w:t>
+      </w:r>
+      <w:r>
+        <w:rPr>
+          <w:rFonts w:ascii="Consolas" w:hAnsi="Consolas"/>
+          <w:sz w:val="17"/>
+        </w:rPr>
+        <w:t>TC-13</w:t>
+      </w:r>
+      <w:r>
+        <w:t xml:space="preserve"> and </w:t>
+      </w:r>
+      <w:r>
+        <w:rPr>
+          <w:rFonts w:ascii="Consolas" w:hAnsi="Consolas"/>
+          <w:sz w:val="17"/>
+        </w:rPr>
+        <w:t>TC-16</w:t>
+      </w:r>
+      <w:r>
+        <w:t xml:space="preserve"> driven on 2026-10-15 the two criteria that were partial for want of a run have that run: AC-06's timer half and AC-01's telephone-contact half. What the runs still do not show is a form submitted by a signed-in user (</w:t>
+      </w:r>
+      <w:r>
+        <w:rPr>
+          <w:rFonts w:ascii="Consolas" w:hAnsi="Consolas"/>
+          <w:sz w:val="17"/>
+        </w:rPr>
+        <w:t>DEF-08</w:t>
+      </w:r>
+      <w:r>
+        <w:t>).</w:t>
       </w:r>
     </w:p>
     <w:p>

--- a/tests/exports/test-plan.docx
+++ b/tests/exports/test-plan.docx
@@ -13758,7 +13758,33 @@
               <w:rPr>
                 <w:sz w:val="16"/>
               </w:rPr>
-              <w:t xml:space="preserve"> the engine clock was advanced eight days for the run - the method, and what the alternative operations do on this build, are in the record - and the escalation thresholds are recorded data rather than measured periods</w:t>
+              <w:t xml:space="preserve"> the engine clock was advanced eight days for the run - the method, and what the alternative operations do on this build, are in the record - and the escalation thresholds are recorded data rather than measured periods. </w:t>
+            </w:r>
+            <w:r>
+              <w:rPr>
+                <w:b/>
+                <w:sz w:val="16"/>
+              </w:rPr>
+              <w:t>Re-driven on the changed tree (2026-10-15):</w:t>
+            </w:r>
+            <w:r>
+              <w:rPr>
+                <w:sz w:val="16"/>
+              </w:rPr>
+              <w:t xml:space="preserve"> the escalation path now carries the merge gateway </w:t>
+            </w:r>
+            <w:r>
+              <w:rPr>
+                <w:rFonts w:ascii="Consolas" w:hAnsi="Consolas"/>
+                <w:sz w:val="17"/>
+              </w:rPr>
+              <w:t>N_AM_MergeEscalation</w:t>
+            </w:r>
+            <w:r>
+              <w:rPr>
+                <w:sz w:val="16"/>
+              </w:rPr>
+              <w:t>, and both instances passed again</w:t>
             </w:r>
           </w:p>
         </w:tc>
@@ -13782,6 +13808,19 @@
                 <w:sz w:val="17"/>
               </w:rPr>
               <w:t>evidence/TC-16_letter-overdue-timer_378b319_2026-10-15.txt</w:t>
+            </w:r>
+            <w:r>
+              <w:rPr>
+                <w:sz w:val="16"/>
+              </w:rPr>
+              <w:t xml:space="preserve">; </w:t>
+            </w:r>
+            <w:r>
+              <w:rPr>
+                <w:rFonts w:ascii="Consolas" w:hAnsi="Consolas"/>
+                <w:sz w:val="17"/>
+              </w:rPr>
+              <w:t>evidence/merge-gateways-and-the-verification-chain_working-tree_2026-10-15.txt</w:t>
             </w:r>
           </w:p>
         </w:tc>
@@ -16429,7 +16468,46 @@
         <w:t>evidence/workers-and-models_378b319_2026-10-15.txt</w:t>
       </w:r>
       <w:r>
-        <w:t xml:space="preserve">). The four added by the feedback pass - </w:t>
+        <w:t xml:space="preserve">). </w:t>
+      </w:r>
+      <w:r>
+        <w:rPr>
+          <w:b/>
+        </w:rPr>
+        <w:t>A later run on the working tree</w:t>
+      </w:r>
+      <w:r>
+        <w:t xml:space="preserve"> - two merging gateways added to </w:t>
+      </w:r>
+      <w:r>
+        <w:rPr>
+          <w:rFonts w:ascii="Consolas" w:hAnsi="Consolas"/>
+          <w:sz w:val="17"/>
+        </w:rPr>
+        <w:t>core-2</w:t>
+      </w:r>
+      <w:r>
+        <w:t xml:space="preserve"> and </w:t>
+      </w:r>
+      <w:r>
+        <w:rPr>
+          <w:rFonts w:ascii="Consolas" w:hAnsi="Consolas"/>
+          <w:sz w:val="17"/>
+        </w:rPr>
+        <w:t>core-3</w:t>
+      </w:r>
+      <w:r>
+        <w:t xml:space="preserve">, and the paths they carry re-driven - is recorded in </w:t>
+      </w:r>
+      <w:r>
+        <w:rPr>
+          <w:rFonts w:ascii="Consolas" w:hAnsi="Consolas"/>
+          <w:sz w:val="17"/>
+        </w:rPr>
+        <w:t>evidence/merge-gateways-and-the-verification-chain_working-tree_2026-10-15.txt</w:t>
+      </w:r>
+      <w:r>
+        <w:t xml:space="preserve">. The four added by the feedback pass - </w:t>
       </w:r>
       <w:r>
         <w:rPr>

--- a/tests/exports/test-plan.docx
+++ b/tests/exports/test-plan.docx
@@ -199,7 +199,7 @@
         <w:t>378b319</w:t>
       </w:r>
       <w:r>
-        <w:t xml:space="preserve">, which the tag </w:t>
+        <w:t xml:space="preserve">, the commit the tag </w:t>
       </w:r>
       <w:r>
         <w:rPr>
@@ -209,7 +209,7 @@
         <w:t>submission-2026-10-22</w:t>
       </w:r>
       <w:r>
-        <w:t xml:space="preserve"> names, and the runs of 2026-10-15 name that commit.</w:t>
+        <w:t xml:space="preserve"> was made on, and the runs of 2026-10-15 name that commit. The tag was later re-pointed onto the sprint's later commits, which change models but no form and no worker source.</w:t>
       </w:r>
     </w:p>
     <w:p>

--- a/tests/exports/test-plan.docx
+++ b/tests/exports/test-plan.docx
@@ -20417,7 +20417,46 @@
               <w:rPr>
                 <w:sz w:val="16"/>
               </w:rPr>
-              <w:t>) is corrected text but still on a single flow, so still not enforced; enforcing it needs a gateway on that path too.</w:t>
+              <w:t xml:space="preserve">) fixed at the 2026-10-19 worktree: the condition now sits on </w:t>
+            </w:r>
+            <w:r>
+              <w:rPr>
+                <w:rFonts w:ascii="Consolas" w:hAnsi="Consolas"/>
+                <w:sz w:val="17"/>
+              </w:rPr>
+              <w:t>N_CL_ChargeImpactDecision</w:t>
+            </w:r>
+            <w:r>
+              <w:rPr>
+                <w:sz w:val="16"/>
+              </w:rPr>
+              <w:t xml:space="preserve"> (</w:t>
+            </w:r>
+            <w:r>
+              <w:rPr>
+                <w:rFonts w:ascii="Consolas" w:hAnsi="Consolas"/>
+                <w:sz w:val="17"/>
+              </w:rPr>
+              <w:t>F41</w:t>
+            </w:r>
+            <w:r>
+              <w:rPr>
+                <w:sz w:val="16"/>
+              </w:rPr>
+              <w:t xml:space="preserve"> affectsCharge=true, </w:t>
+            </w:r>
+            <w:r>
+              <w:rPr>
+                <w:rFonts w:ascii="Consolas" w:hAnsi="Consolas"/>
+                <w:sz w:val="17"/>
+              </w:rPr>
+              <w:t>F56</w:t>
+            </w:r>
+            <w:r>
+              <w:rPr>
+                <w:sz w:val="16"/>
+              </w:rPr>
+              <w:t xml:space="preserve"> default), and both answers were driven in the branch suite. No executable model now carries a condition on an activity's only outgoing flow.</w:t>
             </w:r>
           </w:p>
         </w:tc>
@@ -20439,7 +20478,7 @@
               <w:rPr>
                 <w:sz w:val="16"/>
               </w:rPr>
-              <w:t>Until a condition sits on a gateway, read it as intent rather than as a guard</w:t>
+              <w:t>None in the executable models; the strategic view's condition remains documentation, not a guard</w:t>
             </w:r>
           </w:p>
         </w:tc>

--- a/tests/exports/test-plan.docx
+++ b/tests/exports/test-plan.docx
@@ -17071,7 +17071,7 @@
     </w:p>
     <w:p>
       <w:r>
-        <w:t xml:space="preserve">What the re-run still does not cover is unchanged: </w:t>
+        <w:t xml:space="preserve">What that re-run did not cover, and where it stands now: </w:t>
       </w:r>
       <w:r>
         <w:rPr>
@@ -17091,7 +17091,17 @@
         <w:t>TC-16</w:t>
       </w:r>
       <w:r>
-        <w:t xml:space="preserve"> have still never been run, the user-task variables are still supplied with the completion call rather than by a signed-in user (</w:t>
+        <w:t xml:space="preserve"> were not run at that point - both were driven on 15 October at </w:t>
+      </w:r>
+      <w:r>
+        <w:rPr>
+          <w:rFonts w:ascii="Consolas" w:hAnsi="Consolas"/>
+          <w:sz w:val="17"/>
+        </w:rPr>
+        <w:t>378b319</w:t>
+      </w:r>
+      <w:r>
+        <w:t xml:space="preserve"> - the user-task variables are supplied with the completion call rather than by a signed-in user (</w:t>
       </w:r>
       <w:r>
         <w:rPr>
@@ -17101,7 +17111,7 @@
         <w:t>DEF-08</w:t>
       </w:r>
       <w:r>
-        <w:t>), role-based access cannot be exercised at all (</w:t>
+        <w:t>), and role-based access cannot be exercised (</w:t>
       </w:r>
       <w:r>
         <w:rPr>
@@ -17111,7 +17121,7 @@
         <w:t>DEF-07</w:t>
       </w:r>
       <w:r>
-        <w:t xml:space="preserve">), and the one condition </w:t>
+        <w:t xml:space="preserve">); the last two remain open. The condition </w:t>
       </w:r>
       <w:r>
         <w:rPr>
@@ -17121,7 +17131,7 @@
         <w:t>DEF-14</w:t>
       </w:r>
       <w:r>
-        <w:t xml:space="preserve"> leaves on an activity's only outgoing flow is still documentation of intent rather than a guard.</w:t>
+        <w:t xml:space="preserve"> then left on an activity's only outgoing flow was documentation of intent rather than a guard; it now decides at a gateway (2026-10-19).</w:t>
       </w:r>
     </w:p>
     <w:p>
